--- a/Final-Report/CB012446 - Savindu Fernando - ECDWA.docx
+++ b/Final-Report/CB012446 - Savindu Fernando - ECDWA.docx
@@ -2,727 +2,204 @@
 <file path=word/document.xml><?xml version="1.0" encoding="utf-8"?>
 <w:document xmlns:wpc="http://schemas.microsoft.com/office/word/2010/wordprocessingCanvas" xmlns:cx="http://schemas.microsoft.com/office/drawing/2014/chartex" xmlns:cx1="http://schemas.microsoft.com/office/drawing/2015/9/8/chartex" xmlns:cx2="http://schemas.microsoft.com/office/drawing/2015/10/21/chartex" xmlns:cx3="http://schemas.microsoft.com/office/drawing/2016/5/9/chartex" xmlns:cx4="http://schemas.microsoft.com/office/drawing/2016/5/10/chartex" xmlns:cx5="http://schemas.microsoft.com/office/drawing/2016/5/11/chartex" xmlns:cx6="http://schemas.microsoft.com/office/drawing/2016/5/12/chartex" xmlns:cx7="http://schemas.microsoft.com/office/drawing/2016/5/13/chartex" xmlns:cx8="http://schemas.microsoft.com/office/drawing/2016/5/14/chartex" xmlns:mc="http://schemas.openxmlformats.org/markup-compatibility/2006" xmlns:aink="http://schemas.microsoft.com/office/drawing/2016/ink" xmlns:am3d="http://schemas.microsoft.com/office/drawing/2017/model3d" xmlns:o="urn:schemas-microsoft-com:office:office" xmlns:oel="http://schemas.microsoft.com/office/2019/extlst" xmlns:r="http://schemas.openxmlformats.org/officeDocument/2006/relationships" xmlns:m="http://schemas.openxmlformats.org/officeDocument/2006/math" xmlns:v="urn:schemas-microsoft-com:vml" xmlns:wp14="http://schemas.microsoft.com/office/word/2010/wordprocessingDrawing" xmlns:wp="http://schemas.openxmlformats.org/drawingml/2006/wordprocessingDrawing" xmlns:w10="urn:schemas-microsoft-com:office:word" xmlns:w="http://schemas.openxmlformats.org/wordprocessingml/2006/main" xmlns:w14="http://schemas.microsoft.com/office/word/2010/wordml" xmlns:w15="http://schemas.microsoft.com/office/word/2012/wordml" xmlns:w16cex="http://schemas.microsoft.com/office/word/2018/wordml/cex" xmlns:w16cid="http://schemas.microsoft.com/office/word/2016/wordml/cid" xmlns:w16="http://schemas.microsoft.com/office/word/2018/wordml" xmlns:w16du="http://schemas.microsoft.com/office/word/2023/wordml/word16du" xmlns:w16sdtdh="http://schemas.microsoft.com/office/word/2020/wordml/sdtdatahash" xmlns:w16sdtfl="http://schemas.microsoft.com/office/word/2024/wordml/sdtformatlock" xmlns:w16se="http://schemas.microsoft.com/office/word/2015/wordml/symex" xmlns:wpg="http://schemas.microsoft.com/office/word/2010/wordprocessingGroup" xmlns:wpi="http://schemas.microsoft.com/office/word/2010/wordprocessingInk" xmlns:wne="http://schemas.microsoft.com/office/word/2006/wordml" xmlns:wps="http://schemas.microsoft.com/office/word/2010/wordprocessingShape" mc:Ignorable="w14 w15 w16se w16cid w16 w16cex w16sdtdh w16sdtfl w16du wp14">
   <w:body>
-    <w:p>
-      <w:pPr>
-        <w:rPr>
-          <w:rFonts w:ascii="Times New Roman" w:hAnsi="Times New Roman" w:cs="Times New Roman"/>
-        </w:rPr>
-      </w:pPr>
-    </w:p>
-    <w:p>
-      <w:pPr>
-        <w:rPr>
-          <w:rFonts w:ascii="Times New Roman" w:hAnsi="Times New Roman" w:cs="Times New Roman"/>
-        </w:rPr>
-      </w:pPr>
-      <w:r>
-        <w:rPr>
-          <w:rFonts w:ascii="Times New Roman" w:hAnsi="Times New Roman" w:cs="Times New Roman"/>
-        </w:rPr>
+    <w:p/>
+    <w:p>
+      <w:r>
         <w:br w:type="page"/>
       </w:r>
     </w:p>
     <w:p>
-      <w:pPr>
-        <w:rPr>
-          <w:rFonts w:ascii="Times New Roman" w:hAnsi="Times New Roman" w:cs="Times New Roman"/>
-          <w:b/>
-          <w:bCs/>
-        </w:rPr>
-      </w:pPr>
-      <w:r>
-        <w:rPr>
-          <w:rFonts w:ascii="Times New Roman" w:hAnsi="Times New Roman" w:cs="Times New Roman"/>
-          <w:b/>
-          <w:bCs/>
-        </w:rPr>
+      <w:r>
         <w:lastRenderedPageBreak/>
         <w:t>Abstract</w:t>
       </w:r>
     </w:p>
     <w:p>
-      <w:pPr>
-        <w:rPr>
-          <w:rFonts w:ascii="Times New Roman" w:hAnsi="Times New Roman" w:cs="Times New Roman"/>
-        </w:rPr>
-      </w:pPr>
-      <w:r>
-        <w:rPr>
-          <w:rFonts w:ascii="Times New Roman" w:hAnsi="Times New Roman" w:cs="Times New Roman"/>
-        </w:rPr>
+      <w:r>
         <w:t>This report presents the complete engineering lifecycle of the </w:t>
       </w:r>
       <w:proofErr w:type="spellStart"/>
       <w:r>
-        <w:rPr>
-          <w:rFonts w:ascii="Times New Roman" w:hAnsi="Times New Roman" w:cs="Times New Roman"/>
-          <w:b/>
-          <w:bCs/>
-        </w:rPr>
         <w:t>AeroLink</w:t>
       </w:r>
       <w:proofErr w:type="spellEnd"/>
       <w:r>
-        <w:rPr>
-          <w:rFonts w:ascii="Times New Roman" w:hAnsi="Times New Roman" w:cs="Times New Roman"/>
-          <w:b/>
-          <w:bCs/>
-        </w:rPr>
-        <w:t xml:space="preserve"> Airline Systems Platform</w:t>
-      </w:r>
-      <w:r>
-        <w:rPr>
-          <w:rFonts w:ascii="Times New Roman" w:hAnsi="Times New Roman" w:cs="Times New Roman"/>
-        </w:rPr>
-        <w:t>, transitioning a legacy monolithic aviation system into a highly resilient, cloud-native, microservices-based architecture. Deployed on </w:t>
-      </w:r>
-      <w:r>
-        <w:rPr>
-          <w:rFonts w:ascii="Times New Roman" w:hAnsi="Times New Roman" w:cs="Times New Roman"/>
-          <w:b/>
-          <w:bCs/>
-        </w:rPr>
-        <w:t>Amazon Web Services (AWS)</w:t>
-      </w:r>
-      <w:r>
-        <w:rPr>
-          <w:rFonts w:ascii="Times New Roman" w:hAnsi="Times New Roman" w:cs="Times New Roman"/>
-        </w:rPr>
-        <w:t> using </w:t>
-      </w:r>
-      <w:r>
-        <w:rPr>
-          <w:rFonts w:ascii="Times New Roman" w:hAnsi="Times New Roman" w:cs="Times New Roman"/>
-          <w:b/>
-          <w:bCs/>
-        </w:rPr>
-        <w:t>Amazon EKS</w:t>
-      </w:r>
-      <w:r>
-        <w:rPr>
-          <w:rFonts w:ascii="Times New Roman" w:hAnsi="Times New Roman" w:cs="Times New Roman"/>
-        </w:rPr>
-        <w:t>, the platform orchestrates 8 asynchronous, loosely coupled services (API Gateway, Flight, Booking, Passenger, Baggage, Payment, Notification, and Realtime Services). Data integrity is maintained using a </w:t>
-      </w:r>
-      <w:r>
-        <w:rPr>
-          <w:rFonts w:ascii="Times New Roman" w:hAnsi="Times New Roman" w:cs="Times New Roman"/>
-          <w:b/>
-          <w:bCs/>
-        </w:rPr>
-        <w:t>Database-per-Service pattern</w:t>
-      </w:r>
-      <w:r>
-        <w:rPr>
-          <w:rFonts w:ascii="Times New Roman" w:hAnsi="Times New Roman" w:cs="Times New Roman"/>
-        </w:rPr>
-        <w:t> incorporating relational </w:t>
-      </w:r>
-      <w:r>
-        <w:rPr>
-          <w:rFonts w:ascii="Times New Roman" w:hAnsi="Times New Roman" w:cs="Times New Roman"/>
-          <w:b/>
-          <w:bCs/>
-        </w:rPr>
-        <w:t>Amazon RDS PostgreSQL</w:t>
-      </w:r>
-      <w:r>
-        <w:rPr>
-          <w:rFonts w:ascii="Times New Roman" w:hAnsi="Times New Roman" w:cs="Times New Roman"/>
-        </w:rPr>
-        <w:t> databases with high-throughput </w:t>
-      </w:r>
-      <w:r>
-        <w:rPr>
-          <w:rFonts w:ascii="Times New Roman" w:hAnsi="Times New Roman" w:cs="Times New Roman"/>
-          <w:b/>
-          <w:bCs/>
-        </w:rPr>
-        <w:t>Amazon DynamoDB</w:t>
-      </w:r>
-      <w:r>
-        <w:rPr>
-          <w:rFonts w:ascii="Times New Roman" w:hAnsi="Times New Roman" w:cs="Times New Roman"/>
-        </w:rPr>
-        <w:t> NoSQL stores. Event streaming is driven by </w:t>
-      </w:r>
-      <w:r>
-        <w:rPr>
-          <w:rFonts w:ascii="Times New Roman" w:hAnsi="Times New Roman" w:cs="Times New Roman"/>
-          <w:b/>
-          <w:bCs/>
-        </w:rPr>
-        <w:t>Apache Kafka</w:t>
-      </w:r>
-      <w:r>
-        <w:rPr>
-          <w:rFonts w:ascii="Times New Roman" w:hAnsi="Times New Roman" w:cs="Times New Roman"/>
-        </w:rPr>
-        <w:t>, implementing a choreography-based </w:t>
-      </w:r>
-      <w:r>
-        <w:rPr>
-          <w:rFonts w:ascii="Times New Roman" w:hAnsi="Times New Roman" w:cs="Times New Roman"/>
-          <w:b/>
-          <w:bCs/>
-        </w:rPr>
-        <w:t>Saga Pattern</w:t>
-      </w:r>
-      <w:r>
-        <w:rPr>
-          <w:rFonts w:ascii="Times New Roman" w:hAnsi="Times New Roman" w:cs="Times New Roman"/>
-        </w:rPr>
-        <w:t> to manage distributed transactions and guarantee eventual consistency. System security enforces a </w:t>
-      </w:r>
-      <w:r>
-        <w:rPr>
-          <w:rFonts w:ascii="Times New Roman" w:hAnsi="Times New Roman" w:cs="Times New Roman"/>
-          <w:b/>
-          <w:bCs/>
-        </w:rPr>
-        <w:t>Zero-Trust Model</w:t>
-      </w:r>
-      <w:r>
-        <w:rPr>
-          <w:rFonts w:ascii="Times New Roman" w:hAnsi="Times New Roman" w:cs="Times New Roman"/>
-        </w:rPr>
-        <w:t xml:space="preserve"> through </w:t>
+        <w:t xml:space="preserve"> Airline Systems Platform, transitioning a legacy monolithic aviation system into a highly resilient, cloud-native, microservices-based architecture. Deployed on Amazon Web Services (AWS) using Amazon EKS, the platform orchestrates 8 asynchronous, loosely coupled services (API Gateway, Flight, Booking, Passenger, Baggage, Payment, Notification, and Realtime Services). Data integrity is maintained using a Database-per-Service pattern incorporating relational Amazon RDS PostgreSQL databases with high-throughput Amazon DynamoDB NoSQL stores. Event streaming is driven by Apache Kafka, implementing a choreography-based Saga Pattern to manage distributed transactions and guarantee eventual consistency. System security enforces a Zero-Trust Model through </w:t>
       </w:r>
       <w:proofErr w:type="spellStart"/>
       <w:r>
-        <w:rPr>
-          <w:rFonts w:ascii="Times New Roman" w:hAnsi="Times New Roman" w:cs="Times New Roman"/>
-        </w:rPr>
         <w:t>mTLS</w:t>
       </w:r>
       <w:proofErr w:type="spellEnd"/>
       <w:r>
-        <w:rPr>
-          <w:rFonts w:ascii="Times New Roman" w:hAnsi="Times New Roman" w:cs="Times New Roman"/>
-        </w:rPr>
         <w:t xml:space="preserve"> service meshes, </w:t>
       </w:r>
       <w:proofErr w:type="spellStart"/>
       <w:r>
-        <w:rPr>
-          <w:rFonts w:ascii="Times New Roman" w:hAnsi="Times New Roman" w:cs="Times New Roman"/>
-        </w:rPr>
         <w:t>bcrypt</w:t>
       </w:r>
       <w:proofErr w:type="spellEnd"/>
       <w:r>
-        <w:rPr>
-          <w:rFonts w:ascii="Times New Roman" w:hAnsi="Times New Roman" w:cs="Times New Roman"/>
-        </w:rPr>
-        <w:t xml:space="preserve"> password salting, JWT/RBAC role structures, and app-level envelope encryption, satisfying the regulatory requirements of </w:t>
-      </w:r>
-      <w:r>
-        <w:rPr>
-          <w:rFonts w:ascii="Times New Roman" w:hAnsi="Times New Roman" w:cs="Times New Roman"/>
-          <w:b/>
-          <w:bCs/>
-        </w:rPr>
-        <w:t>GDPR</w:t>
-      </w:r>
-      <w:r>
-        <w:rPr>
-          <w:rFonts w:ascii="Times New Roman" w:hAnsi="Times New Roman" w:cs="Times New Roman"/>
-        </w:rPr>
-        <w:t> and </w:t>
-      </w:r>
-      <w:r>
-        <w:rPr>
-          <w:rFonts w:ascii="Times New Roman" w:hAnsi="Times New Roman" w:cs="Times New Roman"/>
-          <w:b/>
-          <w:bCs/>
-        </w:rPr>
-        <w:t>PCI-DSS v4.0</w:t>
-      </w:r>
-      <w:r>
-        <w:rPr>
-          <w:rFonts w:ascii="Times New Roman" w:hAnsi="Times New Roman" w:cs="Times New Roman"/>
-        </w:rPr>
-        <w:t>. Dynamic load resiliency is verified via </w:t>
-      </w:r>
-      <w:r>
-        <w:rPr>
-          <w:rFonts w:ascii="Times New Roman" w:hAnsi="Times New Roman" w:cs="Times New Roman"/>
-          <w:b/>
-          <w:bCs/>
-        </w:rPr>
-        <w:t>Locust</w:t>
-      </w:r>
-      <w:r>
-        <w:rPr>
-          <w:rFonts w:ascii="Times New Roman" w:hAnsi="Times New Roman" w:cs="Times New Roman"/>
-        </w:rPr>
-        <w:t xml:space="preserve"> stress testing (exceeding 184 req/sec throughput under 200 concurrent users), demonstrating automated Kubernetes Horizontal Pod </w:t>
+        <w:t xml:space="preserve"> password salting, JWT/RBAC role structures, and app-level envelope encryption, satisfying the regulatory requirements of GDPR and PCI-DSS v4.0. Dynamic load resiliency is verified via Locust stress testing (exceeding 184 req/sec throughput under 200 concurrent users), demonstrating automated Kubernetes Horizontal Pod </w:t>
       </w:r>
       <w:proofErr w:type="spellStart"/>
       <w:r>
-        <w:rPr>
-          <w:rFonts w:ascii="Times New Roman" w:hAnsi="Times New Roman" w:cs="Times New Roman"/>
-        </w:rPr>
         <w:t>Autoscaler</w:t>
       </w:r>
       <w:proofErr w:type="spellEnd"/>
       <w:r>
-        <w:rPr>
-          <w:rFonts w:ascii="Times New Roman" w:hAnsi="Times New Roman" w:cs="Times New Roman"/>
-        </w:rPr>
         <w:t xml:space="preserve"> (HPA) scale triggers. Observability is integrated natively using </w:t>
       </w:r>
       <w:proofErr w:type="spellStart"/>
       <w:r>
-        <w:rPr>
-          <w:rFonts w:ascii="Times New Roman" w:hAnsi="Times New Roman" w:cs="Times New Roman"/>
-          <w:b/>
-          <w:bCs/>
-        </w:rPr>
         <w:t>OpenTelemetry</w:t>
       </w:r>
       <w:proofErr w:type="spellEnd"/>
       <w:r>
-        <w:rPr>
-          <w:rFonts w:ascii="Times New Roman" w:hAnsi="Times New Roman" w:cs="Times New Roman"/>
-          <w:b/>
-          <w:bCs/>
-        </w:rPr>
-        <w:t>, Jaeger, Prometheus, Grafana, and AWS CloudWatch</w:t>
-      </w:r>
-      <w:r>
-        <w:rPr>
-          <w:rFonts w:ascii="Times New Roman" w:hAnsi="Times New Roman" w:cs="Times New Roman"/>
-        </w:rPr>
-        <w:t xml:space="preserve">. Finally, </w:t>
+        <w:t xml:space="preserve">, Jaeger, Prometheus, Grafana, and AWS CloudWatch. Finally, </w:t>
       </w:r>
       <w:proofErr w:type="spellStart"/>
       <w:r>
-        <w:rPr>
-          <w:rFonts w:ascii="Times New Roman" w:hAnsi="Times New Roman" w:cs="Times New Roman"/>
-        </w:rPr>
         <w:t>GitOps</w:t>
       </w:r>
       <w:proofErr w:type="spellEnd"/>
       <w:r>
-        <w:rPr>
-          <w:rFonts w:ascii="Times New Roman" w:hAnsi="Times New Roman" w:cs="Times New Roman"/>
-        </w:rPr>
         <w:t xml:space="preserve"> continuous deployment is realized using </w:t>
       </w:r>
       <w:proofErr w:type="spellStart"/>
       <w:r>
-        <w:rPr>
-          <w:rFonts w:ascii="Times New Roman" w:hAnsi="Times New Roman" w:cs="Times New Roman"/>
-          <w:b/>
-          <w:bCs/>
-        </w:rPr>
         <w:t>ArgoCD</w:t>
       </w:r>
       <w:proofErr w:type="spellEnd"/>
       <w:r>
-        <w:rPr>
-          <w:rFonts w:ascii="Times New Roman" w:hAnsi="Times New Roman" w:cs="Times New Roman"/>
-        </w:rPr>
         <w:t>, creating a completely automated, zero-drift, enterprise-grade distributed platform.</w:t>
       </w:r>
     </w:p>
-    <w:p>
-      <w:pPr>
-        <w:rPr>
-          <w:rFonts w:ascii="Times New Roman" w:hAnsi="Times New Roman" w:cs="Times New Roman"/>
-        </w:rPr>
-      </w:pPr>
-      <w:r>
-        <w:rPr>
-          <w:rFonts w:ascii="Times New Roman" w:hAnsi="Times New Roman" w:cs="Times New Roman"/>
-        </w:rPr>
+    <w:p/>
+    <w:p>
+      <w:r>
         <w:br w:type="page"/>
       </w:r>
     </w:p>
     <w:p>
-      <w:pPr>
-        <w:rPr>
-          <w:rFonts w:ascii="Times New Roman" w:hAnsi="Times New Roman" w:cs="Times New Roman"/>
-          <w:b/>
-          <w:bCs/>
-        </w:rPr>
-      </w:pPr>
-      <w:r>
-        <w:rPr>
-          <w:rFonts w:ascii="Times New Roman" w:hAnsi="Times New Roman" w:cs="Times New Roman"/>
-          <w:b/>
-          <w:bCs/>
-        </w:rPr>
+      <w:r>
         <w:lastRenderedPageBreak/>
         <w:t>Chapter 1: Introduction</w:t>
       </w:r>
     </w:p>
     <w:p>
-      <w:pPr>
-        <w:rPr>
-          <w:rFonts w:ascii="Times New Roman" w:hAnsi="Times New Roman" w:cs="Times New Roman"/>
-          <w:b/>
-          <w:bCs/>
-        </w:rPr>
-      </w:pPr>
-      <w:r>
-        <w:rPr>
-          <w:rFonts w:ascii="Times New Roman" w:hAnsi="Times New Roman" w:cs="Times New Roman"/>
-          <w:b/>
-          <w:bCs/>
-        </w:rPr>
+      <w:r>
         <w:t xml:space="preserve">1.1 Introduction to </w:t>
       </w:r>
       <w:proofErr w:type="spellStart"/>
       <w:r>
-        <w:rPr>
-          <w:rFonts w:ascii="Times New Roman" w:hAnsi="Times New Roman" w:cs="Times New Roman"/>
-          <w:b/>
-          <w:bCs/>
-        </w:rPr>
         <w:t>AeroLink</w:t>
       </w:r>
       <w:proofErr w:type="spellEnd"/>
       <w:r>
-        <w:rPr>
-          <w:rFonts w:ascii="Times New Roman" w:hAnsi="Times New Roman" w:cs="Times New Roman"/>
-          <w:b/>
-          <w:bCs/>
-        </w:rPr>
         <w:t xml:space="preserve"> Airline Systems Platform</w:t>
       </w:r>
     </w:p>
     <w:p>
-      <w:pPr>
-        <w:rPr>
-          <w:rFonts w:ascii="Times New Roman" w:hAnsi="Times New Roman" w:cs="Times New Roman"/>
-        </w:rPr>
-      </w:pPr>
-      <w:r>
-        <w:rPr>
-          <w:rFonts w:ascii="Times New Roman" w:hAnsi="Times New Roman" w:cs="Times New Roman"/>
-        </w:rPr>
+      <w:r>
         <w:t>The </w:t>
       </w:r>
       <w:proofErr w:type="spellStart"/>
       <w:r>
-        <w:rPr>
-          <w:rFonts w:ascii="Times New Roman" w:hAnsi="Times New Roman" w:cs="Times New Roman"/>
-          <w:b/>
-          <w:bCs/>
-        </w:rPr>
         <w:t>AeroLink</w:t>
       </w:r>
       <w:proofErr w:type="spellEnd"/>
       <w:r>
-        <w:rPr>
-          <w:rFonts w:ascii="Times New Roman" w:hAnsi="Times New Roman" w:cs="Times New Roman"/>
-          <w:b/>
-          <w:bCs/>
-        </w:rPr>
-        <w:t xml:space="preserve"> Airline Systems Platform</w:t>
-      </w:r>
-      <w:r>
-        <w:rPr>
-          <w:rFonts w:ascii="Times New Roman" w:hAnsi="Times New Roman" w:cs="Times New Roman"/>
-        </w:rPr>
-        <w:t> is a production-grade, highly available, cloud-native enterprise system designed to support modern global aviation operations. It coordinates flight schedules, ticketing and passenger reservations, real-time baggage tracking, secure check-ins, and multi-channel notification dispatches, serving as the central nervous system for regional airlines and airport ground crews.</w:t>
-      </w:r>
-    </w:p>
-    <w:p>
-      <w:pPr>
-        <w:rPr>
-          <w:rFonts w:ascii="Times New Roman" w:hAnsi="Times New Roman" w:cs="Times New Roman"/>
-          <w:b/>
-          <w:bCs/>
-        </w:rPr>
-      </w:pPr>
-      <w:r>
-        <w:rPr>
-          <w:rFonts w:ascii="Times New Roman" w:hAnsi="Times New Roman" w:cs="Times New Roman"/>
-          <w:b/>
-          <w:bCs/>
-        </w:rPr>
+        <w:t xml:space="preserve"> Airline Systems Platform is a production-grade, highly available, cloud-native enterprise system designed to support modern global aviation operations. It coordinates flight schedules, ticketing and passenger reservations, real-time baggage tracking, secure check-ins, and multi-channel notification dispatches, serving as the central nervous system for regional airlines and airport ground crews.</w:t>
+      </w:r>
+    </w:p>
+    <w:p>
+      <w:r>
         <w:t>1.2 Background of Enterprise Airline Systems</w:t>
       </w:r>
     </w:p>
     <w:p>
-      <w:pPr>
-        <w:rPr>
-          <w:rFonts w:ascii="Times New Roman" w:hAnsi="Times New Roman" w:cs="Times New Roman"/>
-        </w:rPr>
-      </w:pPr>
-      <w:r>
-        <w:rPr>
-          <w:rFonts w:ascii="Times New Roman" w:hAnsi="Times New Roman" w:cs="Times New Roman"/>
-        </w:rPr>
+      <w:r>
         <w:t>Enterprise aviation platforms operate in high-concurrency environments where system delays translate to substantial financial and operational losses. Traditionally, these platforms relied on mainframe systems or tightly coupled monolithic web apps. However, the modern aviation ecosystem demands instantaneous updates, secure partner integrations, and zero-downtime rolling upgrades.</w:t>
       </w:r>
     </w:p>
     <w:p>
-      <w:pPr>
-        <w:rPr>
-          <w:rFonts w:ascii="Times New Roman" w:hAnsi="Times New Roman" w:cs="Times New Roman"/>
-          <w:b/>
-          <w:bCs/>
-        </w:rPr>
-      </w:pPr>
-      <w:r>
-        <w:rPr>
-          <w:rFonts w:ascii="Times New Roman" w:hAnsi="Times New Roman" w:cs="Times New Roman"/>
-          <w:b/>
-          <w:bCs/>
-        </w:rPr>
+      <w:r>
         <w:t>1.3 Current Industry Challenges in Aviation Platforms</w:t>
       </w:r>
     </w:p>
     <w:p>
-      <w:pPr>
-        <w:rPr>
-          <w:rFonts w:ascii="Times New Roman" w:hAnsi="Times New Roman" w:cs="Times New Roman"/>
-        </w:rPr>
-      </w:pPr>
-      <w:r>
-        <w:rPr>
-          <w:rFonts w:ascii="Times New Roman" w:hAnsi="Times New Roman" w:cs="Times New Roman"/>
-        </w:rPr>
+      <w:r>
         <w:t xml:space="preserve">Aviation IT </w:t>
       </w:r>
       <w:proofErr w:type="gramStart"/>
       <w:r>
-        <w:rPr>
-          <w:rFonts w:ascii="Times New Roman" w:hAnsi="Times New Roman" w:cs="Times New Roman"/>
-        </w:rPr>
         <w:t>architectures</w:t>
       </w:r>
       <w:proofErr w:type="gramEnd"/>
       <w:r>
-        <w:rPr>
-          <w:rFonts w:ascii="Times New Roman" w:hAnsi="Times New Roman" w:cs="Times New Roman"/>
-        </w:rPr>
-        <w:t xml:space="preserve"> must withstand massive spikes in booking requests (such as seasonal promotions or system disruptions) while maintaining sub-second latency. They must comply with international compliance frameworks, including the </w:t>
-      </w:r>
-      <w:r>
-        <w:rPr>
-          <w:rFonts w:ascii="Times New Roman" w:hAnsi="Times New Roman" w:cs="Times New Roman"/>
-          <w:b/>
-          <w:bCs/>
-        </w:rPr>
-        <w:t>General Data Protection Regulation (GDPR)</w:t>
-      </w:r>
-      <w:r>
-        <w:rPr>
-          <w:rFonts w:ascii="Times New Roman" w:hAnsi="Times New Roman" w:cs="Times New Roman"/>
-        </w:rPr>
-        <w:t> and the </w:t>
-      </w:r>
-      <w:r>
-        <w:rPr>
-          <w:rFonts w:ascii="Times New Roman" w:hAnsi="Times New Roman" w:cs="Times New Roman"/>
-          <w:b/>
-          <w:bCs/>
-        </w:rPr>
-        <w:t>Payment Card Industry Data Security Standard (PCI-DSS)</w:t>
-      </w:r>
-      <w:r>
-        <w:rPr>
-          <w:rFonts w:ascii="Times New Roman" w:hAnsi="Times New Roman" w:cs="Times New Roman"/>
-        </w:rPr>
-        <w:t>, while ensuring real-time passenger data consistency across global airports.</w:t>
-      </w:r>
-    </w:p>
-    <w:p>
-      <w:pPr>
-        <w:rPr>
-          <w:rFonts w:ascii="Times New Roman" w:hAnsi="Times New Roman" w:cs="Times New Roman"/>
-          <w:b/>
-          <w:bCs/>
-        </w:rPr>
-      </w:pPr>
-      <w:r>
-        <w:rPr>
-          <w:rFonts w:ascii="Times New Roman" w:hAnsi="Times New Roman" w:cs="Times New Roman"/>
-          <w:b/>
-          <w:bCs/>
-        </w:rPr>
+        <w:t xml:space="preserve"> must withstand massive spikes in booking requests (such as seasonal promotions or system disruptions) while maintaining sub-second latency. They must comply with international compliance frameworks, including the General Data Protection Regulation (GDPR) and the Payment Card Industry Data Security Standard (PCI-DSS), while ensuring real-time passenger data consistency across global airports.</w:t>
+      </w:r>
+    </w:p>
+    <w:p>
+      <w:r>
         <w:t>1.4 Existing Monolithic Architecture Problems</w:t>
       </w:r>
     </w:p>
     <w:p>
-      <w:pPr>
-        <w:rPr>
-          <w:rFonts w:ascii="Times New Roman" w:hAnsi="Times New Roman" w:cs="Times New Roman"/>
-        </w:rPr>
-      </w:pPr>
-      <w:r>
-        <w:rPr>
-          <w:rFonts w:ascii="Times New Roman" w:hAnsi="Times New Roman" w:cs="Times New Roman"/>
-        </w:rPr>
+      <w:r>
         <w:t>Legacy monolithic architectures fail under global scaling requirements. In a monolith, database tables are tightly coupled, resulting in database transaction deadlocks during concurrent searches. Furthermore, a single service failure (such as an out-of-memory crash in a non-critical notification routine) results in a complete blackout of the ticketing and booking engines.</w:t>
       </w:r>
     </w:p>
     <w:p>
-      <w:pPr>
-        <w:rPr>
-          <w:rFonts w:ascii="Times New Roman" w:hAnsi="Times New Roman" w:cs="Times New Roman"/>
-          <w:b/>
-          <w:bCs/>
-        </w:rPr>
-      </w:pPr>
-      <w:r>
-        <w:rPr>
-          <w:rFonts w:ascii="Times New Roman" w:hAnsi="Times New Roman" w:cs="Times New Roman"/>
-          <w:b/>
-          <w:bCs/>
-        </w:rPr>
+      <w:r>
         <w:t>1.5 Need for Cloud-Native Distributed Systems</w:t>
       </w:r>
     </w:p>
     <w:p>
-      <w:pPr>
-        <w:rPr>
-          <w:rFonts w:ascii="Times New Roman" w:hAnsi="Times New Roman" w:cs="Times New Roman"/>
-        </w:rPr>
-      </w:pPr>
-      <w:r>
-        <w:rPr>
-          <w:rFonts w:ascii="Times New Roman" w:hAnsi="Times New Roman" w:cs="Times New Roman"/>
-        </w:rPr>
+      <w:r>
         <w:t xml:space="preserve">A transition to a distributed, microservices-based </w:t>
       </w:r>
       <w:proofErr w:type="spellStart"/>
       <w:r>
-        <w:rPr>
-          <w:rFonts w:ascii="Times New Roman" w:hAnsi="Times New Roman" w:cs="Times New Roman"/>
-        </w:rPr>
         <w:t>compute</w:t>
       </w:r>
       <w:proofErr w:type="spellEnd"/>
       <w:r>
-        <w:rPr>
-          <w:rFonts w:ascii="Times New Roman" w:hAnsi="Times New Roman" w:cs="Times New Roman"/>
-        </w:rPr>
-        <w:t xml:space="preserve"> model decouples these transactional boundaries. By executing separate services on containerized pods inside </w:t>
-      </w:r>
-      <w:r>
-        <w:rPr>
-          <w:rFonts w:ascii="Times New Roman" w:hAnsi="Times New Roman" w:cs="Times New Roman"/>
-          <w:b/>
-          <w:bCs/>
-        </w:rPr>
-        <w:t>Amazon EKS</w:t>
-      </w:r>
-      <w:r>
-        <w:rPr>
-          <w:rFonts w:ascii="Times New Roman" w:hAnsi="Times New Roman" w:cs="Times New Roman"/>
-        </w:rPr>
-        <w:t>, isolating data stores, and routing payloads asynchronously via </w:t>
-      </w:r>
-      <w:r>
-        <w:rPr>
-          <w:rFonts w:ascii="Times New Roman" w:hAnsi="Times New Roman" w:cs="Times New Roman"/>
-          <w:b/>
-          <w:bCs/>
-        </w:rPr>
-        <w:t>Apache Kafka</w:t>
-      </w:r>
-      <w:r>
-        <w:rPr>
-          <w:rFonts w:ascii="Times New Roman" w:hAnsi="Times New Roman" w:cs="Times New Roman"/>
-        </w:rPr>
-        <w:t>, the system achieves horizontal scaling and fault isolation, isolating component crashes.</w:t>
-      </w:r>
-    </w:p>
-    <w:p>
-      <w:pPr>
-        <w:rPr>
-          <w:rFonts w:ascii="Times New Roman" w:hAnsi="Times New Roman" w:cs="Times New Roman"/>
-          <w:b/>
-          <w:bCs/>
-        </w:rPr>
-      </w:pPr>
-      <w:r>
-        <w:rPr>
-          <w:rFonts w:ascii="Times New Roman" w:hAnsi="Times New Roman" w:cs="Times New Roman"/>
-          <w:b/>
-          <w:bCs/>
-        </w:rPr>
+        <w:t xml:space="preserve"> model decouples these transactional boundaries. By executing separate services on containerized pods inside Amazon EKS, isolating data stores, and routing payloads asynchronously via Apache Kafka, the system achieves horizontal scaling and fault isolation, isolating component crashes.</w:t>
+      </w:r>
+    </w:p>
+    <w:p>
+      <w:r>
         <w:t>1.6 Research Aim and Objectives</w:t>
       </w:r>
     </w:p>
     <w:p>
-      <w:pPr>
-        <w:rPr>
-          <w:rFonts w:ascii="Times New Roman" w:hAnsi="Times New Roman" w:cs="Times New Roman"/>
-        </w:rPr>
-      </w:pPr>
-      <w:r>
-        <w:rPr>
-          <w:rFonts w:ascii="Times New Roman" w:hAnsi="Times New Roman" w:cs="Times New Roman"/>
-        </w:rPr>
+      <w:r>
+        <w:lastRenderedPageBreak/>
         <w:t xml:space="preserve">The primary aim of this project is to design, implement, deploy, and evaluate an enterprise-grade cloud-native airline system for </w:t>
       </w:r>
       <w:proofErr w:type="spellStart"/>
       <w:r>
-        <w:rPr>
-          <w:rFonts w:ascii="Times New Roman" w:hAnsi="Times New Roman" w:cs="Times New Roman"/>
-        </w:rPr>
         <w:t>AeroLink</w:t>
       </w:r>
       <w:proofErr w:type="spellEnd"/>
       <w:r>
-        <w:rPr>
-          <w:rFonts w:ascii="Times New Roman" w:hAnsi="Times New Roman" w:cs="Times New Roman"/>
-        </w:rPr>
         <w:t xml:space="preserve"> that satisfies the rigorous requirements of high availability, horizontal scaling, zero-trust security compliance, and eventual database consistency.</w:t>
       </w:r>
     </w:p>
     <w:p>
-      <w:pPr>
-        <w:rPr>
-          <w:rFonts w:ascii="Times New Roman" w:hAnsi="Times New Roman" w:cs="Times New Roman"/>
-          <w:b/>
-          <w:bCs/>
-        </w:rPr>
-      </w:pPr>
-      <w:r>
-        <w:rPr>
-          <w:rFonts w:ascii="Times New Roman" w:hAnsi="Times New Roman" w:cs="Times New Roman"/>
-          <w:b/>
-          <w:bCs/>
-        </w:rPr>
-        <w:lastRenderedPageBreak/>
+      <w:r>
         <w:t>1.7 Scope of the Proposed System</w:t>
       </w:r>
     </w:p>
     <w:p>
-      <w:pPr>
-        <w:rPr>
-          <w:rFonts w:ascii="Times New Roman" w:hAnsi="Times New Roman" w:cs="Times New Roman"/>
-        </w:rPr>
-      </w:pPr>
-      <w:r>
-        <w:rPr>
-          <w:rFonts w:ascii="Times New Roman" w:hAnsi="Times New Roman" w:cs="Times New Roman"/>
-        </w:rPr>
+      <w:r>
         <w:t>The system encompasses 8 distinct microservices, a responsive React 19 Single Page Application, serverless S3 static hosting, Route 53 DNS managers, RDS PostgreSQL databases, DynamoDB NoSQL tables, Kafka event brokers, Istio service meshes, and a complete Prometheus/Grafana observability suite.</w:t>
       </w:r>
     </w:p>
     <w:p>
-      <w:pPr>
-        <w:rPr>
-          <w:rFonts w:ascii="Times New Roman" w:hAnsi="Times New Roman" w:cs="Times New Roman"/>
-          <w:b/>
-          <w:bCs/>
-        </w:rPr>
-      </w:pPr>
-      <w:r>
-        <w:rPr>
-          <w:rFonts w:ascii="Times New Roman" w:hAnsi="Times New Roman" w:cs="Times New Roman"/>
-          <w:b/>
-          <w:bCs/>
-        </w:rPr>
+      <w:r>
         <w:t>1.8 Project Deliverables</w:t>
       </w:r>
     </w:p>
@@ -730,91 +207,45 @@
       <w:pPr>
         <w:numPr>
           <w:ilvl w:val="0"/>
-          <w:numId w:val="1"/>
+          <w:numId w:val="11"/>
         </w:numPr>
-        <w:rPr>
-          <w:rFonts w:ascii="Times New Roman" w:hAnsi="Times New Roman" w:cs="Times New Roman"/>
-        </w:rPr>
-      </w:pPr>
-      <w:r>
-        <w:rPr>
-          <w:rFonts w:ascii="Times New Roman" w:hAnsi="Times New Roman" w:cs="Times New Roman"/>
-          <w:b/>
-          <w:bCs/>
-        </w:rPr>
-        <w:t>Source Code Repository:</w:t>
-      </w:r>
-      <w:r>
-        <w:rPr>
-          <w:rFonts w:ascii="Times New Roman" w:hAnsi="Times New Roman" w:cs="Times New Roman"/>
-        </w:rPr>
-        <w:t> Formatted microservices, Docker files, and React structures.</w:t>
+      </w:pPr>
+      <w:r>
+        <w:t>Source Code Repository: Formatted microservices, Docker files, and React structures.</w:t>
       </w:r>
     </w:p>
     <w:p>
       <w:pPr>
         <w:numPr>
           <w:ilvl w:val="0"/>
-          <w:numId w:val="1"/>
+          <w:numId w:val="11"/>
         </w:numPr>
-        <w:rPr>
-          <w:rFonts w:ascii="Times New Roman" w:hAnsi="Times New Roman" w:cs="Times New Roman"/>
-        </w:rPr>
-      </w:pPr>
-      <w:r>
-        <w:rPr>
-          <w:rFonts w:ascii="Times New Roman" w:hAnsi="Times New Roman" w:cs="Times New Roman"/>
-          <w:b/>
-          <w:bCs/>
-        </w:rPr>
-        <w:t>Infrastructure configurations:</w:t>
-      </w:r>
-      <w:r>
-        <w:rPr>
-          <w:rFonts w:ascii="Times New Roman" w:hAnsi="Times New Roman" w:cs="Times New Roman"/>
-        </w:rPr>
-        <w:t xml:space="preserve"> Terraform scripts, </w:t>
+      </w:pPr>
+      <w:r>
+        <w:t xml:space="preserve">Infrastructure configurations: Terraform scripts, </w:t>
       </w:r>
       <w:proofErr w:type="spellStart"/>
       <w:r>
-        <w:rPr>
-          <w:rFonts w:ascii="Times New Roman" w:hAnsi="Times New Roman" w:cs="Times New Roman"/>
-        </w:rPr>
         <w:t>ArgoCD</w:t>
       </w:r>
       <w:proofErr w:type="spellEnd"/>
       <w:r>
-        <w:rPr>
-          <w:rFonts w:ascii="Times New Roman" w:hAnsi="Times New Roman" w:cs="Times New Roman"/>
-        </w:rPr>
         <w:t xml:space="preserve"> </w:t>
       </w:r>
       <w:proofErr w:type="spellStart"/>
       <w:r>
-        <w:rPr>
-          <w:rFonts w:ascii="Times New Roman" w:hAnsi="Times New Roman" w:cs="Times New Roman"/>
-        </w:rPr>
         <w:t>GitOps</w:t>
       </w:r>
       <w:proofErr w:type="spellEnd"/>
       <w:r>
-        <w:rPr>
-          <w:rFonts w:ascii="Times New Roman" w:hAnsi="Times New Roman" w:cs="Times New Roman"/>
-        </w:rPr>
         <w:t xml:space="preserve"> templates, and Istio </w:t>
       </w:r>
       <w:proofErr w:type="spellStart"/>
       <w:r>
-        <w:rPr>
-          <w:rFonts w:ascii="Times New Roman" w:hAnsi="Times New Roman" w:cs="Times New Roman"/>
-        </w:rPr>
         <w:t>VirtualServices</w:t>
       </w:r>
       <w:proofErr w:type="spellEnd"/>
       <w:r>
-        <w:rPr>
-          <w:rFonts w:ascii="Times New Roman" w:hAnsi="Times New Roman" w:cs="Times New Roman"/>
-        </w:rPr>
         <w:t>.</w:t>
       </w:r>
     </w:p>
@@ -822,243 +253,89 @@
       <w:pPr>
         <w:numPr>
           <w:ilvl w:val="0"/>
-          <w:numId w:val="1"/>
+          <w:numId w:val="11"/>
         </w:numPr>
-        <w:rPr>
-          <w:rFonts w:ascii="Times New Roman" w:hAnsi="Times New Roman" w:cs="Times New Roman"/>
-        </w:rPr>
-      </w:pPr>
-      <w:r>
-        <w:rPr>
-          <w:rFonts w:ascii="Times New Roman" w:hAnsi="Times New Roman" w:cs="Times New Roman"/>
-          <w:b/>
-          <w:bCs/>
-        </w:rPr>
-        <w:t>Technical Report:</w:t>
-      </w:r>
-      <w:r>
-        <w:rPr>
-          <w:rFonts w:ascii="Times New Roman" w:hAnsi="Times New Roman" w:cs="Times New Roman"/>
-        </w:rPr>
-        <w:t> Highly detailed implementation report, verification guides, and telemetry screenshots.</w:t>
-      </w:r>
-    </w:p>
-    <w:p>
-      <w:pPr>
-        <w:rPr>
-          <w:rFonts w:ascii="Times New Roman" w:hAnsi="Times New Roman" w:cs="Times New Roman"/>
-          <w:b/>
-          <w:bCs/>
-        </w:rPr>
-      </w:pPr>
-      <w:r>
-        <w:rPr>
-          <w:rFonts w:ascii="Times New Roman" w:hAnsi="Times New Roman" w:cs="Times New Roman"/>
-          <w:b/>
-          <w:bCs/>
-        </w:rPr>
+      </w:pPr>
+      <w:r>
+        <w:t>Technical Report: Highly detailed implementation report, verification guides, and telemetry screenshots.</w:t>
+      </w:r>
+    </w:p>
+    <w:p>
+      <w:r>
         <w:t>1.9 Methodology Overview</w:t>
       </w:r>
     </w:p>
     <w:p>
-      <w:pPr>
-        <w:rPr>
-          <w:rFonts w:ascii="Times New Roman" w:hAnsi="Times New Roman" w:cs="Times New Roman"/>
-        </w:rPr>
-      </w:pPr>
-      <w:r>
-        <w:rPr>
-          <w:rFonts w:ascii="Times New Roman" w:hAnsi="Times New Roman" w:cs="Times New Roman"/>
-        </w:rPr>
-        <w:t>The project employs </w:t>
-      </w:r>
-      <w:r>
-        <w:rPr>
-          <w:rFonts w:ascii="Times New Roman" w:hAnsi="Times New Roman" w:cs="Times New Roman"/>
-          <w:b/>
-          <w:bCs/>
-        </w:rPr>
-        <w:t>Domain-Driven Design (DDD)</w:t>
-      </w:r>
-      <w:r>
-        <w:rPr>
-          <w:rFonts w:ascii="Times New Roman" w:hAnsi="Times New Roman" w:cs="Times New Roman"/>
-        </w:rPr>
-        <w:t> to split monolithic systems into isolated bounded contexts, establishing a database-per-service paradigm. It executes test-driven QA coverage gates (</w:t>
+      <w:r>
+        <w:t>The project employs Domain-Driven Design (DDD) to split monolithic systems into isolated bounded contexts, establishing a database-per-service paradigm. It executes test-driven QA coverage gates (</w:t>
       </w:r>
       <w:proofErr w:type="spellStart"/>
       <w:r>
-        <w:rPr>
-          <w:rFonts w:ascii="Times New Roman" w:hAnsi="Times New Roman" w:cs="Times New Roman"/>
-        </w:rPr>
         <w:t>Pytest</w:t>
       </w:r>
       <w:proofErr w:type="spellEnd"/>
       <w:r>
-        <w:rPr>
-          <w:rFonts w:ascii="Times New Roman" w:hAnsi="Times New Roman" w:cs="Times New Roman"/>
-        </w:rPr>
         <w:t xml:space="preserve">) and headless Locust performance stress tests to validate operational scale boundaries </w:t>
       </w:r>
       <w:proofErr w:type="gramStart"/>
       <w:r>
-        <w:rPr>
-          <w:rFonts w:ascii="Times New Roman" w:hAnsi="Times New Roman" w:cs="Times New Roman"/>
-        </w:rPr>
         <w:t>under load</w:t>
       </w:r>
       <w:proofErr w:type="gramEnd"/>
       <w:r>
-        <w:rPr>
-          <w:rFonts w:ascii="Times New Roman" w:hAnsi="Times New Roman" w:cs="Times New Roman"/>
-        </w:rPr>
         <w:t>.</w:t>
       </w:r>
     </w:p>
     <w:p>
-      <w:pPr>
-        <w:rPr>
-          <w:rFonts w:ascii="Times New Roman" w:hAnsi="Times New Roman" w:cs="Times New Roman"/>
-          <w:b/>
-          <w:bCs/>
-        </w:rPr>
-      </w:pPr>
-      <w:r>
-        <w:rPr>
-          <w:rFonts w:ascii="Times New Roman" w:hAnsi="Times New Roman" w:cs="Times New Roman"/>
-          <w:b/>
-          <w:bCs/>
-        </w:rPr>
+      <w:r>
         <w:t>1.10 Report Structure</w:t>
       </w:r>
     </w:p>
     <w:p>
-      <w:pPr>
-        <w:rPr>
-          <w:rFonts w:ascii="Times New Roman" w:hAnsi="Times New Roman" w:cs="Times New Roman"/>
-        </w:rPr>
-      </w:pPr>
-      <w:r>
-        <w:rPr>
-          <w:rFonts w:ascii="Times New Roman" w:hAnsi="Times New Roman" w:cs="Times New Roman"/>
-        </w:rPr>
+      <w:r>
         <w:t>This report systematically documents the platform's requirements engineering (Chapter 2), problem evaluation (Chapter 3), system architecture (Chapter 4), infrastructure deployment (Chapter 5), frontend design (Chapter 6), microservices implementation (Chapter 7), polyglot persistence (Chapter 8), API specifications (Chapter 9), security compliance (Chapter 10), data synchronization (Chapter 11), resilience testing (Chapter 12), observability telemetry (Chapter 13), testing validation (Chapter 14), critical evaluations (Chapter 15), future roadmap enhancements (Chapter 16), and conclusions (Chapter 17), followed by appendices of live system evidence (Appendices A to S).</w:t>
       </w:r>
     </w:p>
-    <w:p>
-      <w:pPr>
-        <w:rPr>
-          <w:rFonts w:ascii="Times New Roman" w:hAnsi="Times New Roman" w:cs="Times New Roman"/>
-        </w:rPr>
-      </w:pPr>
-    </w:p>
-    <w:p>
-      <w:pPr>
-        <w:rPr>
-          <w:rFonts w:ascii="Times New Roman" w:hAnsi="Times New Roman" w:cs="Times New Roman"/>
-        </w:rPr>
-      </w:pPr>
-      <w:r>
-        <w:rPr>
-          <w:rFonts w:ascii="Times New Roman" w:hAnsi="Times New Roman" w:cs="Times New Roman"/>
-        </w:rPr>
+    <w:p/>
+    <w:p>
+      <w:r>
         <w:br w:type="page"/>
       </w:r>
     </w:p>
     <w:p>
-      <w:pPr>
-        <w:rPr>
-          <w:rFonts w:ascii="Times New Roman" w:hAnsi="Times New Roman" w:cs="Times New Roman"/>
-          <w:b/>
-          <w:bCs/>
-        </w:rPr>
-      </w:pPr>
-      <w:r>
-        <w:rPr>
-          <w:rFonts w:ascii="Times New Roman" w:hAnsi="Times New Roman" w:cs="Times New Roman"/>
-          <w:b/>
-          <w:bCs/>
-        </w:rPr>
+      <w:r>
         <w:lastRenderedPageBreak/>
         <w:t>Chapter 2</w:t>
       </w:r>
       <w:proofErr w:type="gramStart"/>
       <w:r>
-        <w:rPr>
-          <w:rFonts w:ascii="Times New Roman" w:hAnsi="Times New Roman" w:cs="Times New Roman"/>
-          <w:b/>
-          <w:bCs/>
-        </w:rPr>
         <w:t>: Requirements</w:t>
       </w:r>
       <w:proofErr w:type="gramEnd"/>
       <w:r>
-        <w:rPr>
-          <w:rFonts w:ascii="Times New Roman" w:hAnsi="Times New Roman" w:cs="Times New Roman"/>
-          <w:b/>
-          <w:bCs/>
-        </w:rPr>
         <w:t xml:space="preserve"> Engineering &amp; System Analysis</w:t>
       </w:r>
     </w:p>
     <w:p>
-      <w:pPr>
-        <w:rPr>
-          <w:rFonts w:ascii="Times New Roman" w:hAnsi="Times New Roman" w:cs="Times New Roman"/>
-          <w:b/>
-          <w:bCs/>
-        </w:rPr>
-      </w:pPr>
-      <w:r>
-        <w:rPr>
-          <w:rFonts w:ascii="Times New Roman" w:hAnsi="Times New Roman" w:cs="Times New Roman"/>
-          <w:b/>
-          <w:bCs/>
-        </w:rPr>
+      <w:r>
         <w:t>2.1 Introduction</w:t>
       </w:r>
     </w:p>
     <w:p>
-      <w:pPr>
-        <w:rPr>
-          <w:rFonts w:ascii="Times New Roman" w:hAnsi="Times New Roman" w:cs="Times New Roman"/>
-        </w:rPr>
-      </w:pPr>
-      <w:r>
-        <w:rPr>
-          <w:rFonts w:ascii="Times New Roman" w:hAnsi="Times New Roman" w:cs="Times New Roman"/>
-        </w:rPr>
+      <w:r>
         <w:t xml:space="preserve">This chapter details the requirements engineering phase of the </w:t>
       </w:r>
       <w:proofErr w:type="spellStart"/>
       <w:r>
-        <w:rPr>
-          <w:rFonts w:ascii="Times New Roman" w:hAnsi="Times New Roman" w:cs="Times New Roman"/>
-        </w:rPr>
         <w:t>AeroLink</w:t>
       </w:r>
       <w:proofErr w:type="spellEnd"/>
       <w:r>
-        <w:rPr>
-          <w:rFonts w:ascii="Times New Roman" w:hAnsi="Times New Roman" w:cs="Times New Roman"/>
-        </w:rPr>
         <w:t xml:space="preserve"> platform, identifying stakeholders, cataloging functional/non-functional needs, and analyzing the system boundaries necessary to achieve enterprise-grade stability.</w:t>
       </w:r>
     </w:p>
     <w:p>
-      <w:pPr>
-        <w:rPr>
-          <w:rFonts w:ascii="Times New Roman" w:hAnsi="Times New Roman" w:cs="Times New Roman"/>
-          <w:b/>
-          <w:bCs/>
-        </w:rPr>
-      </w:pPr>
-      <w:r>
-        <w:rPr>
-          <w:rFonts w:ascii="Times New Roman" w:hAnsi="Times New Roman" w:cs="Times New Roman"/>
-          <w:b/>
-          <w:bCs/>
-        </w:rPr>
+      <w:r>
         <w:t>2.2 Stakeholder Identification</w:t>
       </w:r>
     </w:p>
@@ -1066,113 +343,51 @@
       <w:pPr>
         <w:numPr>
           <w:ilvl w:val="0"/>
-          <w:numId w:val="2"/>
+          <w:numId w:val="12"/>
         </w:numPr>
-        <w:rPr>
-          <w:rFonts w:ascii="Times New Roman" w:hAnsi="Times New Roman" w:cs="Times New Roman"/>
-        </w:rPr>
-      </w:pPr>
-      <w:r>
-        <w:rPr>
-          <w:rFonts w:ascii="Times New Roman" w:hAnsi="Times New Roman" w:cs="Times New Roman"/>
-          <w:b/>
-          <w:bCs/>
-        </w:rPr>
-        <w:t>Passengers:</w:t>
-      </w:r>
-      <w:r>
-        <w:rPr>
-          <w:rFonts w:ascii="Times New Roman" w:hAnsi="Times New Roman" w:cs="Times New Roman"/>
-        </w:rPr>
-        <w:t> Seek secure accounts, rapid flight search, seat selection, and digital boarding passes.</w:t>
+      </w:pPr>
+      <w:r>
+        <w:t>Passengers: Seek secure accounts, rapid flight search, seat selection, and digital boarding passes.</w:t>
       </w:r>
     </w:p>
     <w:p>
       <w:pPr>
         <w:numPr>
           <w:ilvl w:val="0"/>
-          <w:numId w:val="2"/>
+          <w:numId w:val="12"/>
         </w:numPr>
-        <w:rPr>
-          <w:rFonts w:ascii="Times New Roman" w:hAnsi="Times New Roman" w:cs="Times New Roman"/>
-        </w:rPr>
-      </w:pPr>
-      <w:r>
-        <w:rPr>
-          <w:rFonts w:ascii="Times New Roman" w:hAnsi="Times New Roman" w:cs="Times New Roman"/>
-          <w:b/>
-          <w:bCs/>
-        </w:rPr>
-        <w:t>Ground Staff (Gate Agents):</w:t>
-      </w:r>
-      <w:r>
-        <w:rPr>
-          <w:rFonts w:ascii="Times New Roman" w:hAnsi="Times New Roman" w:cs="Times New Roman"/>
-        </w:rPr>
-        <w:t> Require booking verification and baggage drop ingestion interfaces.</w:t>
+      </w:pPr>
+      <w:r>
+        <w:t>Ground Staff (Gate Agents): Require booking verification and baggage drop ingestion interfaces.</w:t>
       </w:r>
     </w:p>
     <w:p>
       <w:pPr>
         <w:numPr>
           <w:ilvl w:val="0"/>
-          <w:numId w:val="2"/>
+          <w:numId w:val="12"/>
         </w:numPr>
-        <w:rPr>
-          <w:rFonts w:ascii="Times New Roman" w:hAnsi="Times New Roman" w:cs="Times New Roman"/>
-        </w:rPr>
-      </w:pPr>
-      <w:r>
-        <w:rPr>
-          <w:rFonts w:ascii="Times New Roman" w:hAnsi="Times New Roman" w:cs="Times New Roman"/>
-          <w:b/>
-          <w:bCs/>
-        </w:rPr>
-        <w:t>Airline Operators (Dispatchers):</w:t>
-      </w:r>
-      <w:r>
-        <w:rPr>
-          <w:rFonts w:ascii="Times New Roman" w:hAnsi="Times New Roman" w:cs="Times New Roman"/>
-        </w:rPr>
-        <w:t> Need global service mesh health views and base ticket pricing controls.</w:t>
+      </w:pPr>
+      <w:r>
+        <w:t>Airline Operators (Dispatchers): Need global service mesh health views and base ticket pricing controls.</w:t>
       </w:r>
     </w:p>
     <w:p>
       <w:pPr>
         <w:numPr>
           <w:ilvl w:val="0"/>
-          <w:numId w:val="2"/>
+          <w:numId w:val="12"/>
         </w:numPr>
-        <w:rPr>
-          <w:rFonts w:ascii="Times New Roman" w:hAnsi="Times New Roman" w:cs="Times New Roman"/>
-        </w:rPr>
-      </w:pPr>
-      <w:r>
-        <w:rPr>
-          <w:rFonts w:ascii="Times New Roman" w:hAnsi="Times New Roman" w:cs="Times New Roman"/>
-          <w:b/>
-          <w:bCs/>
-        </w:rPr>
-        <w:t>System Administrators:</w:t>
-      </w:r>
-      <w:r>
-        <w:rPr>
-          <w:rFonts w:ascii="Times New Roman" w:hAnsi="Times New Roman" w:cs="Times New Roman"/>
-        </w:rPr>
-        <w:t xml:space="preserve"> Require </w:t>
+      </w:pPr>
+      <w:r>
+        <w:t xml:space="preserve">System Administrators: Require </w:t>
       </w:r>
       <w:proofErr w:type="spellStart"/>
       <w:r>
-        <w:rPr>
-          <w:rFonts w:ascii="Times New Roman" w:hAnsi="Times New Roman" w:cs="Times New Roman"/>
-        </w:rPr>
         <w:t>GitOps</w:t>
       </w:r>
       <w:proofErr w:type="spellEnd"/>
       <w:r>
-        <w:rPr>
-          <w:rFonts w:ascii="Times New Roman" w:hAnsi="Times New Roman" w:cs="Times New Roman"/>
-        </w:rPr>
         <w:t xml:space="preserve"> synchronization portals, EKS scaling policies, and compliance logs.</w:t>
       </w:r>
     </w:p>
@@ -1180,41 +395,15 @@
       <w:pPr>
         <w:numPr>
           <w:ilvl w:val="0"/>
-          <w:numId w:val="2"/>
+          <w:numId w:val="12"/>
         </w:numPr>
-        <w:rPr>
-          <w:rFonts w:ascii="Times New Roman" w:hAnsi="Times New Roman" w:cs="Times New Roman"/>
-        </w:rPr>
-      </w:pPr>
-      <w:r>
-        <w:rPr>
-          <w:rFonts w:ascii="Times New Roman" w:hAnsi="Times New Roman" w:cs="Times New Roman"/>
-          <w:b/>
-          <w:bCs/>
-        </w:rPr>
-        <w:t>Grading Examiners (Tutors):</w:t>
-      </w:r>
-      <w:r>
-        <w:rPr>
-          <w:rFonts w:ascii="Times New Roman" w:hAnsi="Times New Roman" w:cs="Times New Roman"/>
-        </w:rPr>
-        <w:t> Demand robust code structures, automated test coverage evidence, and a scripted Viva demo checklist.</w:t>
-      </w:r>
-    </w:p>
-    <w:p>
-      <w:pPr>
-        <w:rPr>
-          <w:rFonts w:ascii="Times New Roman" w:hAnsi="Times New Roman" w:cs="Times New Roman"/>
-          <w:b/>
-          <w:bCs/>
-        </w:rPr>
-      </w:pPr>
-      <w:r>
-        <w:rPr>
-          <w:rFonts w:ascii="Times New Roman" w:hAnsi="Times New Roman" w:cs="Times New Roman"/>
-          <w:b/>
-          <w:bCs/>
-        </w:rPr>
+      </w:pPr>
+      <w:r>
+        <w:t>Grading Examiners (Tutors): Demand robust code structures, automated test coverage evidence, and a scripted Viva demo checklist.</w:t>
+      </w:r>
+    </w:p>
+    <w:p>
+      <w:r>
         <w:t>2.3 Functional Requirements Analysis</w:t>
       </w:r>
     </w:p>
@@ -1222,166 +411,70 @@
       <w:pPr>
         <w:numPr>
           <w:ilvl w:val="0"/>
-          <w:numId w:val="3"/>
+          <w:numId w:val="13"/>
         </w:numPr>
-        <w:rPr>
-          <w:rFonts w:ascii="Times New Roman" w:hAnsi="Times New Roman" w:cs="Times New Roman"/>
-        </w:rPr>
-      </w:pPr>
-      <w:r>
-        <w:rPr>
-          <w:rFonts w:ascii="Times New Roman" w:hAnsi="Times New Roman" w:cs="Times New Roman"/>
-          <w:b/>
-          <w:bCs/>
-        </w:rPr>
-        <w:t>FR-1 (Auth):</w:t>
-      </w:r>
-      <w:r>
-        <w:rPr>
-          <w:rFonts w:ascii="Times New Roman" w:hAnsi="Times New Roman" w:cs="Times New Roman"/>
-        </w:rPr>
-        <w:t> Secure signup and login with role-based dashboard redirection.</w:t>
+      </w:pPr>
+      <w:r>
+        <w:t>FR-1 (Auth): Secure signup and login with role-based dashboard redirection.</w:t>
       </w:r>
     </w:p>
     <w:p>
       <w:pPr>
         <w:numPr>
           <w:ilvl w:val="0"/>
-          <w:numId w:val="3"/>
+          <w:numId w:val="13"/>
         </w:numPr>
-        <w:rPr>
-          <w:rFonts w:ascii="Times New Roman" w:hAnsi="Times New Roman" w:cs="Times New Roman"/>
-        </w:rPr>
-      </w:pPr>
-      <w:r>
-        <w:rPr>
-          <w:rFonts w:ascii="Times New Roman" w:hAnsi="Times New Roman" w:cs="Times New Roman"/>
-          <w:b/>
-          <w:bCs/>
-        </w:rPr>
-        <w:t>FR-2 (Search):</w:t>
-      </w:r>
-      <w:r>
-        <w:rPr>
-          <w:rFonts w:ascii="Times New Roman" w:hAnsi="Times New Roman" w:cs="Times New Roman"/>
-        </w:rPr>
-        <w:t> Dynamic flight search filtering by origin, destination, and dates.</w:t>
+      </w:pPr>
+      <w:r>
+        <w:t>FR-2 (Search): Dynamic flight search filtering by origin, destination, and dates.</w:t>
       </w:r>
     </w:p>
     <w:p>
       <w:pPr>
         <w:numPr>
           <w:ilvl w:val="0"/>
-          <w:numId w:val="3"/>
+          <w:numId w:val="13"/>
         </w:numPr>
-        <w:rPr>
-          <w:rFonts w:ascii="Times New Roman" w:hAnsi="Times New Roman" w:cs="Times New Roman"/>
-        </w:rPr>
-      </w:pPr>
-      <w:r>
-        <w:rPr>
-          <w:rFonts w:ascii="Times New Roman" w:hAnsi="Times New Roman" w:cs="Times New Roman"/>
-          <w:b/>
-          <w:bCs/>
-        </w:rPr>
-        <w:t>FR-3 (Booking):</w:t>
-      </w:r>
-      <w:r>
-        <w:rPr>
-          <w:rFonts w:ascii="Times New Roman" w:hAnsi="Times New Roman" w:cs="Times New Roman"/>
-        </w:rPr>
-        <w:t> Atomic multi-step seat reservation and ticket purchasing flows.</w:t>
+      </w:pPr>
+      <w:r>
+        <w:t>FR-3 (Booking): Atomic multi-step seat reservation and ticket purchasing flows.</w:t>
       </w:r>
     </w:p>
     <w:p>
       <w:pPr>
         <w:numPr>
           <w:ilvl w:val="0"/>
-          <w:numId w:val="3"/>
+          <w:numId w:val="13"/>
         </w:numPr>
-        <w:rPr>
-          <w:rFonts w:ascii="Times New Roman" w:hAnsi="Times New Roman" w:cs="Times New Roman"/>
-        </w:rPr>
-      </w:pPr>
-      <w:r>
-        <w:rPr>
-          <w:rFonts w:ascii="Times New Roman" w:hAnsi="Times New Roman" w:cs="Times New Roman"/>
-          <w:b/>
-          <w:bCs/>
-        </w:rPr>
-        <w:t>FR-4 (Seat Map):</w:t>
-      </w:r>
-      <w:r>
-        <w:rPr>
-          <w:rFonts w:ascii="Times New Roman" w:hAnsi="Times New Roman" w:cs="Times New Roman"/>
-        </w:rPr>
-        <w:t> Interactive cabin layout displaying real-time locks and occupancy.</w:t>
+      </w:pPr>
+      <w:r>
+        <w:t>FR-4 (Seat Map): Interactive cabin layout displaying real-time locks and occupancy.</w:t>
       </w:r>
     </w:p>
     <w:p>
       <w:pPr>
         <w:numPr>
           <w:ilvl w:val="0"/>
-          <w:numId w:val="3"/>
+          <w:numId w:val="13"/>
         </w:numPr>
-        <w:rPr>
-          <w:rFonts w:ascii="Times New Roman" w:hAnsi="Times New Roman" w:cs="Times New Roman"/>
-        </w:rPr>
-      </w:pPr>
-      <w:r>
-        <w:rPr>
-          <w:rFonts w:ascii="Times New Roman" w:hAnsi="Times New Roman" w:cs="Times New Roman"/>
-          <w:b/>
-          <w:bCs/>
-        </w:rPr>
-        <w:t>FR-5 (Baggage):</w:t>
-      </w:r>
-      <w:r>
-        <w:rPr>
-          <w:rFonts w:ascii="Times New Roman" w:hAnsi="Times New Roman" w:cs="Times New Roman"/>
-        </w:rPr>
-        <w:t> High-frequency baggage status scanner updates and barcode drops.</w:t>
+      </w:pPr>
+      <w:r>
+        <w:t>FR-5 (Baggage): High-frequency baggage status scanner updates and barcode drops.</w:t>
       </w:r>
     </w:p>
     <w:p>
       <w:pPr>
         <w:numPr>
           <w:ilvl w:val="0"/>
-          <w:numId w:val="3"/>
+          <w:numId w:val="13"/>
         </w:numPr>
-        <w:rPr>
-          <w:rFonts w:ascii="Times New Roman" w:hAnsi="Times New Roman" w:cs="Times New Roman"/>
-        </w:rPr>
-      </w:pPr>
-      <w:r>
-        <w:rPr>
-          <w:rFonts w:ascii="Times New Roman" w:hAnsi="Times New Roman" w:cs="Times New Roman"/>
-          <w:b/>
-          <w:bCs/>
-        </w:rPr>
-        <w:t>FR-6 (GDPR):</w:t>
-      </w:r>
-      <w:r>
-        <w:rPr>
-          <w:rFonts w:ascii="Times New Roman" w:hAnsi="Times New Roman" w:cs="Times New Roman"/>
-        </w:rPr>
-        <w:t> Data portability JSON exports and profile erasures.</w:t>
-      </w:r>
-    </w:p>
-    <w:p>
-      <w:pPr>
-        <w:rPr>
-          <w:rFonts w:ascii="Times New Roman" w:hAnsi="Times New Roman" w:cs="Times New Roman"/>
-          <w:b/>
-          <w:bCs/>
-        </w:rPr>
-      </w:pPr>
-      <w:r>
-        <w:rPr>
-          <w:rFonts w:ascii="Times New Roman" w:hAnsi="Times New Roman" w:cs="Times New Roman"/>
-          <w:b/>
-          <w:bCs/>
-        </w:rPr>
+      </w:pPr>
+      <w:r>
+        <w:t>FR-6 (GDPR): Data portability JSON exports and profile erasures.</w:t>
+      </w:r>
+    </w:p>
+    <w:p>
+      <w:r>
         <w:t>2.4 Non-Functional Requirements Analysis</w:t>
       </w:r>
     </w:p>
@@ -1389,38 +482,18 @@
       <w:pPr>
         <w:numPr>
           <w:ilvl w:val="0"/>
-          <w:numId w:val="4"/>
+          <w:numId w:val="14"/>
         </w:numPr>
-        <w:rPr>
-          <w:rFonts w:ascii="Times New Roman" w:hAnsi="Times New Roman" w:cs="Times New Roman"/>
-        </w:rPr>
-      </w:pPr>
-      <w:r>
-        <w:rPr>
-          <w:rFonts w:ascii="Times New Roman" w:hAnsi="Times New Roman" w:cs="Times New Roman"/>
-          <w:b/>
-          <w:bCs/>
-        </w:rPr>
-        <w:t>NFR-1 (Availability):</w:t>
-      </w:r>
-      <w:r>
-        <w:rPr>
-          <w:rFonts w:ascii="Times New Roman" w:hAnsi="Times New Roman" w:cs="Times New Roman"/>
-        </w:rPr>
-        <w:t xml:space="preserve"> 99.99% system uptime via </w:t>
+      </w:pPr>
+      <w:r>
+        <w:t xml:space="preserve">NFR-1 (Availability): 99.99% system uptime via </w:t>
       </w:r>
       <w:proofErr w:type="gramStart"/>
       <w:r>
-        <w:rPr>
-          <w:rFonts w:ascii="Times New Roman" w:hAnsi="Times New Roman" w:cs="Times New Roman"/>
-        </w:rPr>
         <w:t>Multi-AZ</w:t>
       </w:r>
       <w:proofErr w:type="gramEnd"/>
       <w:r>
-        <w:rPr>
-          <w:rFonts w:ascii="Times New Roman" w:hAnsi="Times New Roman" w:cs="Times New Roman"/>
-        </w:rPr>
         <w:t xml:space="preserve"> replicas and self-healing pods.</w:t>
       </w:r>
     </w:p>
@@ -1428,77 +501,38 @@
       <w:pPr>
         <w:numPr>
           <w:ilvl w:val="0"/>
-          <w:numId w:val="4"/>
+          <w:numId w:val="14"/>
         </w:numPr>
-        <w:rPr>
-          <w:rFonts w:ascii="Times New Roman" w:hAnsi="Times New Roman" w:cs="Times New Roman"/>
-        </w:rPr>
-      </w:pPr>
-      <w:r>
-        <w:rPr>
-          <w:rFonts w:ascii="Times New Roman" w:hAnsi="Times New Roman" w:cs="Times New Roman"/>
-          <w:b/>
-          <w:bCs/>
-        </w:rPr>
-        <w:t>NFR-2 (Latency):</w:t>
-      </w:r>
-      <w:r>
-        <w:rPr>
-          <w:rFonts w:ascii="Times New Roman" w:hAnsi="Times New Roman" w:cs="Times New Roman"/>
-        </w:rPr>
-        <w:t> Average response time below 150ms under peak locust loads.</w:t>
+      </w:pPr>
+      <w:r>
+        <w:t>NFR-2 (Latency): Average response time below 150ms under peak locust loads.</w:t>
       </w:r>
     </w:p>
     <w:p>
       <w:pPr>
         <w:numPr>
           <w:ilvl w:val="0"/>
-          <w:numId w:val="4"/>
+          <w:numId w:val="14"/>
         </w:numPr>
-        <w:rPr>
-          <w:rFonts w:ascii="Times New Roman" w:hAnsi="Times New Roman" w:cs="Times New Roman"/>
-        </w:rPr>
-      </w:pPr>
-      <w:r>
-        <w:rPr>
-          <w:rFonts w:ascii="Times New Roman" w:hAnsi="Times New Roman" w:cs="Times New Roman"/>
-          <w:b/>
-          <w:bCs/>
-        </w:rPr>
-        <w:t>NFR-3 (Security):</w:t>
-      </w:r>
-      <w:r>
-        <w:rPr>
-          <w:rFonts w:ascii="Times New Roman" w:hAnsi="Times New Roman" w:cs="Times New Roman"/>
-        </w:rPr>
-        <w:t xml:space="preserve"> Strict Zero-Trust access, </w:t>
+      </w:pPr>
+      <w:r>
+        <w:lastRenderedPageBreak/>
+        <w:t xml:space="preserve">NFR-3 (Security): Strict Zero-Trust access, </w:t>
       </w:r>
       <w:proofErr w:type="spellStart"/>
       <w:r>
-        <w:rPr>
-          <w:rFonts w:ascii="Times New Roman" w:hAnsi="Times New Roman" w:cs="Times New Roman"/>
-        </w:rPr>
         <w:t>Bcrypt</w:t>
       </w:r>
       <w:proofErr w:type="spellEnd"/>
       <w:r>
-        <w:rPr>
-          <w:rFonts w:ascii="Times New Roman" w:hAnsi="Times New Roman" w:cs="Times New Roman"/>
-        </w:rPr>
         <w:t xml:space="preserve"> password salting, and </w:t>
       </w:r>
       <w:proofErr w:type="spellStart"/>
       <w:r>
-        <w:rPr>
-          <w:rFonts w:ascii="Times New Roman" w:hAnsi="Times New Roman" w:cs="Times New Roman"/>
-        </w:rPr>
         <w:t>mTLS</w:t>
       </w:r>
       <w:proofErr w:type="spellEnd"/>
       <w:r>
-        <w:rPr>
-          <w:rFonts w:ascii="Times New Roman" w:hAnsi="Times New Roman" w:cs="Times New Roman"/>
-        </w:rPr>
         <w:t xml:space="preserve"> mesh isolates.</w:t>
       </w:r>
     </w:p>
@@ -1506,194 +540,71 @@
       <w:pPr>
         <w:numPr>
           <w:ilvl w:val="0"/>
-          <w:numId w:val="4"/>
+          <w:numId w:val="14"/>
         </w:numPr>
-        <w:rPr>
-          <w:rFonts w:ascii="Times New Roman" w:hAnsi="Times New Roman" w:cs="Times New Roman"/>
-        </w:rPr>
-      </w:pPr>
-      <w:r>
-        <w:rPr>
-          <w:rFonts w:ascii="Times New Roman" w:hAnsi="Times New Roman" w:cs="Times New Roman"/>
-          <w:b/>
-          <w:bCs/>
-        </w:rPr>
-        <w:t>NFR-4 (Compliance):</w:t>
-      </w:r>
-      <w:r>
-        <w:rPr>
-          <w:rFonts w:ascii="Times New Roman" w:hAnsi="Times New Roman" w:cs="Times New Roman"/>
-        </w:rPr>
-        <w:t xml:space="preserve"> Masking raw PII in </w:t>
+      </w:pPr>
+      <w:r>
+        <w:t xml:space="preserve">NFR-4 (Compliance): Masking raw PII in </w:t>
       </w:r>
       <w:proofErr w:type="spellStart"/>
       <w:r>
-        <w:rPr>
-          <w:rFonts w:ascii="Times New Roman" w:hAnsi="Times New Roman" w:cs="Times New Roman"/>
-        </w:rPr>
         <w:t>stdout</w:t>
       </w:r>
       <w:proofErr w:type="spellEnd"/>
       <w:r>
-        <w:rPr>
-          <w:rFonts w:ascii="Times New Roman" w:hAnsi="Times New Roman" w:cs="Times New Roman"/>
-        </w:rPr>
         <w:t xml:space="preserve"> logs and tokenizing card credentials.</w:t>
       </w:r>
     </w:p>
     <w:p>
-      <w:pPr>
-        <w:rPr>
-          <w:rFonts w:ascii="Times New Roman" w:hAnsi="Times New Roman" w:cs="Times New Roman"/>
-          <w:b/>
-          <w:bCs/>
-        </w:rPr>
-      </w:pPr>
-      <w:r>
-        <w:rPr>
-          <w:rFonts w:ascii="Times New Roman" w:hAnsi="Times New Roman" w:cs="Times New Roman"/>
-          <w:b/>
-          <w:bCs/>
-        </w:rPr>
-        <w:lastRenderedPageBreak/>
+      <w:r>
         <w:t>2.5 Scalability Requirements</w:t>
       </w:r>
     </w:p>
     <w:p>
-      <w:pPr>
-        <w:rPr>
-          <w:rFonts w:ascii="Times New Roman" w:hAnsi="Times New Roman" w:cs="Times New Roman"/>
-        </w:rPr>
-      </w:pPr>
-      <w:r>
-        <w:rPr>
-          <w:rFonts w:ascii="Times New Roman" w:hAnsi="Times New Roman" w:cs="Times New Roman"/>
-        </w:rPr>
+      <w:r>
         <w:t>The platform must support Horizontal Pod Autoscaling (HPA), scaling EKS containers from 3 to 10 replicas when CPU exceeds 50% or memory exceeds 80% to absorb load spikes.</w:t>
       </w:r>
     </w:p>
     <w:p>
-      <w:pPr>
-        <w:rPr>
-          <w:rFonts w:ascii="Times New Roman" w:hAnsi="Times New Roman" w:cs="Times New Roman"/>
-          <w:b/>
-          <w:bCs/>
-        </w:rPr>
-      </w:pPr>
-      <w:r>
-        <w:rPr>
-          <w:rFonts w:ascii="Times New Roman" w:hAnsi="Times New Roman" w:cs="Times New Roman"/>
-          <w:b/>
-          <w:bCs/>
-        </w:rPr>
+      <w:r>
         <w:t>2.6 Availability Requirements</w:t>
       </w:r>
     </w:p>
     <w:p>
-      <w:pPr>
-        <w:rPr>
-          <w:rFonts w:ascii="Times New Roman" w:hAnsi="Times New Roman" w:cs="Times New Roman"/>
-        </w:rPr>
-      </w:pPr>
-      <w:r>
-        <w:rPr>
-          <w:rFonts w:ascii="Times New Roman" w:hAnsi="Times New Roman" w:cs="Times New Roman"/>
-        </w:rPr>
+      <w:r>
         <w:t>Multi-Availability Zone (Multi-AZ) scheduling is mandatory. Ingress controllers, app pods, and RDS transactional databases must run duplicated across eu-west-1a and eu-west-1b subnets.</w:t>
       </w:r>
     </w:p>
     <w:p>
-      <w:pPr>
-        <w:rPr>
-          <w:rFonts w:ascii="Times New Roman" w:hAnsi="Times New Roman" w:cs="Times New Roman"/>
-          <w:b/>
-          <w:bCs/>
-        </w:rPr>
-      </w:pPr>
-      <w:r>
-        <w:rPr>
-          <w:rFonts w:ascii="Times New Roman" w:hAnsi="Times New Roman" w:cs="Times New Roman"/>
-          <w:b/>
-          <w:bCs/>
-        </w:rPr>
+      <w:r>
         <w:t>2.7 Security &amp; Compliance Requirements</w:t>
       </w:r>
     </w:p>
     <w:p>
-      <w:pPr>
-        <w:rPr>
-          <w:rFonts w:ascii="Times New Roman" w:hAnsi="Times New Roman" w:cs="Times New Roman"/>
-        </w:rPr>
-      </w:pPr>
-      <w:r>
-        <w:rPr>
-          <w:rFonts w:ascii="Times New Roman" w:hAnsi="Times New Roman" w:cs="Times New Roman"/>
-        </w:rPr>
+      <w:r>
         <w:t>GDPR Article 17 (Right to Erasure) must fully anonymize passenger details in under 5 seconds. PCI-DSS v4.0 requires tokenization of PAN details, preventing CVV numbers from ever hitting database tables.</w:t>
       </w:r>
     </w:p>
     <w:p>
-      <w:pPr>
-        <w:rPr>
-          <w:rFonts w:ascii="Times New Roman" w:hAnsi="Times New Roman" w:cs="Times New Roman"/>
-          <w:b/>
-          <w:bCs/>
-        </w:rPr>
-      </w:pPr>
-      <w:r>
-        <w:rPr>
-          <w:rFonts w:ascii="Times New Roman" w:hAnsi="Times New Roman" w:cs="Times New Roman"/>
-          <w:b/>
-          <w:bCs/>
-        </w:rPr>
+      <w:r>
         <w:t xml:space="preserve">2.8 Real-Time </w:t>
       </w:r>
       <w:proofErr w:type="spellStart"/>
       <w:r>
-        <w:rPr>
-          <w:rFonts w:ascii="Times New Roman" w:hAnsi="Times New Roman" w:cs="Times New Roman"/>
-          <w:b/>
-          <w:bCs/>
-        </w:rPr>
         <w:t>Synchronisation</w:t>
       </w:r>
       <w:proofErr w:type="spellEnd"/>
       <w:r>
-        <w:rPr>
-          <w:rFonts w:ascii="Times New Roman" w:hAnsi="Times New Roman" w:cs="Times New Roman"/>
-          <w:b/>
-          <w:bCs/>
-        </w:rPr>
         <w:t xml:space="preserve"> Requirements</w:t>
       </w:r>
     </w:p>
     <w:p>
-      <w:pPr>
-        <w:rPr>
-          <w:rFonts w:ascii="Times New Roman" w:hAnsi="Times New Roman" w:cs="Times New Roman"/>
-        </w:rPr>
-      </w:pPr>
-      <w:r>
-        <w:rPr>
-          <w:rFonts w:ascii="Times New Roman" w:hAnsi="Times New Roman" w:cs="Times New Roman"/>
-        </w:rPr>
+      <w:r>
         <w:t>Seat occupancy and baggage tracking events must propagate across services and be pushed to client browsers with a latency of less than 500ms using WebSocket and Kafka event streams.</w:t>
       </w:r>
     </w:p>
     <w:p>
-      <w:pPr>
-        <w:rPr>
-          <w:rFonts w:ascii="Times New Roman" w:hAnsi="Times New Roman" w:cs="Times New Roman"/>
-          <w:b/>
-          <w:bCs/>
-        </w:rPr>
-      </w:pPr>
-      <w:r>
-        <w:rPr>
-          <w:rFonts w:ascii="Times New Roman" w:hAnsi="Times New Roman" w:cs="Times New Roman"/>
-          <w:b/>
-          <w:bCs/>
-        </w:rPr>
+      <w:r>
         <w:t>2.9 System Constraints and Assumptions</w:t>
       </w:r>
     </w:p>
@@ -1701,38 +612,18 @@
       <w:pPr>
         <w:numPr>
           <w:ilvl w:val="0"/>
-          <w:numId w:val="5"/>
+          <w:numId w:val="15"/>
         </w:numPr>
-        <w:rPr>
-          <w:rFonts w:ascii="Times New Roman" w:hAnsi="Times New Roman" w:cs="Times New Roman"/>
-        </w:rPr>
-      </w:pPr>
-      <w:r>
-        <w:rPr>
-          <w:rFonts w:ascii="Times New Roman" w:hAnsi="Times New Roman" w:cs="Times New Roman"/>
-          <w:b/>
-          <w:bCs/>
-        </w:rPr>
-        <w:t>Constraints:</w:t>
-      </w:r>
-      <w:r>
-        <w:rPr>
-          <w:rFonts w:ascii="Times New Roman" w:hAnsi="Times New Roman" w:cs="Times New Roman"/>
-        </w:rPr>
-        <w:t> Must leverage Python (</w:t>
+      </w:pPr>
+      <w:r>
+        <w:t>Constraints: Must leverage Python (</w:t>
       </w:r>
       <w:proofErr w:type="spellStart"/>
       <w:r>
-        <w:rPr>
-          <w:rFonts w:ascii="Times New Roman" w:hAnsi="Times New Roman" w:cs="Times New Roman"/>
-        </w:rPr>
         <w:t>FastAPI</w:t>
       </w:r>
       <w:proofErr w:type="spellEnd"/>
       <w:r>
-        <w:rPr>
-          <w:rFonts w:ascii="Times New Roman" w:hAnsi="Times New Roman" w:cs="Times New Roman"/>
-        </w:rPr>
         <w:t xml:space="preserve"> ASGI) for backend, EKS/VPC for cloud infrastructure, and Vanilla CSS/Tailwind v4 for UI elements.</w:t>
       </w:r>
     </w:p>
@@ -1740,55 +631,23 @@
       <w:pPr>
         <w:numPr>
           <w:ilvl w:val="0"/>
-          <w:numId w:val="5"/>
+          <w:numId w:val="15"/>
         </w:numPr>
-        <w:rPr>
-          <w:rFonts w:ascii="Times New Roman" w:hAnsi="Times New Roman" w:cs="Times New Roman"/>
-        </w:rPr>
-      </w:pPr>
-      <w:r>
-        <w:rPr>
-          <w:rFonts w:ascii="Times New Roman" w:hAnsi="Times New Roman" w:cs="Times New Roman"/>
-          <w:b/>
-          <w:bCs/>
-        </w:rPr>
-        <w:t>Assumptions:</w:t>
-      </w:r>
-      <w:r>
-        <w:rPr>
-          <w:rFonts w:ascii="Times New Roman" w:hAnsi="Times New Roman" w:cs="Times New Roman"/>
-        </w:rPr>
-        <w:t> Target grading environments support modern standard browsers and have local power configurations configured for Docker/</w:t>
+      </w:pPr>
+      <w:r>
+        <w:t>Assumptions: Target grading environments support modern standard browsers and have local power configurations configured for Docker/</w:t>
       </w:r>
       <w:proofErr w:type="spellStart"/>
       <w:r>
-        <w:rPr>
-          <w:rFonts w:ascii="Times New Roman" w:hAnsi="Times New Roman" w:cs="Times New Roman"/>
-        </w:rPr>
         <w:t>kubectl</w:t>
       </w:r>
       <w:proofErr w:type="spellEnd"/>
       <w:r>
-        <w:rPr>
-          <w:rFonts w:ascii="Times New Roman" w:hAnsi="Times New Roman" w:cs="Times New Roman"/>
-        </w:rPr>
         <w:t xml:space="preserve"> contexts.</w:t>
       </w:r>
     </w:p>
     <w:p>
-      <w:pPr>
-        <w:rPr>
-          <w:rFonts w:ascii="Times New Roman" w:hAnsi="Times New Roman" w:cs="Times New Roman"/>
-          <w:b/>
-          <w:bCs/>
-        </w:rPr>
-      </w:pPr>
-      <w:r>
-        <w:rPr>
-          <w:rFonts w:ascii="Times New Roman" w:hAnsi="Times New Roman" w:cs="Times New Roman"/>
-          <w:b/>
-          <w:bCs/>
-        </w:rPr>
+      <w:r>
         <w:t>2.10 Use Case Analysis</w:t>
       </w:r>
     </w:p>
@@ -1796,200 +655,76 @@
       <w:pPr>
         <w:numPr>
           <w:ilvl w:val="0"/>
-          <w:numId w:val="6"/>
+          <w:numId w:val="16"/>
         </w:numPr>
-        <w:rPr>
-          <w:rFonts w:ascii="Times New Roman" w:hAnsi="Times New Roman" w:cs="Times New Roman"/>
-        </w:rPr>
-      </w:pPr>
-      <w:r>
-        <w:rPr>
-          <w:rFonts w:ascii="Times New Roman" w:hAnsi="Times New Roman" w:cs="Times New Roman"/>
-          <w:b/>
-          <w:bCs/>
-        </w:rPr>
-        <w:t>Passenger Use Cases:</w:t>
-      </w:r>
-      <w:r>
-        <w:rPr>
-          <w:rFonts w:ascii="Times New Roman" w:hAnsi="Times New Roman" w:cs="Times New Roman"/>
-        </w:rPr>
-        <w:t> Search Flights, Select Business/Economy Seat, Complete Booking, Export GDPR profile.</w:t>
+      </w:pPr>
+      <w:r>
+        <w:t>Passenger Use Cases: Search Flights, Select Business/Economy Seat, Complete Booking, Export GDPR profile.</w:t>
       </w:r>
     </w:p>
     <w:p>
       <w:pPr>
         <w:numPr>
           <w:ilvl w:val="0"/>
-          <w:numId w:val="6"/>
+          <w:numId w:val="16"/>
         </w:numPr>
-        <w:rPr>
-          <w:rFonts w:ascii="Times New Roman" w:hAnsi="Times New Roman" w:cs="Times New Roman"/>
-        </w:rPr>
-      </w:pPr>
-      <w:r>
-        <w:rPr>
-          <w:rFonts w:ascii="Times New Roman" w:hAnsi="Times New Roman" w:cs="Times New Roman"/>
-          <w:b/>
-          <w:bCs/>
-        </w:rPr>
-        <w:t>Ground Staff Use Cases:</w:t>
-      </w:r>
-      <w:r>
-        <w:rPr>
-          <w:rFonts w:ascii="Times New Roman" w:hAnsi="Times New Roman" w:cs="Times New Roman"/>
-        </w:rPr>
-        <w:t> Query Booking ID, Register Baggage drop, Update Baggage location scan.</w:t>
+      </w:pPr>
+      <w:r>
+        <w:t>Ground Staff Use Cases: Query Booking ID, Register Baggage drop, Update Baggage location scan.</w:t>
       </w:r>
     </w:p>
     <w:p>
       <w:pPr>
         <w:numPr>
           <w:ilvl w:val="0"/>
-          <w:numId w:val="6"/>
+          <w:numId w:val="16"/>
         </w:numPr>
-        <w:rPr>
-          <w:rFonts w:ascii="Times New Roman" w:hAnsi="Times New Roman" w:cs="Times New Roman"/>
-        </w:rPr>
-      </w:pPr>
-      <w:r>
-        <w:rPr>
-          <w:rFonts w:ascii="Times New Roman" w:hAnsi="Times New Roman" w:cs="Times New Roman"/>
-          <w:b/>
-          <w:bCs/>
-        </w:rPr>
-        <w:t>Operator Use Cases:</w:t>
-      </w:r>
-      <w:r>
-        <w:rPr>
-          <w:rFonts w:ascii="Times New Roman" w:hAnsi="Times New Roman" w:cs="Times New Roman"/>
-        </w:rPr>
-        <w:t> Toggle base ticket pricing, Inspect service mesh topology.</w:t>
+      </w:pPr>
+      <w:r>
+        <w:t>Operator Use Cases: Toggle base ticket pricing, Inspect service mesh topology.</w:t>
       </w:r>
     </w:p>
     <w:p>
       <w:pPr>
         <w:numPr>
           <w:ilvl w:val="0"/>
-          <w:numId w:val="6"/>
+          <w:numId w:val="16"/>
         </w:numPr>
-        <w:rPr>
-          <w:rFonts w:ascii="Times New Roman" w:hAnsi="Times New Roman" w:cs="Times New Roman"/>
-        </w:rPr>
-      </w:pPr>
-      <w:r>
-        <w:rPr>
-          <w:rFonts w:ascii="Times New Roman" w:hAnsi="Times New Roman" w:cs="Times New Roman"/>
-          <w:b/>
-          <w:bCs/>
-        </w:rPr>
-        <w:t>Admin Use Cases:</w:t>
-      </w:r>
-      <w:r>
-        <w:rPr>
-          <w:rFonts w:ascii="Times New Roman" w:hAnsi="Times New Roman" w:cs="Times New Roman"/>
-        </w:rPr>
-        <w:t xml:space="preserve"> Force </w:t>
+      </w:pPr>
+      <w:r>
+        <w:t xml:space="preserve">Admin Use Cases: Force </w:t>
       </w:r>
       <w:proofErr w:type="spellStart"/>
       <w:r>
-        <w:rPr>
-          <w:rFonts w:ascii="Times New Roman" w:hAnsi="Times New Roman" w:cs="Times New Roman"/>
-        </w:rPr>
         <w:t>GitOps</w:t>
       </w:r>
       <w:proofErr w:type="spellEnd"/>
       <w:r>
-        <w:rPr>
-          <w:rFonts w:ascii="Times New Roman" w:hAnsi="Times New Roman" w:cs="Times New Roman"/>
-        </w:rPr>
         <w:t xml:space="preserve"> Sync, Trigger pod failure simulations.</w:t>
       </w:r>
     </w:p>
     <w:p>
-      <w:pPr>
-        <w:rPr>
-          <w:rFonts w:ascii="Times New Roman" w:hAnsi="Times New Roman" w:cs="Times New Roman"/>
-        </w:rPr>
-      </w:pPr>
-    </w:p>
-    <w:p>
-      <w:pPr>
-        <w:rPr>
-          <w:rFonts w:ascii="Times New Roman" w:hAnsi="Times New Roman" w:cs="Times New Roman"/>
-        </w:rPr>
-      </w:pPr>
-    </w:p>
-    <w:p>
-      <w:pPr>
-        <w:rPr>
-          <w:rFonts w:ascii="Times New Roman" w:hAnsi="Times New Roman" w:cs="Times New Roman"/>
-        </w:rPr>
-      </w:pPr>
-    </w:p>
-    <w:p>
-      <w:pPr>
-        <w:rPr>
-          <w:rFonts w:ascii="Times New Roman" w:hAnsi="Times New Roman" w:cs="Times New Roman"/>
-        </w:rPr>
-      </w:pPr>
-    </w:p>
-    <w:p>
-      <w:pPr>
-        <w:rPr>
-          <w:rFonts w:ascii="Times New Roman" w:hAnsi="Times New Roman" w:cs="Times New Roman"/>
-        </w:rPr>
-      </w:pPr>
-    </w:p>
-    <w:p>
-      <w:pPr>
-        <w:rPr>
-          <w:rFonts w:ascii="Times New Roman" w:hAnsi="Times New Roman" w:cs="Times New Roman"/>
-          <w:b/>
-          <w:bCs/>
-        </w:rPr>
-      </w:pPr>
-      <w:r>
-        <w:rPr>
-          <w:rFonts w:ascii="Times New Roman" w:hAnsi="Times New Roman" w:cs="Times New Roman"/>
-          <w:b/>
-          <w:bCs/>
-        </w:rPr>
+      <w:r>
         <w:lastRenderedPageBreak/>
-        <w:t>2.10 Use Case Analysis</w:t>
-      </w:r>
-    </w:p>
-    <w:p>
-      <w:pPr>
-        <w:rPr>
-          <w:rFonts w:ascii="Times New Roman" w:hAnsi="Times New Roman" w:cs="Times New Roman"/>
-          <w:b/>
-          <w:bCs/>
-        </w:rPr>
-      </w:pPr>
-      <w:r>
-        <w:rPr>
-          <w:rFonts w:ascii="Times New Roman" w:hAnsi="Times New Roman" w:cs="Times New Roman"/>
-          <w:b/>
-          <w:bCs/>
-        </w:rPr>
+        <w:t>2.1</w:t>
+      </w:r>
+      <w:r>
+        <w:t>1</w:t>
+      </w:r>
+      <w:r>
+        <w:t xml:space="preserve"> Use Case </w:t>
+      </w:r>
+      <w:r>
+        <w:t>Diagram</w:t>
+      </w:r>
+    </w:p>
+    <w:p>
+      <w:r>
         <w:t>2.12 User Roles &amp; Permissions</w:t>
       </w:r>
     </w:p>
     <w:p>
-      <w:pPr>
-        <w:rPr>
-          <w:rFonts w:ascii="Times New Roman" w:hAnsi="Times New Roman" w:cs="Times New Roman"/>
-          <w:b/>
-          <w:bCs/>
-        </w:rPr>
-      </w:pPr>
-      <w:r>
-        <w:rPr>
-          <w:rFonts w:ascii="Times New Roman" w:hAnsi="Times New Roman" w:cs="Times New Roman"/>
-          <w:b/>
-          <w:bCs/>
-        </w:rPr>
+      <w:r>
         <w:t>Four explicit roles dictate routing authorization inside the client application context:</w:t>
       </w:r>
     </w:p>
@@ -1997,38 +732,18 @@
       <w:pPr>
         <w:numPr>
           <w:ilvl w:val="0"/>
-          <w:numId w:val="7"/>
+          <w:numId w:val="17"/>
         </w:numPr>
-        <w:rPr>
-          <w:rFonts w:ascii="Times New Roman" w:hAnsi="Times New Roman" w:cs="Times New Roman"/>
-          <w:b/>
-          <w:bCs/>
-        </w:rPr>
-      </w:pPr>
-      <w:r>
-        <w:rPr>
-          <w:rFonts w:ascii="Times New Roman" w:hAnsi="Times New Roman" w:cs="Times New Roman"/>
-          <w:b/>
-          <w:bCs/>
-        </w:rPr>
+      </w:pPr>
+      <w:r>
         <w:t xml:space="preserve">passenger (Level </w:t>
       </w:r>
       <w:proofErr w:type="gramStart"/>
       <w:r>
-        <w:rPr>
-          <w:rFonts w:ascii="Times New Roman" w:hAnsi="Times New Roman" w:cs="Times New Roman"/>
-          <w:b/>
-          <w:bCs/>
-        </w:rPr>
         <w:t>1) —</w:t>
       </w:r>
       <w:proofErr w:type="gramEnd"/>
       <w:r>
-        <w:rPr>
-          <w:rFonts w:ascii="Times New Roman" w:hAnsi="Times New Roman" w:cs="Times New Roman"/>
-          <w:b/>
-          <w:bCs/>
-        </w:rPr>
         <w:t xml:space="preserve"> Permitted only to browse flights and manage personal tickets.</w:t>
       </w:r>
     </w:p>
@@ -2036,48 +751,23 @@
       <w:pPr>
         <w:numPr>
           <w:ilvl w:val="0"/>
-          <w:numId w:val="7"/>
+          <w:numId w:val="17"/>
         </w:numPr>
-        <w:rPr>
-          <w:rFonts w:ascii="Times New Roman" w:hAnsi="Times New Roman" w:cs="Times New Roman"/>
-          <w:b/>
-          <w:bCs/>
-        </w:rPr>
       </w:pPr>
       <w:proofErr w:type="spellStart"/>
       <w:r>
-        <w:rPr>
-          <w:rFonts w:ascii="Times New Roman" w:hAnsi="Times New Roman" w:cs="Times New Roman"/>
-          <w:b/>
-          <w:bCs/>
-        </w:rPr>
         <w:t>ground_staff</w:t>
       </w:r>
       <w:proofErr w:type="spellEnd"/>
       <w:r>
-        <w:rPr>
-          <w:rFonts w:ascii="Times New Roman" w:hAnsi="Times New Roman" w:cs="Times New Roman"/>
-          <w:b/>
-          <w:bCs/>
-        </w:rPr>
         <w:t xml:space="preserve"> (Level </w:t>
       </w:r>
       <w:proofErr w:type="gramStart"/>
       <w:r>
-        <w:rPr>
-          <w:rFonts w:ascii="Times New Roman" w:hAnsi="Times New Roman" w:cs="Times New Roman"/>
-          <w:b/>
-          <w:bCs/>
-        </w:rPr>
         <w:t>2) —</w:t>
       </w:r>
       <w:proofErr w:type="gramEnd"/>
       <w:r>
-        <w:rPr>
-          <w:rFonts w:ascii="Times New Roman" w:hAnsi="Times New Roman" w:cs="Times New Roman"/>
-          <w:b/>
-          <w:bCs/>
-        </w:rPr>
         <w:t xml:space="preserve"> Accesses passenger manifest checkers and baggage drops.</w:t>
       </w:r>
     </w:p>
@@ -2085,48 +775,23 @@
       <w:pPr>
         <w:numPr>
           <w:ilvl w:val="0"/>
-          <w:numId w:val="7"/>
+          <w:numId w:val="17"/>
         </w:numPr>
-        <w:rPr>
-          <w:rFonts w:ascii="Times New Roman" w:hAnsi="Times New Roman" w:cs="Times New Roman"/>
-          <w:b/>
-          <w:bCs/>
-        </w:rPr>
       </w:pPr>
       <w:proofErr w:type="spellStart"/>
       <w:r>
-        <w:rPr>
-          <w:rFonts w:ascii="Times New Roman" w:hAnsi="Times New Roman" w:cs="Times New Roman"/>
-          <w:b/>
-          <w:bCs/>
-        </w:rPr>
         <w:t>airline_operator</w:t>
       </w:r>
       <w:proofErr w:type="spellEnd"/>
       <w:r>
-        <w:rPr>
-          <w:rFonts w:ascii="Times New Roman" w:hAnsi="Times New Roman" w:cs="Times New Roman"/>
-          <w:b/>
-          <w:bCs/>
-        </w:rPr>
         <w:t xml:space="preserve"> (Level </w:t>
       </w:r>
       <w:proofErr w:type="gramStart"/>
       <w:r>
-        <w:rPr>
-          <w:rFonts w:ascii="Times New Roman" w:hAnsi="Times New Roman" w:cs="Times New Roman"/>
-          <w:b/>
-          <w:bCs/>
-        </w:rPr>
         <w:t>3) —</w:t>
       </w:r>
       <w:proofErr w:type="gramEnd"/>
       <w:r>
-        <w:rPr>
-          <w:rFonts w:ascii="Times New Roman" w:hAnsi="Times New Roman" w:cs="Times New Roman"/>
-          <w:b/>
-          <w:bCs/>
-        </w:rPr>
         <w:t xml:space="preserve"> Commands pricing sliders and views system mesh graphs.</w:t>
       </w:r>
     </w:p>
@@ -2134,57 +799,2492 @@
       <w:pPr>
         <w:numPr>
           <w:ilvl w:val="0"/>
-          <w:numId w:val="7"/>
+          <w:numId w:val="17"/>
         </w:numPr>
-        <w:rPr>
-          <w:rFonts w:ascii="Times New Roman" w:hAnsi="Times New Roman" w:cs="Times New Roman"/>
-          <w:b/>
-          <w:bCs/>
-        </w:rPr>
-      </w:pPr>
-      <w:r>
-        <w:rPr>
-          <w:rFonts w:ascii="Times New Roman" w:hAnsi="Times New Roman" w:cs="Times New Roman"/>
-          <w:b/>
-          <w:bCs/>
-        </w:rPr>
+      </w:pPr>
+      <w:r>
         <w:t xml:space="preserve">admin (Level 4) — Possesses full access, including compliance auditors and </w:t>
       </w:r>
       <w:proofErr w:type="spellStart"/>
       <w:r>
-        <w:rPr>
-          <w:rFonts w:ascii="Times New Roman" w:hAnsi="Times New Roman" w:cs="Times New Roman"/>
-          <w:b/>
-          <w:bCs/>
-        </w:rPr>
         <w:t>GitOps</w:t>
       </w:r>
       <w:proofErr w:type="spellEnd"/>
       <w:r>
-        <w:rPr>
-          <w:rFonts w:ascii="Times New Roman" w:hAnsi="Times New Roman" w:cs="Times New Roman"/>
-          <w:b/>
-          <w:bCs/>
-        </w:rPr>
         <w:t xml:space="preserve"> triggers.</w:t>
       </w:r>
     </w:p>
     <w:p>
-      <w:pPr>
-        <w:rPr>
-          <w:rFonts w:ascii="Times New Roman" w:hAnsi="Times New Roman" w:cs="Times New Roman"/>
-          <w:b/>
-          <w:bCs/>
-        </w:rPr>
-      </w:pPr>
-    </w:p>
-    <w:p>
-      <w:pPr>
-        <w:rPr>
-          <w:rFonts w:ascii="Times New Roman" w:hAnsi="Times New Roman" w:cs="Times New Roman"/>
-        </w:rPr>
-      </w:pPr>
-    </w:p>
+      <w:r>
+        <w:t>2.13 Feasibility Analysis</w:t>
+      </w:r>
+    </w:p>
+    <w:p>
+      <w:pPr>
+        <w:numPr>
+          <w:ilvl w:val="0"/>
+          <w:numId w:val="18"/>
+        </w:numPr>
+      </w:pPr>
+      <w:r>
+        <w:t>Technical Feasibility: The async ASGI stack (</w:t>
+      </w:r>
+      <w:proofErr w:type="spellStart"/>
+      <w:r>
+        <w:t>FastAPI</w:t>
+      </w:r>
+      <w:proofErr w:type="spellEnd"/>
+      <w:r>
+        <w:t xml:space="preserve"> + </w:t>
+      </w:r>
+      <w:proofErr w:type="spellStart"/>
+      <w:r>
+        <w:t>SQLAlchemy</w:t>
+      </w:r>
+      <w:proofErr w:type="spellEnd"/>
+      <w:r>
+        <w:t xml:space="preserve"> + </w:t>
+      </w:r>
+      <w:proofErr w:type="spellStart"/>
+      <w:r>
+        <w:t>aiokafka</w:t>
+      </w:r>
+      <w:proofErr w:type="spellEnd"/>
+      <w:r>
+        <w:t>) delivers optimal thread utilization, matching high-concurrency needs.</w:t>
+      </w:r>
+    </w:p>
+    <w:p>
+      <w:pPr>
+        <w:numPr>
+          <w:ilvl w:val="0"/>
+          <w:numId w:val="18"/>
+        </w:numPr>
+      </w:pPr>
+      <w:r>
+        <w:t xml:space="preserve">Operational Feasibility: Automated CI/CD pipelines, Docker compilation, and Terraform </w:t>
+      </w:r>
+      <w:proofErr w:type="spellStart"/>
+      <w:r>
+        <w:t>IaC</w:t>
+      </w:r>
+      <w:proofErr w:type="spellEnd"/>
+      <w:r>
+        <w:t xml:space="preserve"> standardize environment installations.</w:t>
+      </w:r>
+    </w:p>
+    <w:p>
+      <w:r>
+        <w:t>2.14 Technology Selection Justification</w:t>
+      </w:r>
+    </w:p>
+    <w:p>
+      <w:proofErr w:type="spellStart"/>
+      <w:r>
+        <w:t>FastAPI</w:t>
+      </w:r>
+      <w:proofErr w:type="spellEnd"/>
+      <w:r>
+        <w:t> was selected over legacy WSGI frameworks (Flask/Django) because its native event loop handles thousands of concurrent I/O requests on a single OS thread. PostgreSQL is utilized for relational integrity on booking workflows, while Amazon DynamoDB provides scalable NoSQL structures for high-speed baggage scans.</w:t>
+      </w:r>
+    </w:p>
+    <w:p/>
+    <w:p>
+      <w:r>
+        <w:br w:type="page"/>
+      </w:r>
+    </w:p>
+    <w:p>
+      <w:r>
+        <w:lastRenderedPageBreak/>
+        <w:t>Chapter 3: Existing System Evaluation &amp; Problem Analysis</w:t>
+      </w:r>
+    </w:p>
+    <w:p>
+      <w:r>
+        <w:t>3.1 Introduction</w:t>
+      </w:r>
+    </w:p>
+    <w:p>
+      <w:r>
+        <w:t>This chapter evaluates the architectural bottlenecks of legacy monolithic systems, highlighting how database coupling and synchronous blocking paths trigger performance failures.</w:t>
+      </w:r>
+    </w:p>
+    <w:p>
+      <w:r>
+        <w:t>3.2 Overview of Traditional Monolithic Systems</w:t>
+      </w:r>
+    </w:p>
+    <w:p>
+      <w:r>
+        <w:t xml:space="preserve">Traditional airline platforms run as a single, combined package sharing a central database server. While </w:t>
+      </w:r>
+      <w:proofErr w:type="gramStart"/>
+      <w:r>
+        <w:t>simple</w:t>
+      </w:r>
+      <w:proofErr w:type="gramEnd"/>
+      <w:r>
+        <w:t xml:space="preserve"> to deploy initially, the lack of isolation becomes a bottleneck as request volumes scale.</w:t>
+      </w:r>
+    </w:p>
+    <w:p>
+      <w:r>
+        <w:t>3.3 Limitations of Monolithic Architecture</w:t>
+      </w:r>
+    </w:p>
+    <w:p>
+      <w:pPr>
+        <w:numPr>
+          <w:ilvl w:val="0"/>
+          <w:numId w:val="19"/>
+        </w:numPr>
+      </w:pPr>
+      <w:r>
+        <w:t>Tight Coupling: Code updates in one module (like a layout shift in notification emails) require compiling and deploying the entire application package.</w:t>
+      </w:r>
+    </w:p>
+    <w:p>
+      <w:pPr>
+        <w:numPr>
+          <w:ilvl w:val="0"/>
+          <w:numId w:val="19"/>
+        </w:numPr>
+      </w:pPr>
+      <w:r>
+        <w:t>Monolithic Database: Database tables share schemas, causing locks on flight tables when booking processes execute write transactions.</w:t>
+      </w:r>
+    </w:p>
+    <w:p>
+      <w:r>
+        <w:t>3.4 Scalability Challenges</w:t>
+      </w:r>
+    </w:p>
+    <w:p>
+      <w:r>
+        <w:t>A monolith requires scaling the entire package horizontally. This is highly inefficient because CPU-heavy processes (like QR code PDF generation) require scaling database connections and memory-heavy caching modules concurrently, incurring high server overhead.</w:t>
+      </w:r>
+    </w:p>
+    <w:p>
+      <w:r>
+        <w:t>3.5 Deployment Bottlenecks</w:t>
+      </w:r>
+    </w:p>
+    <w:p>
+      <w:r>
+        <w:t>Deployments require complete site downtime. If a new version introduces a severe bug, the entire application fails, requiring slow system rollbacks.</w:t>
+      </w:r>
+    </w:p>
+    <w:p>
+      <w:r>
+        <w:t>3.6 Fault Tolerance Issues</w:t>
+      </w:r>
+    </w:p>
+    <w:p>
+      <w:r>
+        <w:t>A single memory leak or raw exception in a passenger check-in routine propagates across the execution stack, triggering thread pools starvation and crashing the booking engine.</w:t>
+      </w:r>
+    </w:p>
+    <w:p>
+      <w:r>
+        <w:t>3.7 Database Coupling Problems</w:t>
+      </w:r>
+    </w:p>
+    <w:p>
+      <w:r>
+        <w:t xml:space="preserve">Direct </w:t>
+      </w:r>
+      <w:proofErr w:type="gramStart"/>
+      <w:r>
+        <w:t>joins</w:t>
+      </w:r>
+      <w:proofErr w:type="gramEnd"/>
+      <w:r>
+        <w:t xml:space="preserve"> across flights, bookings, and user profiles prevent databases from being optimized for their specific workload. Write bottlenecks on relational booking rows delay read operations on flight inventories.</w:t>
+      </w:r>
+    </w:p>
+    <w:p>
+      <w:r>
+        <w:t>3.8 Real-Time Processing Limitations</w:t>
+      </w:r>
+    </w:p>
+    <w:p>
+      <w:r>
+        <w:lastRenderedPageBreak/>
+        <w:t>Monoliths typically rely on database polling (SELECT ... WHERE status='updated') to track baggage status shifts. Under high traffic, polling overwhelms database connection pools, introducing latency.</w:t>
+      </w:r>
+    </w:p>
+    <w:p>
+      <w:r>
+        <w:t xml:space="preserve">3.9 Security Challenges in </w:t>
+      </w:r>
+      <w:proofErr w:type="spellStart"/>
+      <w:r>
+        <w:t>Centralised</w:t>
+      </w:r>
+      <w:proofErr w:type="spellEnd"/>
+      <w:r>
+        <w:t xml:space="preserve"> Systems</w:t>
+      </w:r>
+    </w:p>
+    <w:p>
+      <w:r>
+        <w:t xml:space="preserve">If an attacker exploits </w:t>
+      </w:r>
+      <w:proofErr w:type="gramStart"/>
+      <w:r>
+        <w:t>a vulnerability</w:t>
+      </w:r>
+      <w:proofErr w:type="gramEnd"/>
+      <w:r>
+        <w:t xml:space="preserve"> in a non-critical module, they inherit the privileges of the entire process, gaining access to the shared database containing password hashes and credit card credentials.</w:t>
+      </w:r>
+    </w:p>
+    <w:p>
+      <w:r>
+        <w:t>3.10 Need for Microservices Transformation</w:t>
+      </w:r>
+    </w:p>
+    <w:p>
+      <w:r>
+        <w:t>To address these challenges, the system is decomposed into loosely coupled services, ensuring fault isolation, database isolation, and high horizontal scaling boundaries.</w:t>
+      </w:r>
+    </w:p>
+    <w:p>
+      <w:r>
+        <w:t>3.11 Comparative Analysis: Monolith vs Microservices</w:t>
+      </w:r>
+    </w:p>
+    <w:tbl>
+      <w:tblPr>
+        <w:tblW w:w="11783" w:type="dxa"/>
+        <w:tblCellSpacing w:w="15" w:type="dxa"/>
+        <w:tblCellMar>
+          <w:left w:w="0" w:type="dxa"/>
+          <w:right w:w="0" w:type="dxa"/>
+        </w:tblCellMar>
+        <w:tblLook w:val="04A0" w:firstRow="1" w:lastRow="0" w:firstColumn="1" w:lastColumn="0" w:noHBand="0" w:noVBand="1"/>
+      </w:tblPr>
+      <w:tblGrid>
+        <w:gridCol w:w="2407"/>
+        <w:gridCol w:w="4309"/>
+        <w:gridCol w:w="5067"/>
+      </w:tblGrid>
+      <w:tr>
+        <w:trPr>
+          <w:tblHeader/>
+          <w:tblCellSpacing w:w="15" w:type="dxa"/>
+        </w:trPr>
+        <w:tc>
+          <w:tcPr>
+            <w:tcW w:w="0" w:type="auto"/>
+            <w:tcBorders>
+              <w:bottom w:val="single" w:sz="12" w:space="0" w:color="CBD5E1"/>
+            </w:tcBorders>
+            <w:noWrap/>
+            <w:tcMar>
+              <w:top w:w="210" w:type="dxa"/>
+              <w:left w:w="270" w:type="dxa"/>
+              <w:bottom w:w="210" w:type="dxa"/>
+              <w:right w:w="270" w:type="dxa"/>
+            </w:tcMar>
+            <w:vAlign w:val="center"/>
+            <w:hideMark/>
+          </w:tcPr>
+          <w:p>
+            <w:r>
+              <w:t>Dimension</w:t>
+            </w:r>
+          </w:p>
+        </w:tc>
+        <w:tc>
+          <w:tcPr>
+            <w:tcW w:w="0" w:type="auto"/>
+            <w:tcBorders>
+              <w:bottom w:val="single" w:sz="12" w:space="0" w:color="CBD5E1"/>
+            </w:tcBorders>
+            <w:noWrap/>
+            <w:tcMar>
+              <w:top w:w="210" w:type="dxa"/>
+              <w:left w:w="270" w:type="dxa"/>
+              <w:bottom w:w="210" w:type="dxa"/>
+              <w:right w:w="270" w:type="dxa"/>
+            </w:tcMar>
+            <w:vAlign w:val="center"/>
+            <w:hideMark/>
+          </w:tcPr>
+          <w:p>
+            <w:r>
+              <w:t>Legacy Monolithic Architecture</w:t>
+            </w:r>
+          </w:p>
+        </w:tc>
+        <w:tc>
+          <w:tcPr>
+            <w:tcW w:w="0" w:type="auto"/>
+            <w:tcBorders>
+              <w:bottom w:val="single" w:sz="12" w:space="0" w:color="CBD5E1"/>
+            </w:tcBorders>
+            <w:noWrap/>
+            <w:tcMar>
+              <w:top w:w="210" w:type="dxa"/>
+              <w:left w:w="270" w:type="dxa"/>
+              <w:bottom w:w="210" w:type="dxa"/>
+              <w:right w:w="270" w:type="dxa"/>
+            </w:tcMar>
+            <w:vAlign w:val="center"/>
+            <w:hideMark/>
+          </w:tcPr>
+          <w:p>
+            <w:r>
+              <w:t>Proposed Cloud-Native Microservices</w:t>
+            </w:r>
+          </w:p>
+        </w:tc>
+      </w:tr>
+      <w:tr>
+        <w:trPr>
+          <w:tblCellSpacing w:w="15" w:type="dxa"/>
+        </w:trPr>
+        <w:tc>
+          <w:tcPr>
+            <w:tcW w:w="0" w:type="auto"/>
+            <w:tcBorders>
+              <w:bottom w:val="single" w:sz="6" w:space="0" w:color="F1F5F9"/>
+            </w:tcBorders>
+            <w:noWrap/>
+            <w:tcMar>
+              <w:top w:w="180" w:type="dxa"/>
+              <w:left w:w="270" w:type="dxa"/>
+              <w:bottom w:w="180" w:type="dxa"/>
+              <w:right w:w="270" w:type="dxa"/>
+            </w:tcMar>
+            <w:hideMark/>
+          </w:tcPr>
+          <w:p>
+            <w:r>
+              <w:t>Data Architecture</w:t>
+            </w:r>
+          </w:p>
+        </w:tc>
+        <w:tc>
+          <w:tcPr>
+            <w:tcW w:w="0" w:type="auto"/>
+            <w:tcBorders>
+              <w:bottom w:val="single" w:sz="6" w:space="0" w:color="F1F5F9"/>
+            </w:tcBorders>
+            <w:tcMar>
+              <w:top w:w="180" w:type="dxa"/>
+              <w:left w:w="270" w:type="dxa"/>
+              <w:bottom w:w="180" w:type="dxa"/>
+              <w:right w:w="270" w:type="dxa"/>
+            </w:tcMar>
+            <w:hideMark/>
+          </w:tcPr>
+          <w:p>
+            <w:r>
+              <w:t>Shared relational database (tight schema coupling)</w:t>
+            </w:r>
+          </w:p>
+        </w:tc>
+        <w:tc>
+          <w:tcPr>
+            <w:tcW w:w="0" w:type="auto"/>
+            <w:tcBorders>
+              <w:bottom w:val="single" w:sz="6" w:space="0" w:color="F1F5F9"/>
+            </w:tcBorders>
+            <w:tcMar>
+              <w:top w:w="180" w:type="dxa"/>
+              <w:left w:w="270" w:type="dxa"/>
+              <w:bottom w:w="180" w:type="dxa"/>
+              <w:right w:w="270" w:type="dxa"/>
+            </w:tcMar>
+            <w:hideMark/>
+          </w:tcPr>
+          <w:p>
+            <w:r>
+              <w:t>Database-per-Service (Relational RDS + NoSQL DynamoDB)</w:t>
+            </w:r>
+          </w:p>
+        </w:tc>
+      </w:tr>
+      <w:tr>
+        <w:trPr>
+          <w:tblCellSpacing w:w="15" w:type="dxa"/>
+        </w:trPr>
+        <w:tc>
+          <w:tcPr>
+            <w:tcW w:w="0" w:type="auto"/>
+            <w:tcBorders>
+              <w:bottom w:val="single" w:sz="6" w:space="0" w:color="F1F5F9"/>
+            </w:tcBorders>
+            <w:noWrap/>
+            <w:tcMar>
+              <w:top w:w="180" w:type="dxa"/>
+              <w:left w:w="270" w:type="dxa"/>
+              <w:bottom w:w="180" w:type="dxa"/>
+              <w:right w:w="270" w:type="dxa"/>
+            </w:tcMar>
+            <w:hideMark/>
+          </w:tcPr>
+          <w:p>
+            <w:r>
+              <w:t>Scalability</w:t>
+            </w:r>
+          </w:p>
+        </w:tc>
+        <w:tc>
+          <w:tcPr>
+            <w:tcW w:w="0" w:type="auto"/>
+            <w:tcBorders>
+              <w:bottom w:val="single" w:sz="6" w:space="0" w:color="F1F5F9"/>
+            </w:tcBorders>
+            <w:tcMar>
+              <w:top w:w="180" w:type="dxa"/>
+              <w:left w:w="270" w:type="dxa"/>
+              <w:bottom w:w="180" w:type="dxa"/>
+              <w:right w:w="270" w:type="dxa"/>
+            </w:tcMar>
+            <w:hideMark/>
+          </w:tcPr>
+          <w:p>
+            <w:r>
+              <w:t>Vertical / Scaling the entire monolith (expensive)</w:t>
+            </w:r>
+          </w:p>
+        </w:tc>
+        <w:tc>
+          <w:tcPr>
+            <w:tcW w:w="0" w:type="auto"/>
+            <w:tcBorders>
+              <w:bottom w:val="single" w:sz="6" w:space="0" w:color="F1F5F9"/>
+            </w:tcBorders>
+            <w:tcMar>
+              <w:top w:w="180" w:type="dxa"/>
+              <w:left w:w="270" w:type="dxa"/>
+              <w:bottom w:w="180" w:type="dxa"/>
+              <w:right w:w="270" w:type="dxa"/>
+            </w:tcMar>
+            <w:hideMark/>
+          </w:tcPr>
+          <w:p>
+            <w:r>
+              <w:t>Horizontal Pod Autoscaling (targeted container scaling)</w:t>
+            </w:r>
+          </w:p>
+        </w:tc>
+      </w:tr>
+      <w:tr>
+        <w:trPr>
+          <w:tblCellSpacing w:w="15" w:type="dxa"/>
+        </w:trPr>
+        <w:tc>
+          <w:tcPr>
+            <w:tcW w:w="0" w:type="auto"/>
+            <w:tcBorders>
+              <w:bottom w:val="single" w:sz="6" w:space="0" w:color="F1F5F9"/>
+            </w:tcBorders>
+            <w:noWrap/>
+            <w:tcMar>
+              <w:top w:w="180" w:type="dxa"/>
+              <w:left w:w="270" w:type="dxa"/>
+              <w:bottom w:w="180" w:type="dxa"/>
+              <w:right w:w="270" w:type="dxa"/>
+            </w:tcMar>
+            <w:hideMark/>
+          </w:tcPr>
+          <w:p>
+            <w:r>
+              <w:t>Deployment</w:t>
+            </w:r>
+          </w:p>
+        </w:tc>
+        <w:tc>
+          <w:tcPr>
+            <w:tcW w:w="0" w:type="auto"/>
+            <w:tcBorders>
+              <w:bottom w:val="single" w:sz="6" w:space="0" w:color="F1F5F9"/>
+            </w:tcBorders>
+            <w:tcMar>
+              <w:top w:w="180" w:type="dxa"/>
+              <w:left w:w="270" w:type="dxa"/>
+              <w:bottom w:w="180" w:type="dxa"/>
+              <w:right w:w="270" w:type="dxa"/>
+            </w:tcMar>
+            <w:hideMark/>
+          </w:tcPr>
+          <w:p>
+            <w:r>
+              <w:t>Complete package compilation (requires site downtime)</w:t>
+            </w:r>
+          </w:p>
+        </w:tc>
+        <w:tc>
+          <w:tcPr>
+            <w:tcW w:w="0" w:type="auto"/>
+            <w:tcBorders>
+              <w:bottom w:val="single" w:sz="6" w:space="0" w:color="F1F5F9"/>
+            </w:tcBorders>
+            <w:tcMar>
+              <w:top w:w="180" w:type="dxa"/>
+              <w:left w:w="270" w:type="dxa"/>
+              <w:bottom w:w="180" w:type="dxa"/>
+              <w:right w:w="270" w:type="dxa"/>
+            </w:tcMar>
+            <w:hideMark/>
+          </w:tcPr>
+          <w:p>
+            <w:proofErr w:type="spellStart"/>
+            <w:r>
+              <w:t>GitOps</w:t>
+            </w:r>
+            <w:proofErr w:type="spellEnd"/>
+            <w:r>
+              <w:t xml:space="preserve"> Declarative Continuous Delivery (zero-downtime rollouts)</w:t>
+            </w:r>
+          </w:p>
+        </w:tc>
+      </w:tr>
+      <w:tr>
+        <w:trPr>
+          <w:tblCellSpacing w:w="15" w:type="dxa"/>
+        </w:trPr>
+        <w:tc>
+          <w:tcPr>
+            <w:tcW w:w="0" w:type="auto"/>
+            <w:tcBorders>
+              <w:bottom w:val="single" w:sz="6" w:space="0" w:color="F1F5F9"/>
+            </w:tcBorders>
+            <w:noWrap/>
+            <w:tcMar>
+              <w:top w:w="180" w:type="dxa"/>
+              <w:left w:w="270" w:type="dxa"/>
+              <w:bottom w:w="180" w:type="dxa"/>
+              <w:right w:w="270" w:type="dxa"/>
+            </w:tcMar>
+            <w:hideMark/>
+          </w:tcPr>
+          <w:p>
+            <w:r>
+              <w:t>Fault Tolerance</w:t>
+            </w:r>
+          </w:p>
+        </w:tc>
+        <w:tc>
+          <w:tcPr>
+            <w:tcW w:w="0" w:type="auto"/>
+            <w:tcBorders>
+              <w:bottom w:val="single" w:sz="6" w:space="0" w:color="F1F5F9"/>
+            </w:tcBorders>
+            <w:tcMar>
+              <w:top w:w="180" w:type="dxa"/>
+              <w:left w:w="270" w:type="dxa"/>
+              <w:bottom w:w="180" w:type="dxa"/>
+              <w:right w:w="270" w:type="dxa"/>
+            </w:tcMar>
+            <w:hideMark/>
+          </w:tcPr>
+          <w:p>
+            <w:r>
+              <w:t xml:space="preserve">Single thread </w:t>
+            </w:r>
+            <w:proofErr w:type="gramStart"/>
+            <w:r>
+              <w:t>crash takes</w:t>
+            </w:r>
+            <w:proofErr w:type="gramEnd"/>
+            <w:r>
+              <w:t xml:space="preserve"> down the entire system</w:t>
+            </w:r>
+          </w:p>
+        </w:tc>
+        <w:tc>
+          <w:tcPr>
+            <w:tcW w:w="0" w:type="auto"/>
+            <w:tcBorders>
+              <w:bottom w:val="single" w:sz="6" w:space="0" w:color="F1F5F9"/>
+            </w:tcBorders>
+            <w:tcMar>
+              <w:top w:w="180" w:type="dxa"/>
+              <w:left w:w="270" w:type="dxa"/>
+              <w:bottom w:w="180" w:type="dxa"/>
+              <w:right w:w="270" w:type="dxa"/>
+            </w:tcMar>
+            <w:hideMark/>
+          </w:tcPr>
+          <w:p>
+            <w:r>
+              <w:t>Circuit Breakers &amp; Decoupling (crashes are isolated)</w:t>
+            </w:r>
+          </w:p>
+        </w:tc>
+      </w:tr>
+      <w:tr>
+        <w:trPr>
+          <w:tblCellSpacing w:w="15" w:type="dxa"/>
+        </w:trPr>
+        <w:tc>
+          <w:tcPr>
+            <w:tcW w:w="0" w:type="auto"/>
+            <w:tcBorders>
+              <w:bottom w:val="nil"/>
+            </w:tcBorders>
+            <w:noWrap/>
+            <w:tcMar>
+              <w:top w:w="180" w:type="dxa"/>
+              <w:left w:w="270" w:type="dxa"/>
+              <w:bottom w:w="180" w:type="dxa"/>
+              <w:right w:w="270" w:type="dxa"/>
+            </w:tcMar>
+            <w:hideMark/>
+          </w:tcPr>
+          <w:p>
+            <w:r>
+              <w:t>Transaction Flow</w:t>
+            </w:r>
+          </w:p>
+        </w:tc>
+        <w:tc>
+          <w:tcPr>
+            <w:tcW w:w="0" w:type="auto"/>
+            <w:tcBorders>
+              <w:bottom w:val="nil"/>
+            </w:tcBorders>
+            <w:tcMar>
+              <w:top w:w="180" w:type="dxa"/>
+              <w:left w:w="270" w:type="dxa"/>
+              <w:bottom w:w="180" w:type="dxa"/>
+              <w:right w:w="270" w:type="dxa"/>
+            </w:tcMar>
+            <w:hideMark/>
+          </w:tcPr>
+          <w:p>
+            <w:r>
+              <w:t>Single ACID database locks</w:t>
+            </w:r>
+          </w:p>
+        </w:tc>
+        <w:tc>
+          <w:tcPr>
+            <w:tcW w:w="0" w:type="auto"/>
+            <w:tcBorders>
+              <w:bottom w:val="nil"/>
+            </w:tcBorders>
+            <w:tcMar>
+              <w:top w:w="180" w:type="dxa"/>
+              <w:left w:w="270" w:type="dxa"/>
+              <w:bottom w:w="180" w:type="dxa"/>
+              <w:right w:w="270" w:type="dxa"/>
+            </w:tcMar>
+            <w:hideMark/>
+          </w:tcPr>
+          <w:p>
+            <w:r>
+              <w:t xml:space="preserve">Choreography-Based Saga Pattern via </w:t>
+            </w:r>
+            <w:proofErr w:type="spellStart"/>
+            <w:r>
+              <w:t>aiokafka</w:t>
+            </w:r>
+            <w:proofErr w:type="spellEnd"/>
+          </w:p>
+        </w:tc>
+      </w:tr>
+    </w:tbl>
+    <w:p>
+      <w:r>
+        <w:t>3.12 Summary</w:t>
+      </w:r>
+    </w:p>
+    <w:p>
+      <w:r>
+        <w:lastRenderedPageBreak/>
+        <w:t xml:space="preserve">Transitioning to a cloud-native microservices architecture eliminates the database coupling ceilings of monolithic architectures, preparing </w:t>
+      </w:r>
+      <w:proofErr w:type="spellStart"/>
+      <w:r>
+        <w:t>AeroLink</w:t>
+      </w:r>
+      <w:proofErr w:type="spellEnd"/>
+      <w:r>
+        <w:t xml:space="preserve"> for multi-region scalability.</w:t>
+      </w:r>
+    </w:p>
+    <w:p/>
+    <w:p>
+      <w:r>
+        <w:br w:type="page"/>
+      </w:r>
+      <w:r>
+        <w:lastRenderedPageBreak/>
+        <w:t>Chapter 4: Proposed Cloud-Native System Architecture</w:t>
+      </w:r>
+    </w:p>
+    <w:p>
+      <w:r>
+        <w:t>4.1 Introduction</w:t>
+      </w:r>
+    </w:p>
+    <w:p>
+      <w:r>
+        <w:t xml:space="preserve">This chapter presents the proposed architectural blueprint for the </w:t>
+      </w:r>
+      <w:proofErr w:type="spellStart"/>
+      <w:r>
+        <w:t>AeroLink</w:t>
+      </w:r>
+      <w:proofErr w:type="spellEnd"/>
+      <w:r>
+        <w:t xml:space="preserve"> platform, highlighting bounded contexts, containerization layers, and event coordination.</w:t>
+      </w:r>
+    </w:p>
+    <w:p>
+      <w:r>
+        <w:t>4.2 Overview of Proposed Architecture</w:t>
+      </w:r>
+    </w:p>
+    <w:p>
+      <w:r>
+        <w:t>The platform is designed around 8 independent microservices interacting through synchronous HTTP REST requests (gated by a secure API Gateway) and asynchronous, event-driven choreographies driven by an Apache Kafka messaging queue.</w:t>
+      </w:r>
+    </w:p>
+    <w:p>
+      <w:r>
+        <w:t>4.3 Cloud-Native Architectural Principles</w:t>
+      </w:r>
+    </w:p>
+    <w:p>
+      <w:pPr>
+        <w:numPr>
+          <w:ilvl w:val="0"/>
+          <w:numId w:val="20"/>
+        </w:numPr>
+      </w:pPr>
+      <w:r>
+        <w:t>Loose Coupling: Services interact via defined APIs and Kafka topics; they possess no knowledge of downstream implementation details.</w:t>
+      </w:r>
+    </w:p>
+    <w:p>
+      <w:pPr>
+        <w:numPr>
+          <w:ilvl w:val="0"/>
+          <w:numId w:val="20"/>
+        </w:numPr>
+      </w:pPr>
+      <w:r>
+        <w:t>Database-per-Service: No service can access another service's database directly. Inter-service queries are shunted via API Gateway proxies.</w:t>
+      </w:r>
+    </w:p>
+    <w:p>
+      <w:pPr>
+        <w:numPr>
+          <w:ilvl w:val="0"/>
+          <w:numId w:val="20"/>
+        </w:numPr>
+      </w:pPr>
+      <w:r>
+        <w:t>Stateless Runtimes: Services store no session state locally. Sessions, cache buffers, and rate-limiting buckets reside in shared Redis caches.</w:t>
+      </w:r>
+    </w:p>
+    <w:p>
+      <w:r>
+        <w:t>4.4 High-Level System Architecture Diagram</w:t>
+      </w:r>
+    </w:p>
+    <w:p>
+      <w:r>
+        <w:t>AWS Managed Data Layer</w:t>
+      </w:r>
+    </w:p>
+    <w:p>
+      <w:r>
+        <w:t xml:space="preserve">Amazon EKS Cluster - </w:t>
+      </w:r>
+      <w:proofErr w:type="spellStart"/>
+      <w:r>
+        <w:t>aerolink</w:t>
+      </w:r>
+      <w:proofErr w:type="spellEnd"/>
+      <w:r>
+        <w:t xml:space="preserve"> Namespace</w:t>
+      </w:r>
+    </w:p>
+    <w:p>
+      <w:r>
+        <w:t>HTTP / WS</w:t>
+      </w:r>
+    </w:p>
+    <w:p>
+      <w:r>
+        <w:t>Proxy / JWT / Rate Limit</w:t>
+      </w:r>
+    </w:p>
+    <w:p>
+      <w:r>
+        <w:t>Proxy</w:t>
+      </w:r>
+    </w:p>
+    <w:p>
+      <w:r>
+        <w:t>Proxy</w:t>
+      </w:r>
+    </w:p>
+    <w:p>
+      <w:r>
+        <w:t>Proxy</w:t>
+      </w:r>
+    </w:p>
+    <w:p>
+      <w:r>
+        <w:t>Proxy</w:t>
+      </w:r>
+    </w:p>
+    <w:p>
+      <w:r>
+        <w:t>Realtime WS Bridge</w:t>
+      </w:r>
+    </w:p>
+    <w:p>
+      <w:r>
+        <w:t>Kafka Events</w:t>
+      </w:r>
+    </w:p>
+    <w:p>
+      <w:r>
+        <w:t>Kafka Events</w:t>
+      </w:r>
+    </w:p>
+    <w:p>
+      <w:r>
+        <w:t>Kafka Events</w:t>
+      </w:r>
+    </w:p>
+    <w:p>
+      <w:r>
+        <w:lastRenderedPageBreak/>
+        <w:t>Kafka Events</w:t>
+      </w:r>
+    </w:p>
+    <w:p>
+      <w:r>
+        <w:t>Kafka Events</w:t>
+      </w:r>
+    </w:p>
+    <w:p>
+      <w:r>
+        <w:t>Subscribe</w:t>
+      </w:r>
+    </w:p>
+    <w:p>
+      <w:r>
+        <w:t>Subscribe</w:t>
+      </w:r>
+    </w:p>
+    <w:p>
+      <w:r>
+        <w:t xml:space="preserve">Async </w:t>
+      </w:r>
+      <w:proofErr w:type="spellStart"/>
+      <w:r>
+        <w:t>SQLAlchemy</w:t>
+      </w:r>
+      <w:proofErr w:type="spellEnd"/>
+    </w:p>
+    <w:p>
+      <w:r>
+        <w:t xml:space="preserve">Async </w:t>
+      </w:r>
+      <w:proofErr w:type="spellStart"/>
+      <w:r>
+        <w:t>SQLAlchemy</w:t>
+      </w:r>
+      <w:proofErr w:type="spellEnd"/>
+    </w:p>
+    <w:p>
+      <w:r>
+        <w:t xml:space="preserve">Async </w:t>
+      </w:r>
+      <w:proofErr w:type="spellStart"/>
+      <w:r>
+        <w:t>SQLAlchemy</w:t>
+      </w:r>
+      <w:proofErr w:type="spellEnd"/>
+    </w:p>
+    <w:p>
+      <w:r>
+        <w:t xml:space="preserve">Async </w:t>
+      </w:r>
+      <w:proofErr w:type="spellStart"/>
+      <w:r>
+        <w:t>SQLAlchemy</w:t>
+      </w:r>
+      <w:proofErr w:type="spellEnd"/>
+    </w:p>
+    <w:p>
+      <w:r>
+        <w:t>aioboto3 Async SDK</w:t>
+      </w:r>
+    </w:p>
+    <w:p>
+      <w:proofErr w:type="spellStart"/>
+      <w:r>
+        <w:t>aioredis</w:t>
+      </w:r>
+      <w:proofErr w:type="spellEnd"/>
+    </w:p>
+    <w:p>
+      <w:r>
+        <w:t>Amazon RDS PostgreSQL</w:t>
+      </w:r>
+    </w:p>
+    <w:p>
+      <w:r>
+        <w:t>Amazon DynamoDB</w:t>
+      </w:r>
+    </w:p>
+    <w:p>
+      <w:r>
+        <w:t>Amazon ElastiCache Redis</w:t>
+      </w:r>
+    </w:p>
+    <w:p>
+      <w:r>
+        <w:t>Flight Service - Port 8001</w:t>
+      </w:r>
+    </w:p>
+    <w:p>
+      <w:r>
+        <w:t>API Gateway - Port 8000</w:t>
+      </w:r>
+    </w:p>
+    <w:p>
+      <w:r>
+        <w:t>Booking Service - Port 8002</w:t>
+      </w:r>
+    </w:p>
+    <w:p>
+      <w:r>
+        <w:t>Passenger Service - Port 8003</w:t>
+      </w:r>
+    </w:p>
+    <w:p>
+      <w:r>
+        <w:t>Baggage Service - Port 8004</w:t>
+      </w:r>
+    </w:p>
+    <w:p>
+      <w:r>
+        <w:t>Payment Service - Port 8005</w:t>
+      </w:r>
+    </w:p>
+    <w:p>
+      <w:r>
+        <w:t>Realtime Service - Port 8007</w:t>
+      </w:r>
+    </w:p>
+    <w:p>
+      <w:r>
+        <w:t>Apache Kafka - Port 9092</w:t>
+      </w:r>
+    </w:p>
+    <w:p>
+      <w:r>
+        <w:t>Notification Service - Port 8006</w:t>
+      </w:r>
+    </w:p>
+    <w:p>
+      <w:r>
+        <w:t>Web Browser / React Frontend</w:t>
+      </w:r>
+    </w:p>
+    <w:p>
+      <w:r>
+        <w:t>4.5 Bounded Context Design</w:t>
+      </w:r>
+    </w:p>
+    <w:p>
+      <w:r>
+        <w:t>Using Domain-Driven Design, the system is decomposed into 8 distinct bounded contexts:</w:t>
+      </w:r>
+    </w:p>
+    <w:p>
+      <w:pPr>
+        <w:numPr>
+          <w:ilvl w:val="0"/>
+          <w:numId w:val="21"/>
+        </w:numPr>
+      </w:pPr>
+      <w:r>
+        <w:lastRenderedPageBreak/>
+        <w:t>API Gateway Context: Manages system entries, reverse proxying, JWT validation, rate limiting, and health checks.</w:t>
+      </w:r>
+    </w:p>
+    <w:p>
+      <w:pPr>
+        <w:numPr>
+          <w:ilvl w:val="0"/>
+          <w:numId w:val="21"/>
+        </w:numPr>
+      </w:pPr>
+      <w:r>
+        <w:t>Flight Context: Dictates schedules, routes, base pricing, and seat inventories.</w:t>
+      </w:r>
+    </w:p>
+    <w:p>
+      <w:pPr>
+        <w:numPr>
+          <w:ilvl w:val="0"/>
+          <w:numId w:val="21"/>
+        </w:numPr>
+      </w:pPr>
+      <w:r>
+        <w:t>Booking Context: Coordinates ticketing, reservations, and Saga transactions.</w:t>
+      </w:r>
+    </w:p>
+    <w:p>
+      <w:pPr>
+        <w:numPr>
+          <w:ilvl w:val="0"/>
+          <w:numId w:val="21"/>
+        </w:numPr>
+      </w:pPr>
+      <w:r>
+        <w:t>Passenger Context: Governs profiles, credentials, logins, and GDPR portability.</w:t>
+      </w:r>
+    </w:p>
+    <w:p>
+      <w:pPr>
+        <w:numPr>
+          <w:ilvl w:val="0"/>
+          <w:numId w:val="21"/>
+        </w:numPr>
+      </w:pPr>
+      <w:r>
+        <w:t>Baggage Context: Processes scan coordinates and high-frequency luggage tracking.</w:t>
+      </w:r>
+    </w:p>
+    <w:p>
+      <w:pPr>
+        <w:numPr>
+          <w:ilvl w:val="0"/>
+          <w:numId w:val="21"/>
+        </w:numPr>
+      </w:pPr>
+      <w:r>
+        <w:t>Payment Context: Processes card authorizations and PCI-DSS transactions.</w:t>
+      </w:r>
+    </w:p>
+    <w:p>
+      <w:pPr>
+        <w:numPr>
+          <w:ilvl w:val="0"/>
+          <w:numId w:val="21"/>
+        </w:numPr>
+      </w:pPr>
+      <w:r>
+        <w:t>Notification Context: Governs email dispatches and template notifications.</w:t>
+      </w:r>
+    </w:p>
+    <w:p>
+      <w:pPr>
+        <w:numPr>
+          <w:ilvl w:val="0"/>
+          <w:numId w:val="21"/>
+        </w:numPr>
+      </w:pPr>
+      <w:r>
+        <w:t xml:space="preserve">Realtime Context: Feeds seat locks and status updates via </w:t>
+      </w:r>
+      <w:proofErr w:type="spellStart"/>
+      <w:r>
+        <w:t>WebSockets</w:t>
+      </w:r>
+      <w:proofErr w:type="spellEnd"/>
+      <w:r>
+        <w:t>.</w:t>
+      </w:r>
+    </w:p>
+    <w:p>
+      <w:r>
+        <w:t>4.6 Microservices Decomposition Strategy</w:t>
+      </w:r>
+    </w:p>
+    <w:tbl>
+      <w:tblPr>
+        <w:tblW w:w="11109" w:type="dxa"/>
+        <w:tblCellSpacing w:w="15" w:type="dxa"/>
+        <w:tblCellMar>
+          <w:left w:w="0" w:type="dxa"/>
+          <w:right w:w="0" w:type="dxa"/>
+        </w:tblCellMar>
+        <w:tblLook w:val="04A0" w:firstRow="1" w:lastRow="0" w:firstColumn="1" w:lastColumn="0" w:noHBand="0" w:noVBand="1"/>
+      </w:tblPr>
+      <w:tblGrid>
+        <w:gridCol w:w="2618"/>
+        <w:gridCol w:w="2724"/>
+        <w:gridCol w:w="2974"/>
+        <w:gridCol w:w="2793"/>
+      </w:tblGrid>
+      <w:tr>
+        <w:trPr>
+          <w:tblHeader/>
+          <w:tblCellSpacing w:w="15" w:type="dxa"/>
+        </w:trPr>
+        <w:tc>
+          <w:tcPr>
+            <w:tcW w:w="0" w:type="auto"/>
+            <w:tcBorders>
+              <w:bottom w:val="single" w:sz="12" w:space="0" w:color="CBD5E1"/>
+            </w:tcBorders>
+            <w:noWrap/>
+            <w:tcMar>
+              <w:top w:w="210" w:type="dxa"/>
+              <w:left w:w="270" w:type="dxa"/>
+              <w:bottom w:w="210" w:type="dxa"/>
+              <w:right w:w="270" w:type="dxa"/>
+            </w:tcMar>
+            <w:vAlign w:val="center"/>
+            <w:hideMark/>
+          </w:tcPr>
+          <w:p>
+            <w:r>
+              <w:t>Microservice</w:t>
+            </w:r>
+          </w:p>
+        </w:tc>
+        <w:tc>
+          <w:tcPr>
+            <w:tcW w:w="0" w:type="auto"/>
+            <w:tcBorders>
+              <w:bottom w:val="single" w:sz="12" w:space="0" w:color="CBD5E1"/>
+            </w:tcBorders>
+            <w:noWrap/>
+            <w:tcMar>
+              <w:top w:w="210" w:type="dxa"/>
+              <w:left w:w="270" w:type="dxa"/>
+              <w:bottom w:w="210" w:type="dxa"/>
+              <w:right w:w="270" w:type="dxa"/>
+            </w:tcMar>
+            <w:vAlign w:val="center"/>
+            <w:hideMark/>
+          </w:tcPr>
+          <w:p>
+            <w:r>
+              <w:t>Bounded Context</w:t>
+            </w:r>
+          </w:p>
+        </w:tc>
+        <w:tc>
+          <w:tcPr>
+            <w:tcW w:w="0" w:type="auto"/>
+            <w:tcBorders>
+              <w:bottom w:val="single" w:sz="12" w:space="0" w:color="CBD5E1"/>
+            </w:tcBorders>
+            <w:noWrap/>
+            <w:tcMar>
+              <w:top w:w="210" w:type="dxa"/>
+              <w:left w:w="270" w:type="dxa"/>
+              <w:bottom w:w="210" w:type="dxa"/>
+              <w:right w:w="270" w:type="dxa"/>
+            </w:tcMar>
+            <w:vAlign w:val="center"/>
+            <w:hideMark/>
+          </w:tcPr>
+          <w:p>
+            <w:r>
+              <w:t>Primary Data Store</w:t>
+            </w:r>
+          </w:p>
+        </w:tc>
+        <w:tc>
+          <w:tcPr>
+            <w:tcW w:w="0" w:type="auto"/>
+            <w:tcBorders>
+              <w:bottom w:val="single" w:sz="12" w:space="0" w:color="CBD5E1"/>
+            </w:tcBorders>
+            <w:noWrap/>
+            <w:tcMar>
+              <w:top w:w="210" w:type="dxa"/>
+              <w:left w:w="270" w:type="dxa"/>
+              <w:bottom w:w="210" w:type="dxa"/>
+              <w:right w:w="270" w:type="dxa"/>
+            </w:tcMar>
+            <w:vAlign w:val="center"/>
+            <w:hideMark/>
+          </w:tcPr>
+          <w:p>
+            <w:r>
+              <w:t>Primary Port Mapping</w:t>
+            </w:r>
+          </w:p>
+        </w:tc>
+      </w:tr>
+      <w:tr>
+        <w:trPr>
+          <w:tblCellSpacing w:w="15" w:type="dxa"/>
+        </w:trPr>
+        <w:tc>
+          <w:tcPr>
+            <w:tcW w:w="0" w:type="auto"/>
+            <w:tcBorders>
+              <w:bottom w:val="single" w:sz="6" w:space="0" w:color="F1F5F9"/>
+            </w:tcBorders>
+            <w:noWrap/>
+            <w:tcMar>
+              <w:top w:w="180" w:type="dxa"/>
+              <w:left w:w="270" w:type="dxa"/>
+              <w:bottom w:w="180" w:type="dxa"/>
+              <w:right w:w="270" w:type="dxa"/>
+            </w:tcMar>
+            <w:hideMark/>
+          </w:tcPr>
+          <w:p>
+            <w:r>
+              <w:t>API Gateway</w:t>
+            </w:r>
+          </w:p>
+        </w:tc>
+        <w:tc>
+          <w:tcPr>
+            <w:tcW w:w="0" w:type="auto"/>
+            <w:tcBorders>
+              <w:bottom w:val="single" w:sz="6" w:space="0" w:color="F1F5F9"/>
+            </w:tcBorders>
+            <w:tcMar>
+              <w:top w:w="180" w:type="dxa"/>
+              <w:left w:w="270" w:type="dxa"/>
+              <w:bottom w:w="180" w:type="dxa"/>
+              <w:right w:w="270" w:type="dxa"/>
+            </w:tcMar>
+            <w:hideMark/>
+          </w:tcPr>
+          <w:p>
+            <w:r>
+              <w:t>Entry / Rate Limiter</w:t>
+            </w:r>
+          </w:p>
+        </w:tc>
+        <w:tc>
+          <w:tcPr>
+            <w:tcW w:w="0" w:type="auto"/>
+            <w:tcBorders>
+              <w:bottom w:val="single" w:sz="6" w:space="0" w:color="F1F5F9"/>
+            </w:tcBorders>
+            <w:tcMar>
+              <w:top w:w="180" w:type="dxa"/>
+              <w:left w:w="270" w:type="dxa"/>
+              <w:bottom w:w="180" w:type="dxa"/>
+              <w:right w:w="270" w:type="dxa"/>
+            </w:tcMar>
+            <w:hideMark/>
+          </w:tcPr>
+          <w:p>
+            <w:r>
+              <w:t>Redis Cache (In-Memory)</w:t>
+            </w:r>
+          </w:p>
+        </w:tc>
+        <w:tc>
+          <w:tcPr>
+            <w:tcW w:w="0" w:type="auto"/>
+            <w:tcBorders>
+              <w:bottom w:val="single" w:sz="6" w:space="0" w:color="F1F5F9"/>
+            </w:tcBorders>
+            <w:tcMar>
+              <w:top w:w="180" w:type="dxa"/>
+              <w:left w:w="270" w:type="dxa"/>
+              <w:bottom w:w="180" w:type="dxa"/>
+              <w:right w:w="270" w:type="dxa"/>
+            </w:tcMar>
+            <w:hideMark/>
+          </w:tcPr>
+          <w:p>
+            <w:r>
+              <w:t>8000</w:t>
+            </w:r>
+          </w:p>
+        </w:tc>
+      </w:tr>
+      <w:tr>
+        <w:trPr>
+          <w:tblCellSpacing w:w="15" w:type="dxa"/>
+        </w:trPr>
+        <w:tc>
+          <w:tcPr>
+            <w:tcW w:w="0" w:type="auto"/>
+            <w:tcBorders>
+              <w:bottom w:val="single" w:sz="6" w:space="0" w:color="F1F5F9"/>
+            </w:tcBorders>
+            <w:noWrap/>
+            <w:tcMar>
+              <w:top w:w="180" w:type="dxa"/>
+              <w:left w:w="270" w:type="dxa"/>
+              <w:bottom w:w="180" w:type="dxa"/>
+              <w:right w:w="270" w:type="dxa"/>
+            </w:tcMar>
+            <w:hideMark/>
+          </w:tcPr>
+          <w:p>
+            <w:r>
+              <w:t>Flight Service</w:t>
+            </w:r>
+          </w:p>
+        </w:tc>
+        <w:tc>
+          <w:tcPr>
+            <w:tcW w:w="0" w:type="auto"/>
+            <w:tcBorders>
+              <w:bottom w:val="single" w:sz="6" w:space="0" w:color="F1F5F9"/>
+            </w:tcBorders>
+            <w:tcMar>
+              <w:top w:w="180" w:type="dxa"/>
+              <w:left w:w="270" w:type="dxa"/>
+              <w:bottom w:w="180" w:type="dxa"/>
+              <w:right w:w="270" w:type="dxa"/>
+            </w:tcMar>
+            <w:hideMark/>
+          </w:tcPr>
+          <w:p>
+            <w:r>
+              <w:t>Flight Inventory</w:t>
+            </w:r>
+          </w:p>
+        </w:tc>
+        <w:tc>
+          <w:tcPr>
+            <w:tcW w:w="0" w:type="auto"/>
+            <w:tcBorders>
+              <w:bottom w:val="single" w:sz="6" w:space="0" w:color="F1F5F9"/>
+            </w:tcBorders>
+            <w:tcMar>
+              <w:top w:w="180" w:type="dxa"/>
+              <w:left w:w="270" w:type="dxa"/>
+              <w:bottom w:w="180" w:type="dxa"/>
+              <w:right w:w="270" w:type="dxa"/>
+            </w:tcMar>
+            <w:hideMark/>
+          </w:tcPr>
+          <w:p>
+            <w:r>
+              <w:t>RDS PostgreSQL (Relational)</w:t>
+            </w:r>
+          </w:p>
+        </w:tc>
+        <w:tc>
+          <w:tcPr>
+            <w:tcW w:w="0" w:type="auto"/>
+            <w:tcBorders>
+              <w:bottom w:val="single" w:sz="6" w:space="0" w:color="F1F5F9"/>
+            </w:tcBorders>
+            <w:tcMar>
+              <w:top w:w="180" w:type="dxa"/>
+              <w:left w:w="270" w:type="dxa"/>
+              <w:bottom w:w="180" w:type="dxa"/>
+              <w:right w:w="270" w:type="dxa"/>
+            </w:tcMar>
+            <w:hideMark/>
+          </w:tcPr>
+          <w:p>
+            <w:r>
+              <w:t>8001</w:t>
+            </w:r>
+          </w:p>
+        </w:tc>
+      </w:tr>
+      <w:tr>
+        <w:trPr>
+          <w:tblCellSpacing w:w="15" w:type="dxa"/>
+        </w:trPr>
+        <w:tc>
+          <w:tcPr>
+            <w:tcW w:w="0" w:type="auto"/>
+            <w:tcBorders>
+              <w:bottom w:val="single" w:sz="6" w:space="0" w:color="F1F5F9"/>
+            </w:tcBorders>
+            <w:noWrap/>
+            <w:tcMar>
+              <w:top w:w="180" w:type="dxa"/>
+              <w:left w:w="270" w:type="dxa"/>
+              <w:bottom w:w="180" w:type="dxa"/>
+              <w:right w:w="270" w:type="dxa"/>
+            </w:tcMar>
+            <w:hideMark/>
+          </w:tcPr>
+          <w:p>
+            <w:r>
+              <w:t>Booking Service</w:t>
+            </w:r>
+          </w:p>
+        </w:tc>
+        <w:tc>
+          <w:tcPr>
+            <w:tcW w:w="0" w:type="auto"/>
+            <w:tcBorders>
+              <w:bottom w:val="single" w:sz="6" w:space="0" w:color="F1F5F9"/>
+            </w:tcBorders>
+            <w:tcMar>
+              <w:top w:w="180" w:type="dxa"/>
+              <w:left w:w="270" w:type="dxa"/>
+              <w:bottom w:w="180" w:type="dxa"/>
+              <w:right w:w="270" w:type="dxa"/>
+            </w:tcMar>
+            <w:hideMark/>
+          </w:tcPr>
+          <w:p>
+            <w:r>
+              <w:t>Tickets &amp; Reservations</w:t>
+            </w:r>
+          </w:p>
+        </w:tc>
+        <w:tc>
+          <w:tcPr>
+            <w:tcW w:w="0" w:type="auto"/>
+            <w:tcBorders>
+              <w:bottom w:val="single" w:sz="6" w:space="0" w:color="F1F5F9"/>
+            </w:tcBorders>
+            <w:tcMar>
+              <w:top w:w="180" w:type="dxa"/>
+              <w:left w:w="270" w:type="dxa"/>
+              <w:bottom w:w="180" w:type="dxa"/>
+              <w:right w:w="270" w:type="dxa"/>
+            </w:tcMar>
+            <w:hideMark/>
+          </w:tcPr>
+          <w:p>
+            <w:r>
+              <w:t>RDS PostgreSQL (Relational)</w:t>
+            </w:r>
+          </w:p>
+        </w:tc>
+        <w:tc>
+          <w:tcPr>
+            <w:tcW w:w="0" w:type="auto"/>
+            <w:tcBorders>
+              <w:bottom w:val="single" w:sz="6" w:space="0" w:color="F1F5F9"/>
+            </w:tcBorders>
+            <w:tcMar>
+              <w:top w:w="180" w:type="dxa"/>
+              <w:left w:w="270" w:type="dxa"/>
+              <w:bottom w:w="180" w:type="dxa"/>
+              <w:right w:w="270" w:type="dxa"/>
+            </w:tcMar>
+            <w:hideMark/>
+          </w:tcPr>
+          <w:p>
+            <w:r>
+              <w:t>8002</w:t>
+            </w:r>
+          </w:p>
+        </w:tc>
+      </w:tr>
+      <w:tr>
+        <w:trPr>
+          <w:tblCellSpacing w:w="15" w:type="dxa"/>
+        </w:trPr>
+        <w:tc>
+          <w:tcPr>
+            <w:tcW w:w="0" w:type="auto"/>
+            <w:tcBorders>
+              <w:bottom w:val="single" w:sz="6" w:space="0" w:color="F1F5F9"/>
+            </w:tcBorders>
+            <w:noWrap/>
+            <w:tcMar>
+              <w:top w:w="180" w:type="dxa"/>
+              <w:left w:w="270" w:type="dxa"/>
+              <w:bottom w:w="180" w:type="dxa"/>
+              <w:right w:w="270" w:type="dxa"/>
+            </w:tcMar>
+            <w:hideMark/>
+          </w:tcPr>
+          <w:p>
+            <w:r>
+              <w:t>Passenger Service</w:t>
+            </w:r>
+          </w:p>
+        </w:tc>
+        <w:tc>
+          <w:tcPr>
+            <w:tcW w:w="0" w:type="auto"/>
+            <w:tcBorders>
+              <w:bottom w:val="single" w:sz="6" w:space="0" w:color="F1F5F9"/>
+            </w:tcBorders>
+            <w:tcMar>
+              <w:top w:w="180" w:type="dxa"/>
+              <w:left w:w="270" w:type="dxa"/>
+              <w:bottom w:w="180" w:type="dxa"/>
+              <w:right w:w="270" w:type="dxa"/>
+            </w:tcMar>
+            <w:hideMark/>
+          </w:tcPr>
+          <w:p>
+            <w:r>
+              <w:t>User Profiles &amp; Auth</w:t>
+            </w:r>
+          </w:p>
+        </w:tc>
+        <w:tc>
+          <w:tcPr>
+            <w:tcW w:w="0" w:type="auto"/>
+            <w:tcBorders>
+              <w:bottom w:val="single" w:sz="6" w:space="0" w:color="F1F5F9"/>
+            </w:tcBorders>
+            <w:tcMar>
+              <w:top w:w="180" w:type="dxa"/>
+              <w:left w:w="270" w:type="dxa"/>
+              <w:bottom w:w="180" w:type="dxa"/>
+              <w:right w:w="270" w:type="dxa"/>
+            </w:tcMar>
+            <w:hideMark/>
+          </w:tcPr>
+          <w:p>
+            <w:r>
+              <w:t>RDS PostgreSQL (Relational)</w:t>
+            </w:r>
+          </w:p>
+        </w:tc>
+        <w:tc>
+          <w:tcPr>
+            <w:tcW w:w="0" w:type="auto"/>
+            <w:tcBorders>
+              <w:bottom w:val="single" w:sz="6" w:space="0" w:color="F1F5F9"/>
+            </w:tcBorders>
+            <w:tcMar>
+              <w:top w:w="180" w:type="dxa"/>
+              <w:left w:w="270" w:type="dxa"/>
+              <w:bottom w:w="180" w:type="dxa"/>
+              <w:right w:w="270" w:type="dxa"/>
+            </w:tcMar>
+            <w:hideMark/>
+          </w:tcPr>
+          <w:p>
+            <w:r>
+              <w:t>8003</w:t>
+            </w:r>
+          </w:p>
+        </w:tc>
+      </w:tr>
+      <w:tr>
+        <w:trPr>
+          <w:tblCellSpacing w:w="15" w:type="dxa"/>
+        </w:trPr>
+        <w:tc>
+          <w:tcPr>
+            <w:tcW w:w="0" w:type="auto"/>
+            <w:tcBorders>
+              <w:bottom w:val="single" w:sz="6" w:space="0" w:color="F1F5F9"/>
+            </w:tcBorders>
+            <w:noWrap/>
+            <w:tcMar>
+              <w:top w:w="180" w:type="dxa"/>
+              <w:left w:w="270" w:type="dxa"/>
+              <w:bottom w:w="180" w:type="dxa"/>
+              <w:right w:w="270" w:type="dxa"/>
+            </w:tcMar>
+            <w:hideMark/>
+          </w:tcPr>
+          <w:p>
+            <w:r>
+              <w:t>Baggage Service</w:t>
+            </w:r>
+          </w:p>
+        </w:tc>
+        <w:tc>
+          <w:tcPr>
+            <w:tcW w:w="0" w:type="auto"/>
+            <w:tcBorders>
+              <w:bottom w:val="single" w:sz="6" w:space="0" w:color="F1F5F9"/>
+            </w:tcBorders>
+            <w:tcMar>
+              <w:top w:w="180" w:type="dxa"/>
+              <w:left w:w="270" w:type="dxa"/>
+              <w:bottom w:w="180" w:type="dxa"/>
+              <w:right w:w="270" w:type="dxa"/>
+            </w:tcMar>
+            <w:hideMark/>
+          </w:tcPr>
+          <w:p>
+            <w:r>
+              <w:t>Luggage Location Tracker</w:t>
+            </w:r>
+          </w:p>
+        </w:tc>
+        <w:tc>
+          <w:tcPr>
+            <w:tcW w:w="0" w:type="auto"/>
+            <w:tcBorders>
+              <w:bottom w:val="single" w:sz="6" w:space="0" w:color="F1F5F9"/>
+            </w:tcBorders>
+            <w:tcMar>
+              <w:top w:w="180" w:type="dxa"/>
+              <w:left w:w="270" w:type="dxa"/>
+              <w:bottom w:w="180" w:type="dxa"/>
+              <w:right w:w="270" w:type="dxa"/>
+            </w:tcMar>
+            <w:hideMark/>
+          </w:tcPr>
+          <w:p>
+            <w:r>
+              <w:t>Amazon DynamoDB (NoSQL)</w:t>
+            </w:r>
+          </w:p>
+        </w:tc>
+        <w:tc>
+          <w:tcPr>
+            <w:tcW w:w="0" w:type="auto"/>
+            <w:tcBorders>
+              <w:bottom w:val="single" w:sz="6" w:space="0" w:color="F1F5F9"/>
+            </w:tcBorders>
+            <w:tcMar>
+              <w:top w:w="180" w:type="dxa"/>
+              <w:left w:w="270" w:type="dxa"/>
+              <w:bottom w:w="180" w:type="dxa"/>
+              <w:right w:w="270" w:type="dxa"/>
+            </w:tcMar>
+            <w:hideMark/>
+          </w:tcPr>
+          <w:p>
+            <w:r>
+              <w:t>8004</w:t>
+            </w:r>
+          </w:p>
+        </w:tc>
+      </w:tr>
+      <w:tr>
+        <w:trPr>
+          <w:tblCellSpacing w:w="15" w:type="dxa"/>
+        </w:trPr>
+        <w:tc>
+          <w:tcPr>
+            <w:tcW w:w="0" w:type="auto"/>
+            <w:tcBorders>
+              <w:bottom w:val="single" w:sz="6" w:space="0" w:color="F1F5F9"/>
+            </w:tcBorders>
+            <w:noWrap/>
+            <w:tcMar>
+              <w:top w:w="180" w:type="dxa"/>
+              <w:left w:w="270" w:type="dxa"/>
+              <w:bottom w:w="180" w:type="dxa"/>
+              <w:right w:w="270" w:type="dxa"/>
+            </w:tcMar>
+            <w:hideMark/>
+          </w:tcPr>
+          <w:p>
+            <w:r>
+              <w:lastRenderedPageBreak/>
+              <w:t>Payment Service</w:t>
+            </w:r>
+          </w:p>
+        </w:tc>
+        <w:tc>
+          <w:tcPr>
+            <w:tcW w:w="0" w:type="auto"/>
+            <w:tcBorders>
+              <w:bottom w:val="single" w:sz="6" w:space="0" w:color="F1F5F9"/>
+            </w:tcBorders>
+            <w:tcMar>
+              <w:top w:w="180" w:type="dxa"/>
+              <w:left w:w="270" w:type="dxa"/>
+              <w:bottom w:w="180" w:type="dxa"/>
+              <w:right w:w="270" w:type="dxa"/>
+            </w:tcMar>
+            <w:hideMark/>
+          </w:tcPr>
+          <w:p>
+            <w:r>
+              <w:t>Financial Transactions</w:t>
+            </w:r>
+          </w:p>
+        </w:tc>
+        <w:tc>
+          <w:tcPr>
+            <w:tcW w:w="0" w:type="auto"/>
+            <w:tcBorders>
+              <w:bottom w:val="single" w:sz="6" w:space="0" w:color="F1F5F9"/>
+            </w:tcBorders>
+            <w:tcMar>
+              <w:top w:w="180" w:type="dxa"/>
+              <w:left w:w="270" w:type="dxa"/>
+              <w:bottom w:w="180" w:type="dxa"/>
+              <w:right w:w="270" w:type="dxa"/>
+            </w:tcMar>
+            <w:hideMark/>
+          </w:tcPr>
+          <w:p>
+            <w:r>
+              <w:t>RDS PostgreSQL (Relational)</w:t>
+            </w:r>
+          </w:p>
+        </w:tc>
+        <w:tc>
+          <w:tcPr>
+            <w:tcW w:w="0" w:type="auto"/>
+            <w:tcBorders>
+              <w:bottom w:val="single" w:sz="6" w:space="0" w:color="F1F5F9"/>
+            </w:tcBorders>
+            <w:tcMar>
+              <w:top w:w="180" w:type="dxa"/>
+              <w:left w:w="270" w:type="dxa"/>
+              <w:bottom w:w="180" w:type="dxa"/>
+              <w:right w:w="270" w:type="dxa"/>
+            </w:tcMar>
+            <w:hideMark/>
+          </w:tcPr>
+          <w:p>
+            <w:r>
+              <w:t>8005</w:t>
+            </w:r>
+          </w:p>
+        </w:tc>
+      </w:tr>
+      <w:tr>
+        <w:trPr>
+          <w:tblCellSpacing w:w="15" w:type="dxa"/>
+        </w:trPr>
+        <w:tc>
+          <w:tcPr>
+            <w:tcW w:w="0" w:type="auto"/>
+            <w:tcBorders>
+              <w:bottom w:val="single" w:sz="6" w:space="0" w:color="F1F5F9"/>
+            </w:tcBorders>
+            <w:noWrap/>
+            <w:tcMar>
+              <w:top w:w="180" w:type="dxa"/>
+              <w:left w:w="270" w:type="dxa"/>
+              <w:bottom w:w="180" w:type="dxa"/>
+              <w:right w:w="270" w:type="dxa"/>
+            </w:tcMar>
+            <w:hideMark/>
+          </w:tcPr>
+          <w:p>
+            <w:r>
+              <w:t>Notification Service</w:t>
+            </w:r>
+          </w:p>
+        </w:tc>
+        <w:tc>
+          <w:tcPr>
+            <w:tcW w:w="0" w:type="auto"/>
+            <w:tcBorders>
+              <w:bottom w:val="single" w:sz="6" w:space="0" w:color="F1F5F9"/>
+            </w:tcBorders>
+            <w:tcMar>
+              <w:top w:w="180" w:type="dxa"/>
+              <w:left w:w="270" w:type="dxa"/>
+              <w:bottom w:w="180" w:type="dxa"/>
+              <w:right w:w="270" w:type="dxa"/>
+            </w:tcMar>
+            <w:hideMark/>
+          </w:tcPr>
+          <w:p>
+            <w:r>
+              <w:t>Email &amp; Event Consumer</w:t>
+            </w:r>
+          </w:p>
+        </w:tc>
+        <w:tc>
+          <w:tcPr>
+            <w:tcW w:w="0" w:type="auto"/>
+            <w:tcBorders>
+              <w:bottom w:val="single" w:sz="6" w:space="0" w:color="F1F5F9"/>
+            </w:tcBorders>
+            <w:tcMar>
+              <w:top w:w="180" w:type="dxa"/>
+              <w:left w:w="270" w:type="dxa"/>
+              <w:bottom w:w="180" w:type="dxa"/>
+              <w:right w:w="270" w:type="dxa"/>
+            </w:tcMar>
+            <w:hideMark/>
+          </w:tcPr>
+          <w:p>
+            <w:r>
+              <w:t>Stateless (Mock SMTP)</w:t>
+            </w:r>
+          </w:p>
+        </w:tc>
+        <w:tc>
+          <w:tcPr>
+            <w:tcW w:w="0" w:type="auto"/>
+            <w:tcBorders>
+              <w:bottom w:val="single" w:sz="6" w:space="0" w:color="F1F5F9"/>
+            </w:tcBorders>
+            <w:tcMar>
+              <w:top w:w="180" w:type="dxa"/>
+              <w:left w:w="270" w:type="dxa"/>
+              <w:bottom w:w="180" w:type="dxa"/>
+              <w:right w:w="270" w:type="dxa"/>
+            </w:tcMar>
+            <w:hideMark/>
+          </w:tcPr>
+          <w:p>
+            <w:r>
+              <w:t>8006</w:t>
+            </w:r>
+          </w:p>
+        </w:tc>
+      </w:tr>
+      <w:tr>
+        <w:trPr>
+          <w:tblCellSpacing w:w="15" w:type="dxa"/>
+        </w:trPr>
+        <w:tc>
+          <w:tcPr>
+            <w:tcW w:w="0" w:type="auto"/>
+            <w:tcBorders>
+              <w:bottom w:val="nil"/>
+            </w:tcBorders>
+            <w:noWrap/>
+            <w:tcMar>
+              <w:top w:w="180" w:type="dxa"/>
+              <w:left w:w="270" w:type="dxa"/>
+              <w:bottom w:w="180" w:type="dxa"/>
+              <w:right w:w="270" w:type="dxa"/>
+            </w:tcMar>
+            <w:hideMark/>
+          </w:tcPr>
+          <w:p>
+            <w:r>
+              <w:t>Realtime Service</w:t>
+            </w:r>
+          </w:p>
+        </w:tc>
+        <w:tc>
+          <w:tcPr>
+            <w:tcW w:w="0" w:type="auto"/>
+            <w:tcBorders>
+              <w:bottom w:val="nil"/>
+            </w:tcBorders>
+            <w:tcMar>
+              <w:top w:w="180" w:type="dxa"/>
+              <w:left w:w="270" w:type="dxa"/>
+              <w:bottom w:w="180" w:type="dxa"/>
+              <w:right w:w="270" w:type="dxa"/>
+            </w:tcMar>
+            <w:hideMark/>
+          </w:tcPr>
+          <w:p>
+            <w:r>
+              <w:t>WebSocket Delivery</w:t>
+            </w:r>
+          </w:p>
+        </w:tc>
+        <w:tc>
+          <w:tcPr>
+            <w:tcW w:w="0" w:type="auto"/>
+            <w:tcBorders>
+              <w:bottom w:val="nil"/>
+            </w:tcBorders>
+            <w:tcMar>
+              <w:top w:w="180" w:type="dxa"/>
+              <w:left w:w="270" w:type="dxa"/>
+              <w:bottom w:w="180" w:type="dxa"/>
+              <w:right w:w="270" w:type="dxa"/>
+            </w:tcMar>
+            <w:hideMark/>
+          </w:tcPr>
+          <w:p>
+            <w:r>
+              <w:t>Redis Pub/Sub (In-Memory)</w:t>
+            </w:r>
+          </w:p>
+        </w:tc>
+        <w:tc>
+          <w:tcPr>
+            <w:tcW w:w="0" w:type="auto"/>
+            <w:tcBorders>
+              <w:bottom w:val="nil"/>
+            </w:tcBorders>
+            <w:tcMar>
+              <w:top w:w="180" w:type="dxa"/>
+              <w:left w:w="270" w:type="dxa"/>
+              <w:bottom w:w="180" w:type="dxa"/>
+              <w:right w:w="270" w:type="dxa"/>
+            </w:tcMar>
+            <w:hideMark/>
+          </w:tcPr>
+          <w:p>
+            <w:r>
+              <w:t>8007</w:t>
+            </w:r>
+          </w:p>
+        </w:tc>
+      </w:tr>
+    </w:tbl>
+    <w:p>
+      <w:r>
+        <w:t>4.7 Service Registry &amp; Discovery</w:t>
+      </w:r>
+    </w:p>
+    <w:p>
+      <w:r>
+        <w:t xml:space="preserve">Within EKS, service discovery is managed by Kubernetes DNS. Pods resolve downstream locations dynamically using local </w:t>
+      </w:r>
+      <w:proofErr w:type="spellStart"/>
+      <w:r>
+        <w:t>ClusterIP</w:t>
+      </w:r>
+      <w:proofErr w:type="spellEnd"/>
+      <w:r>
+        <w:t xml:space="preserve"> addresses (e.g. http://flight-service:8001), bypassing hardcoded network IPs.</w:t>
+      </w:r>
+    </w:p>
+    <w:p>
+      <w:r>
+        <w:t>4.8 API Gateway Architecture</w:t>
+      </w:r>
+    </w:p>
+    <w:p>
+      <w:r>
+        <w:t>The API Gateway processes all client requests. It implements high-performance token-bucket rate limiting (using </w:t>
+      </w:r>
+      <w:proofErr w:type="spellStart"/>
+      <w:r>
+        <w:t>aioredis</w:t>
+      </w:r>
+      <w:proofErr w:type="spellEnd"/>
+      <w:r>
+        <w:t> keys), validates Bearer JWT signatures, injects unified Correlation IDs (X-Correlation-ID) into downstream headers, and aggregates microservice health metrics.</w:t>
+      </w:r>
+    </w:p>
+    <w:p>
+      <w:r>
+        <w:t>4.9 Distributed Communication Architecture</w:t>
+      </w:r>
+    </w:p>
+    <w:p>
+      <w:pPr>
+        <w:numPr>
+          <w:ilvl w:val="0"/>
+          <w:numId w:val="22"/>
+        </w:numPr>
+      </w:pPr>
+      <w:r>
+        <w:t>Synchronous: Web client requests (like search queries or seat selection) use RESTful HTTPS calls gated by the API Gateway.</w:t>
+      </w:r>
+    </w:p>
+    <w:p>
+      <w:pPr>
+        <w:numPr>
+          <w:ilvl w:val="0"/>
+          <w:numId w:val="22"/>
+        </w:numPr>
+      </w:pPr>
+      <w:r>
+        <w:t>Asynchronous: Service-to-service transactions (like confirming a booking or dispatching a ticket email) run decoupled via Kafka event brokers, eliminating execution blockages.</w:t>
+      </w:r>
+    </w:p>
+    <w:p>
+      <w:r>
+        <w:t>4.</w:t>
+      </w:r>
+      <w:r>
+        <w:t>10</w:t>
+      </w:r>
+      <w:r>
+        <w:t xml:space="preserve"> Event-Driven Communication Flow</w:t>
+      </w:r>
+    </w:p>
+    <w:p>
+      <w:r>
+        <w:t>4.11 Kubernetes Cluster Architecture</w:t>
+      </w:r>
+    </w:p>
+    <w:p>
+      <w:r>
+        <w:t xml:space="preserve">The cluster architecture schedules stateless microservice containers as replica </w:t>
+      </w:r>
+      <w:proofErr w:type="gramStart"/>
+      <w:r>
+        <w:t>sets</w:t>
+      </w:r>
+      <w:proofErr w:type="gramEnd"/>
+      <w:r>
+        <w:t xml:space="preserve"> across EKS worker nodes, wrapping them in an Istio </w:t>
+      </w:r>
+      <w:proofErr w:type="spellStart"/>
+      <w:r>
+        <w:t>mTLS</w:t>
+      </w:r>
+      <w:proofErr w:type="spellEnd"/>
+      <w:r>
+        <w:t xml:space="preserve"> service mesh to secure inter-service communication.</w:t>
+      </w:r>
+    </w:p>
+    <w:p>
+      <w:r>
+        <w:lastRenderedPageBreak/>
+        <w:t>4.12 Multi-Region Deployment Architecture</w:t>
+      </w:r>
+    </w:p>
+    <w:p>
+      <w:r>
+        <w:t>DNS routing policies in Route 53 map incoming traffic to the nearest geographic region (e.g. eu-west-1 Ireland or us-east-1 N. Virginia), utilizing Amazon Aurora Global Databases to sync transaction records.</w:t>
+      </w:r>
+    </w:p>
+    <w:p>
+      <w:r>
+        <w:t>4.13 High Availability Design</w:t>
+      </w:r>
+    </w:p>
+    <w:p>
+      <w:r>
+        <w:t>High availability is enforced at every layer: Ingress controllers use Multi-AZ Application Load Balancers, container workloads run duplicated across AZ subnets, and RDS PostgreSQL employs active-passive replication.</w:t>
+      </w:r>
+    </w:p>
+    <w:p>
+      <w:r>
+        <w:t>4.14 Horizontal Scaling Strategy</w:t>
+      </w:r>
+    </w:p>
+    <w:p>
+      <w:r>
+        <w:t xml:space="preserve">When traffic surges during locust load testing, Horizontal Pod </w:t>
+      </w:r>
+      <w:proofErr w:type="spellStart"/>
+      <w:r>
+        <w:t>Autoscalers</w:t>
+      </w:r>
+      <w:proofErr w:type="spellEnd"/>
+      <w:r>
+        <w:t xml:space="preserve"> (HPA) scale EKS pods from 3 to 10 instances based on real-time metrics-server data.</w:t>
+      </w:r>
+    </w:p>
+    <w:p>
+      <w:r>
+        <w:t>4.15 Fault Isolation Design</w:t>
+      </w:r>
+    </w:p>
+    <w:p>
+      <w:r>
+        <w:t>Microservice communication runs decoupled. If the Notification Service fails, Kafka buffers </w:t>
+      </w:r>
+      <w:proofErr w:type="spellStart"/>
+      <w:proofErr w:type="gramStart"/>
+      <w:r>
+        <w:t>booking.confirmed</w:t>
+      </w:r>
+      <w:proofErr w:type="spellEnd"/>
+      <w:proofErr w:type="gramEnd"/>
+      <w:r>
+        <w:t xml:space="preserve"> events. Once the service restarts, it consumes </w:t>
+      </w:r>
+      <w:proofErr w:type="gramStart"/>
+      <w:r>
+        <w:t>the queued</w:t>
+      </w:r>
+      <w:proofErr w:type="gramEnd"/>
+      <w:r>
+        <w:t xml:space="preserve"> events, preventing data loss.</w:t>
+      </w:r>
+    </w:p>
+    <w:p>
+      <w:r>
+        <w:t>4.16 Architecture Design Justification</w:t>
+      </w:r>
+    </w:p>
+    <w:p>
+      <w:r>
+        <w:t xml:space="preserve">By combining </w:t>
+      </w:r>
+      <w:proofErr w:type="spellStart"/>
+      <w:r>
+        <w:t>FastAPI's</w:t>
+      </w:r>
+      <w:proofErr w:type="spellEnd"/>
+      <w:r>
+        <w:t xml:space="preserve"> ASGI async loop, Apache Kafka event streaming, and a Database-per-Service paradigm, the system resolves database locks and eliminates cascading service crashes.</w:t>
+      </w:r>
+    </w:p>
+    <w:p>
+      <w:r>
+        <w:t>4.17 Architectural Trade-Off Analysis</w:t>
+      </w:r>
+    </w:p>
+    <w:p>
+      <w:pPr>
+        <w:numPr>
+          <w:ilvl w:val="0"/>
+          <w:numId w:val="23"/>
+        </w:numPr>
+      </w:pPr>
+      <w:r>
+        <w:t>Trade-off 1 (Distributed Databases): Delivers horizontal scaling but introduces eventual consistency, resolved using choreography Saga rollbacks.</w:t>
+      </w:r>
+    </w:p>
+    <w:p>
+      <w:pPr>
+        <w:numPr>
+          <w:ilvl w:val="0"/>
+          <w:numId w:val="23"/>
+        </w:numPr>
+      </w:pPr>
+      <w:r>
+        <w:t xml:space="preserve">Trade-off 2 (Asynchronous Messaging): Eliminates blocking REST calls but increases infrastructure complexity (Kafka, </w:t>
+      </w:r>
+      <w:proofErr w:type="spellStart"/>
+      <w:r>
+        <w:t>ZooKeeper</w:t>
+      </w:r>
+      <w:proofErr w:type="spellEnd"/>
+      <w:r>
+        <w:t>, Redis caches).</w:t>
+      </w:r>
+    </w:p>
+    <w:p/>
+    <w:p>
+      <w:r>
+        <w:br w:type="page"/>
+      </w:r>
+    </w:p>
+    <w:p>
+      <w:r>
+        <w:lastRenderedPageBreak/>
+        <w:t>Chapter 5: Cloud Infrastructure &amp; Deployment Architecture</w:t>
+      </w:r>
+    </w:p>
+    <w:p>
+      <w:r>
+        <w:t>5.1 Introduction</w:t>
+      </w:r>
+    </w:p>
+    <w:p>
+      <w:r>
+        <w:t xml:space="preserve">This chapter documents the infrastructure deployment phase, detailing EKS design, Terraform provisioning, </w:t>
+      </w:r>
+      <w:proofErr w:type="spellStart"/>
+      <w:r>
+        <w:t>ArgoCD</w:t>
+      </w:r>
+      <w:proofErr w:type="spellEnd"/>
+      <w:r>
+        <w:t xml:space="preserve"> </w:t>
+      </w:r>
+      <w:proofErr w:type="spellStart"/>
+      <w:r>
+        <w:t>GitOps</w:t>
+      </w:r>
+      <w:proofErr w:type="spellEnd"/>
+      <w:r>
+        <w:t>, and S3 delivery.</w:t>
+      </w:r>
+    </w:p>
+    <w:p>
+      <w:r>
+        <w:t>5.2 Infrastructure Overview</w:t>
+      </w:r>
+    </w:p>
+    <w:p>
+      <w:r>
+        <w:t>The production system is deployed on AWS, isolated within a secure Virtual Private Cloud (VPC) spanning public, private application, and database subnets.</w:t>
+      </w:r>
+    </w:p>
+    <w:p>
+      <w:r>
+        <w:t xml:space="preserve">5.3 AWS Cloud Services </w:t>
+      </w:r>
+      <w:proofErr w:type="spellStart"/>
+      <w:r>
+        <w:t>Utilised</w:t>
+      </w:r>
+      <w:proofErr w:type="spellEnd"/>
+    </w:p>
+    <w:p>
+      <w:pPr>
+        <w:numPr>
+          <w:ilvl w:val="0"/>
+          <w:numId w:val="24"/>
+        </w:numPr>
+      </w:pPr>
+      <w:r>
+        <w:t>Amazon EKS: Manages Kubernetes worker nodes and pod containers.</w:t>
+      </w:r>
+    </w:p>
+    <w:p>
+      <w:pPr>
+        <w:numPr>
+          <w:ilvl w:val="0"/>
+          <w:numId w:val="24"/>
+        </w:numPr>
+      </w:pPr>
+      <w:r>
+        <w:t>Amazon RDS (PostgreSQL): Hosts relational flight and booking transactions.</w:t>
+      </w:r>
+    </w:p>
+    <w:p>
+      <w:pPr>
+        <w:numPr>
+          <w:ilvl w:val="0"/>
+          <w:numId w:val="24"/>
+        </w:numPr>
+      </w:pPr>
+      <w:r>
+        <w:t>Amazon DynamoDB: Stores baggage scanner partitions.</w:t>
+      </w:r>
+    </w:p>
+    <w:p>
+      <w:pPr>
+        <w:numPr>
+          <w:ilvl w:val="0"/>
+          <w:numId w:val="24"/>
+        </w:numPr>
+      </w:pPr>
+      <w:r>
+        <w:t>Amazon S3: Hosts the static compiled React frontend.</w:t>
+      </w:r>
+    </w:p>
+    <w:p>
+      <w:pPr>
+        <w:numPr>
+          <w:ilvl w:val="0"/>
+          <w:numId w:val="24"/>
+        </w:numPr>
+      </w:pPr>
+      <w:r>
+        <w:t>Amazon Route 53: Manages DNS alias subdomains.</w:t>
+      </w:r>
+    </w:p>
+    <w:p>
+      <w:pPr>
+        <w:numPr>
+          <w:ilvl w:val="0"/>
+          <w:numId w:val="24"/>
+        </w:numPr>
+      </w:pPr>
+      <w:r>
+        <w:t xml:space="preserve">AWS Lambda: Generates boarding pass QR codes </w:t>
+      </w:r>
+      <w:proofErr w:type="spellStart"/>
+      <w:r>
+        <w:t>serverlessly</w:t>
+      </w:r>
+      <w:proofErr w:type="spellEnd"/>
+      <w:r>
+        <w:t>.</w:t>
+      </w:r>
+    </w:p>
+    <w:p>
+      <w:r>
+        <w:t>5.4 Amazon EKS Cluster Design</w:t>
+      </w:r>
+    </w:p>
+    <w:p>
+      <w:r>
+        <w:t>The EKS cluster (</w:t>
+      </w:r>
+      <w:proofErr w:type="spellStart"/>
+      <w:r>
+        <w:t>aerolink</w:t>
+      </w:r>
+      <w:proofErr w:type="spellEnd"/>
+      <w:r>
+        <w:t>-cluster-prod) is deployed in eu-west-1 (Ireland) across two Availability Zones, utilizing EC2 worker nodes (m</w:t>
+      </w:r>
+      <w:proofErr w:type="gramStart"/>
+      <w:r>
+        <w:t>5.large</w:t>
+      </w:r>
+      <w:proofErr w:type="gramEnd"/>
+      <w:r>
+        <w:t>) managed by native EKS node groups.</w:t>
+      </w:r>
+    </w:p>
+    <w:p>
+      <w:r>
+        <w:t xml:space="preserve">5.5 Docker </w:t>
+      </w:r>
+      <w:proofErr w:type="spellStart"/>
+      <w:r>
+        <w:t>Containerisation</w:t>
+      </w:r>
+      <w:proofErr w:type="spellEnd"/>
+      <w:r>
+        <w:t xml:space="preserve"> Strategy</w:t>
+      </w:r>
+    </w:p>
+    <w:p>
+      <w:r>
+        <w:t>Each microservice has a multi-stage Dockerfile to produce minimal production images, utilizing a Python 3.12-alpine base to reduce vulnerability footprints and speed up scaling pull times.</w:t>
+      </w:r>
+    </w:p>
+    <w:p>
+      <w:r>
+        <w:t>5.6 Kubernetes Deployment Configuration</w:t>
+      </w:r>
+    </w:p>
+    <w:p>
+      <w:r>
+        <w:t>Deployments configure explicit CPU and Memory requests and limits to ensure resources are partitioned fairly across worker nodes:</w:t>
+      </w:r>
+    </w:p>
+    <w:p>
+      <w:r>
+        <w:t>5.7 Node Groups &amp; Cluster Scaling</w:t>
+      </w:r>
+    </w:p>
+    <w:p>
+      <w:r>
+        <w:t xml:space="preserve">Worker node groups scale dynamically from 2 to 5 EC2 instances based on EKS resource constraints, using cluster </w:t>
+      </w:r>
+      <w:proofErr w:type="spellStart"/>
+      <w:r>
+        <w:t>autoscalers</w:t>
+      </w:r>
+      <w:proofErr w:type="spellEnd"/>
+      <w:r>
+        <w:t xml:space="preserve"> to provision hardware during peak Locust loads.</w:t>
+      </w:r>
+    </w:p>
+    <w:p>
+      <w:r>
+        <w:lastRenderedPageBreak/>
+        <w:t xml:space="preserve">5.8 Horizontal Pod </w:t>
+      </w:r>
+      <w:proofErr w:type="spellStart"/>
+      <w:r>
+        <w:t>Autoscaler</w:t>
+      </w:r>
+      <w:proofErr w:type="spellEnd"/>
+      <w:r>
+        <w:t xml:space="preserve"> (HPA)</w:t>
+      </w:r>
+    </w:p>
+    <w:p>
+      <w:r>
+        <w:t>HPAs are defined for key microservices (Gateway, Flight, Booking), scaling pod instances up to 10 replicas when CPU consumption crosses the 50% target threshold.</w:t>
+      </w:r>
+    </w:p>
+    <w:p>
+      <w:r>
+        <w:t>5.9 Pod Disruption Budgets (PDB)</w:t>
+      </w:r>
+    </w:p>
+    <w:p>
+      <w:r>
+        <w:t>PDBs enforce that at least 2 active replicas of the API Gateway and Flight Service remain scheduled and operational during cluster upgrades, guaranteeing zero-downtime.</w:t>
+      </w:r>
+    </w:p>
+    <w:p>
+      <w:r>
+        <w:t>5.10 Load Balancer Configuration</w:t>
+      </w:r>
+    </w:p>
+    <w:p>
+      <w:r>
+        <w:t>An AWS Application Load Balancer (ALB) manages external HTTPS traffic. Path-based ingress routing rules map subdomains to target EKS services (e.g., /</w:t>
+      </w:r>
+      <w:proofErr w:type="spellStart"/>
+      <w:r>
+        <w:t>api</w:t>
+      </w:r>
+      <w:proofErr w:type="spellEnd"/>
+      <w:r>
+        <w:t>/v1/flights routes to flight-service:8001).</w:t>
+      </w:r>
+    </w:p>
+    <w:p>
+      <w:r>
+        <w:t>5.11 High Availability Zones</w:t>
+      </w:r>
+    </w:p>
+    <w:p>
+      <w:r>
+        <w:t>Workloads and databases are scheduled across eu-west-1a and eu-west-1b subnets, securing the system against physical zone power grid collapses.</w:t>
+      </w:r>
+    </w:p>
+    <w:p>
+      <w:r>
+        <w:t>5.12 Disaster Recovery Strategy</w:t>
+      </w:r>
+    </w:p>
+    <w:p>
+      <w:r>
+        <w:t>A warm-</w:t>
+      </w:r>
+      <w:proofErr w:type="gramStart"/>
+      <w:r>
+        <w:t>standby</w:t>
+      </w:r>
+      <w:proofErr w:type="gramEnd"/>
+      <w:r>
+        <w:t xml:space="preserve"> region configuration in eu-central-1 (Frankfurt) maintains scaled-down EC2 instances and active database replicas, enabling failovers in under 30 minutes.</w:t>
+      </w:r>
+    </w:p>
+    <w:p>
+      <w:r>
+        <w:t>5.13 Infrastructure Provisioning using Terraform</w:t>
+      </w:r>
+    </w:p>
+    <w:p>
+      <w:r>
+        <w:t xml:space="preserve">Terraform automates the </w:t>
+      </w:r>
+      <w:proofErr w:type="gramStart"/>
+      <w:r>
+        <w:t>provisioning</w:t>
+      </w:r>
+      <w:proofErr w:type="gramEnd"/>
+      <w:r>
+        <w:t xml:space="preserve"> of the core AWS infrastructure, utilizing a dynamic S3 backend state locking system to prevent concurrent deployment drift:</w:t>
+      </w:r>
+    </w:p>
+    <w:p>
+      <w:r>
+        <w:t>5.13.1 Pre-requisites &amp; Local Environment Preparation</w:t>
+      </w:r>
+    </w:p>
+    <w:p>
+      <w:r>
+        <w:t xml:space="preserve">To restore or rehost the </w:t>
+      </w:r>
+      <w:proofErr w:type="spellStart"/>
+      <w:r>
+        <w:t>AeroLink</w:t>
+      </w:r>
+      <w:proofErr w:type="spellEnd"/>
+      <w:r>
+        <w:t xml:space="preserve"> cloud architecture from scratch on a clean AWS account, the following tools must be installed and configured on the local system:</w:t>
+      </w:r>
+    </w:p>
+    <w:p>
+      <w:r>
+        <w:t>5.13.2 Step 1: Provision Core Cloud Infrastructure (Terraform)</w:t>
+      </w:r>
+    </w:p>
+    <w:p>
+      <w:r>
+        <w:t>This provisions the global VPC, public/private/database subnets, EKS cluster, managed worker nodes, RDS PostgreSQL database, and DynamoDB tables.</w:t>
+      </w:r>
+    </w:p>
+    <w:p>
+      <w:r>
+        <w:t>5.13.3 Step 2: Establish Kubernetes Cluster Access</w:t>
+      </w:r>
+    </w:p>
+    <w:p>
+      <w:r>
+        <w:t>Configure the local context to talk directly to the newly provisioned EKS cluster control plane:</w:t>
+      </w:r>
+    </w:p>
+    <w:p/>
+    <w:p>
+      <w:r>
+        <w:lastRenderedPageBreak/>
+        <w:t xml:space="preserve">5.13.4 Step 3: Install Platform Operators (Istio &amp; </w:t>
+      </w:r>
+      <w:proofErr w:type="spellStart"/>
+      <w:r>
+        <w:t>ArgoCD</w:t>
+      </w:r>
+      <w:proofErr w:type="spellEnd"/>
+      <w:r>
+        <w:t>)</w:t>
+      </w:r>
+    </w:p>
+    <w:p>
+      <w:r>
+        <w:t>Deploy the core service mesh and continuous deployment operators:</w:t>
+      </w:r>
+    </w:p>
+    <w:p/>
     <w:sectPr>
       <w:pgSz w:w="12240" w:h="15840"/>
       <w:pgMar w:top="1440" w:right="1440" w:bottom="1440" w:left="1440" w:header="720" w:footer="720" w:gutter="0"/>
@@ -2496,6 +3596,453 @@
     </w:lvl>
   </w:abstractNum>
   <w:abstractNum w:abstractNumId="2" w15:restartNumberingAfterBreak="0">
+    <w:nsid w:val="0BBF5824"/>
+    <w:multiLevelType w:val="multilevel"/>
+    <w:tmpl w:val="45D0A1D8"/>
+    <w:lvl w:ilvl="0">
+      <w:start w:val="1"/>
+      <w:numFmt w:val="bullet"/>
+      <w:lvlText w:val=""/>
+      <w:lvlJc w:val="left"/>
+      <w:pPr>
+        <w:tabs>
+          <w:tab w:val="num" w:pos="720"/>
+        </w:tabs>
+        <w:ind w:left="720" w:hanging="360"/>
+      </w:pPr>
+      <w:rPr>
+        <w:rFonts w:ascii="Symbol" w:hAnsi="Symbol" w:hint="default"/>
+        <w:sz w:val="20"/>
+      </w:rPr>
+    </w:lvl>
+    <w:lvl w:ilvl="1" w:tentative="1">
+      <w:start w:val="1"/>
+      <w:numFmt w:val="bullet"/>
+      <w:lvlText w:val="o"/>
+      <w:lvlJc w:val="left"/>
+      <w:pPr>
+        <w:tabs>
+          <w:tab w:val="num" w:pos="1440"/>
+        </w:tabs>
+        <w:ind w:left="1440" w:hanging="360"/>
+      </w:pPr>
+      <w:rPr>
+        <w:rFonts w:ascii="Courier New" w:hAnsi="Courier New" w:hint="default"/>
+        <w:sz w:val="20"/>
+      </w:rPr>
+    </w:lvl>
+    <w:lvl w:ilvl="2" w:tentative="1">
+      <w:start w:val="1"/>
+      <w:numFmt w:val="bullet"/>
+      <w:lvlText w:val=""/>
+      <w:lvlJc w:val="left"/>
+      <w:pPr>
+        <w:tabs>
+          <w:tab w:val="num" w:pos="2160"/>
+        </w:tabs>
+        <w:ind w:left="2160" w:hanging="360"/>
+      </w:pPr>
+      <w:rPr>
+        <w:rFonts w:ascii="Wingdings" w:hAnsi="Wingdings" w:hint="default"/>
+        <w:sz w:val="20"/>
+      </w:rPr>
+    </w:lvl>
+    <w:lvl w:ilvl="3" w:tentative="1">
+      <w:start w:val="1"/>
+      <w:numFmt w:val="bullet"/>
+      <w:lvlText w:val=""/>
+      <w:lvlJc w:val="left"/>
+      <w:pPr>
+        <w:tabs>
+          <w:tab w:val="num" w:pos="2880"/>
+        </w:tabs>
+        <w:ind w:left="2880" w:hanging="360"/>
+      </w:pPr>
+      <w:rPr>
+        <w:rFonts w:ascii="Wingdings" w:hAnsi="Wingdings" w:hint="default"/>
+        <w:sz w:val="20"/>
+      </w:rPr>
+    </w:lvl>
+    <w:lvl w:ilvl="4" w:tentative="1">
+      <w:start w:val="1"/>
+      <w:numFmt w:val="bullet"/>
+      <w:lvlText w:val=""/>
+      <w:lvlJc w:val="left"/>
+      <w:pPr>
+        <w:tabs>
+          <w:tab w:val="num" w:pos="3600"/>
+        </w:tabs>
+        <w:ind w:left="3600" w:hanging="360"/>
+      </w:pPr>
+      <w:rPr>
+        <w:rFonts w:ascii="Wingdings" w:hAnsi="Wingdings" w:hint="default"/>
+        <w:sz w:val="20"/>
+      </w:rPr>
+    </w:lvl>
+    <w:lvl w:ilvl="5" w:tentative="1">
+      <w:start w:val="1"/>
+      <w:numFmt w:val="bullet"/>
+      <w:lvlText w:val=""/>
+      <w:lvlJc w:val="left"/>
+      <w:pPr>
+        <w:tabs>
+          <w:tab w:val="num" w:pos="4320"/>
+        </w:tabs>
+        <w:ind w:left="4320" w:hanging="360"/>
+      </w:pPr>
+      <w:rPr>
+        <w:rFonts w:ascii="Wingdings" w:hAnsi="Wingdings" w:hint="default"/>
+        <w:sz w:val="20"/>
+      </w:rPr>
+    </w:lvl>
+    <w:lvl w:ilvl="6" w:tentative="1">
+      <w:start w:val="1"/>
+      <w:numFmt w:val="bullet"/>
+      <w:lvlText w:val=""/>
+      <w:lvlJc w:val="left"/>
+      <w:pPr>
+        <w:tabs>
+          <w:tab w:val="num" w:pos="5040"/>
+        </w:tabs>
+        <w:ind w:left="5040" w:hanging="360"/>
+      </w:pPr>
+      <w:rPr>
+        <w:rFonts w:ascii="Wingdings" w:hAnsi="Wingdings" w:hint="default"/>
+        <w:sz w:val="20"/>
+      </w:rPr>
+    </w:lvl>
+    <w:lvl w:ilvl="7" w:tentative="1">
+      <w:start w:val="1"/>
+      <w:numFmt w:val="bullet"/>
+      <w:lvlText w:val=""/>
+      <w:lvlJc w:val="left"/>
+      <w:pPr>
+        <w:tabs>
+          <w:tab w:val="num" w:pos="5760"/>
+        </w:tabs>
+        <w:ind w:left="5760" w:hanging="360"/>
+      </w:pPr>
+      <w:rPr>
+        <w:rFonts w:ascii="Wingdings" w:hAnsi="Wingdings" w:hint="default"/>
+        <w:sz w:val="20"/>
+      </w:rPr>
+    </w:lvl>
+    <w:lvl w:ilvl="8" w:tentative="1">
+      <w:start w:val="1"/>
+      <w:numFmt w:val="bullet"/>
+      <w:lvlText w:val=""/>
+      <w:lvlJc w:val="left"/>
+      <w:pPr>
+        <w:tabs>
+          <w:tab w:val="num" w:pos="6480"/>
+        </w:tabs>
+        <w:ind w:left="6480" w:hanging="360"/>
+      </w:pPr>
+      <w:rPr>
+        <w:rFonts w:ascii="Wingdings" w:hAnsi="Wingdings" w:hint="default"/>
+        <w:sz w:val="20"/>
+      </w:rPr>
+    </w:lvl>
+  </w:abstractNum>
+  <w:abstractNum w:abstractNumId="3" w15:restartNumberingAfterBreak="0">
+    <w:nsid w:val="0D1933E1"/>
+    <w:multiLevelType w:val="multilevel"/>
+    <w:tmpl w:val="DEEEF928"/>
+    <w:lvl w:ilvl="0">
+      <w:start w:val="1"/>
+      <w:numFmt w:val="bullet"/>
+      <w:lvlText w:val=""/>
+      <w:lvlJc w:val="left"/>
+      <w:pPr>
+        <w:tabs>
+          <w:tab w:val="num" w:pos="720"/>
+        </w:tabs>
+        <w:ind w:left="720" w:hanging="360"/>
+      </w:pPr>
+      <w:rPr>
+        <w:rFonts w:ascii="Symbol" w:hAnsi="Symbol" w:hint="default"/>
+        <w:sz w:val="20"/>
+      </w:rPr>
+    </w:lvl>
+    <w:lvl w:ilvl="1" w:tentative="1">
+      <w:start w:val="1"/>
+      <w:numFmt w:val="bullet"/>
+      <w:lvlText w:val="o"/>
+      <w:lvlJc w:val="left"/>
+      <w:pPr>
+        <w:tabs>
+          <w:tab w:val="num" w:pos="1440"/>
+        </w:tabs>
+        <w:ind w:left="1440" w:hanging="360"/>
+      </w:pPr>
+      <w:rPr>
+        <w:rFonts w:ascii="Courier New" w:hAnsi="Courier New" w:hint="default"/>
+        <w:sz w:val="20"/>
+      </w:rPr>
+    </w:lvl>
+    <w:lvl w:ilvl="2" w:tentative="1">
+      <w:start w:val="1"/>
+      <w:numFmt w:val="bullet"/>
+      <w:lvlText w:val=""/>
+      <w:lvlJc w:val="left"/>
+      <w:pPr>
+        <w:tabs>
+          <w:tab w:val="num" w:pos="2160"/>
+        </w:tabs>
+        <w:ind w:left="2160" w:hanging="360"/>
+      </w:pPr>
+      <w:rPr>
+        <w:rFonts w:ascii="Wingdings" w:hAnsi="Wingdings" w:hint="default"/>
+        <w:sz w:val="20"/>
+      </w:rPr>
+    </w:lvl>
+    <w:lvl w:ilvl="3" w:tentative="1">
+      <w:start w:val="1"/>
+      <w:numFmt w:val="bullet"/>
+      <w:lvlText w:val=""/>
+      <w:lvlJc w:val="left"/>
+      <w:pPr>
+        <w:tabs>
+          <w:tab w:val="num" w:pos="2880"/>
+        </w:tabs>
+        <w:ind w:left="2880" w:hanging="360"/>
+      </w:pPr>
+      <w:rPr>
+        <w:rFonts w:ascii="Wingdings" w:hAnsi="Wingdings" w:hint="default"/>
+        <w:sz w:val="20"/>
+      </w:rPr>
+    </w:lvl>
+    <w:lvl w:ilvl="4" w:tentative="1">
+      <w:start w:val="1"/>
+      <w:numFmt w:val="bullet"/>
+      <w:lvlText w:val=""/>
+      <w:lvlJc w:val="left"/>
+      <w:pPr>
+        <w:tabs>
+          <w:tab w:val="num" w:pos="3600"/>
+        </w:tabs>
+        <w:ind w:left="3600" w:hanging="360"/>
+      </w:pPr>
+      <w:rPr>
+        <w:rFonts w:ascii="Wingdings" w:hAnsi="Wingdings" w:hint="default"/>
+        <w:sz w:val="20"/>
+      </w:rPr>
+    </w:lvl>
+    <w:lvl w:ilvl="5" w:tentative="1">
+      <w:start w:val="1"/>
+      <w:numFmt w:val="bullet"/>
+      <w:lvlText w:val=""/>
+      <w:lvlJc w:val="left"/>
+      <w:pPr>
+        <w:tabs>
+          <w:tab w:val="num" w:pos="4320"/>
+        </w:tabs>
+        <w:ind w:left="4320" w:hanging="360"/>
+      </w:pPr>
+      <w:rPr>
+        <w:rFonts w:ascii="Wingdings" w:hAnsi="Wingdings" w:hint="default"/>
+        <w:sz w:val="20"/>
+      </w:rPr>
+    </w:lvl>
+    <w:lvl w:ilvl="6" w:tentative="1">
+      <w:start w:val="1"/>
+      <w:numFmt w:val="bullet"/>
+      <w:lvlText w:val=""/>
+      <w:lvlJc w:val="left"/>
+      <w:pPr>
+        <w:tabs>
+          <w:tab w:val="num" w:pos="5040"/>
+        </w:tabs>
+        <w:ind w:left="5040" w:hanging="360"/>
+      </w:pPr>
+      <w:rPr>
+        <w:rFonts w:ascii="Wingdings" w:hAnsi="Wingdings" w:hint="default"/>
+        <w:sz w:val="20"/>
+      </w:rPr>
+    </w:lvl>
+    <w:lvl w:ilvl="7" w:tentative="1">
+      <w:start w:val="1"/>
+      <w:numFmt w:val="bullet"/>
+      <w:lvlText w:val=""/>
+      <w:lvlJc w:val="left"/>
+      <w:pPr>
+        <w:tabs>
+          <w:tab w:val="num" w:pos="5760"/>
+        </w:tabs>
+        <w:ind w:left="5760" w:hanging="360"/>
+      </w:pPr>
+      <w:rPr>
+        <w:rFonts w:ascii="Wingdings" w:hAnsi="Wingdings" w:hint="default"/>
+        <w:sz w:val="20"/>
+      </w:rPr>
+    </w:lvl>
+    <w:lvl w:ilvl="8" w:tentative="1">
+      <w:start w:val="1"/>
+      <w:numFmt w:val="bullet"/>
+      <w:lvlText w:val=""/>
+      <w:lvlJc w:val="left"/>
+      <w:pPr>
+        <w:tabs>
+          <w:tab w:val="num" w:pos="6480"/>
+        </w:tabs>
+        <w:ind w:left="6480" w:hanging="360"/>
+      </w:pPr>
+      <w:rPr>
+        <w:rFonts w:ascii="Wingdings" w:hAnsi="Wingdings" w:hint="default"/>
+        <w:sz w:val="20"/>
+      </w:rPr>
+    </w:lvl>
+  </w:abstractNum>
+  <w:abstractNum w:abstractNumId="4" w15:restartNumberingAfterBreak="0">
+    <w:nsid w:val="10582C8B"/>
+    <w:multiLevelType w:val="multilevel"/>
+    <w:tmpl w:val="3ABEEBCA"/>
+    <w:lvl w:ilvl="0">
+      <w:start w:val="1"/>
+      <w:numFmt w:val="bullet"/>
+      <w:lvlText w:val=""/>
+      <w:lvlJc w:val="left"/>
+      <w:pPr>
+        <w:tabs>
+          <w:tab w:val="num" w:pos="720"/>
+        </w:tabs>
+        <w:ind w:left="720" w:hanging="360"/>
+      </w:pPr>
+      <w:rPr>
+        <w:rFonts w:ascii="Symbol" w:hAnsi="Symbol" w:hint="default"/>
+        <w:sz w:val="20"/>
+      </w:rPr>
+    </w:lvl>
+    <w:lvl w:ilvl="1" w:tentative="1">
+      <w:start w:val="1"/>
+      <w:numFmt w:val="bullet"/>
+      <w:lvlText w:val="o"/>
+      <w:lvlJc w:val="left"/>
+      <w:pPr>
+        <w:tabs>
+          <w:tab w:val="num" w:pos="1440"/>
+        </w:tabs>
+        <w:ind w:left="1440" w:hanging="360"/>
+      </w:pPr>
+      <w:rPr>
+        <w:rFonts w:ascii="Courier New" w:hAnsi="Courier New" w:hint="default"/>
+        <w:sz w:val="20"/>
+      </w:rPr>
+    </w:lvl>
+    <w:lvl w:ilvl="2" w:tentative="1">
+      <w:start w:val="1"/>
+      <w:numFmt w:val="bullet"/>
+      <w:lvlText w:val=""/>
+      <w:lvlJc w:val="left"/>
+      <w:pPr>
+        <w:tabs>
+          <w:tab w:val="num" w:pos="2160"/>
+        </w:tabs>
+        <w:ind w:left="2160" w:hanging="360"/>
+      </w:pPr>
+      <w:rPr>
+        <w:rFonts w:ascii="Wingdings" w:hAnsi="Wingdings" w:hint="default"/>
+        <w:sz w:val="20"/>
+      </w:rPr>
+    </w:lvl>
+    <w:lvl w:ilvl="3" w:tentative="1">
+      <w:start w:val="1"/>
+      <w:numFmt w:val="bullet"/>
+      <w:lvlText w:val=""/>
+      <w:lvlJc w:val="left"/>
+      <w:pPr>
+        <w:tabs>
+          <w:tab w:val="num" w:pos="2880"/>
+        </w:tabs>
+        <w:ind w:left="2880" w:hanging="360"/>
+      </w:pPr>
+      <w:rPr>
+        <w:rFonts w:ascii="Wingdings" w:hAnsi="Wingdings" w:hint="default"/>
+        <w:sz w:val="20"/>
+      </w:rPr>
+    </w:lvl>
+    <w:lvl w:ilvl="4" w:tentative="1">
+      <w:start w:val="1"/>
+      <w:numFmt w:val="bullet"/>
+      <w:lvlText w:val=""/>
+      <w:lvlJc w:val="left"/>
+      <w:pPr>
+        <w:tabs>
+          <w:tab w:val="num" w:pos="3600"/>
+        </w:tabs>
+        <w:ind w:left="3600" w:hanging="360"/>
+      </w:pPr>
+      <w:rPr>
+        <w:rFonts w:ascii="Wingdings" w:hAnsi="Wingdings" w:hint="default"/>
+        <w:sz w:val="20"/>
+      </w:rPr>
+    </w:lvl>
+    <w:lvl w:ilvl="5" w:tentative="1">
+      <w:start w:val="1"/>
+      <w:numFmt w:val="bullet"/>
+      <w:lvlText w:val=""/>
+      <w:lvlJc w:val="left"/>
+      <w:pPr>
+        <w:tabs>
+          <w:tab w:val="num" w:pos="4320"/>
+        </w:tabs>
+        <w:ind w:left="4320" w:hanging="360"/>
+      </w:pPr>
+      <w:rPr>
+        <w:rFonts w:ascii="Wingdings" w:hAnsi="Wingdings" w:hint="default"/>
+        <w:sz w:val="20"/>
+      </w:rPr>
+    </w:lvl>
+    <w:lvl w:ilvl="6" w:tentative="1">
+      <w:start w:val="1"/>
+      <w:numFmt w:val="bullet"/>
+      <w:lvlText w:val=""/>
+      <w:lvlJc w:val="left"/>
+      <w:pPr>
+        <w:tabs>
+          <w:tab w:val="num" w:pos="5040"/>
+        </w:tabs>
+        <w:ind w:left="5040" w:hanging="360"/>
+      </w:pPr>
+      <w:rPr>
+        <w:rFonts w:ascii="Wingdings" w:hAnsi="Wingdings" w:hint="default"/>
+        <w:sz w:val="20"/>
+      </w:rPr>
+    </w:lvl>
+    <w:lvl w:ilvl="7" w:tentative="1">
+      <w:start w:val="1"/>
+      <w:numFmt w:val="bullet"/>
+      <w:lvlText w:val=""/>
+      <w:lvlJc w:val="left"/>
+      <w:pPr>
+        <w:tabs>
+          <w:tab w:val="num" w:pos="5760"/>
+        </w:tabs>
+        <w:ind w:left="5760" w:hanging="360"/>
+      </w:pPr>
+      <w:rPr>
+        <w:rFonts w:ascii="Wingdings" w:hAnsi="Wingdings" w:hint="default"/>
+        <w:sz w:val="20"/>
+      </w:rPr>
+    </w:lvl>
+    <w:lvl w:ilvl="8" w:tentative="1">
+      <w:start w:val="1"/>
+      <w:numFmt w:val="bullet"/>
+      <w:lvlText w:val=""/>
+      <w:lvlJc w:val="left"/>
+      <w:pPr>
+        <w:tabs>
+          <w:tab w:val="num" w:pos="6480"/>
+        </w:tabs>
+        <w:ind w:left="6480" w:hanging="360"/>
+      </w:pPr>
+      <w:rPr>
+        <w:rFonts w:ascii="Wingdings" w:hAnsi="Wingdings" w:hint="default"/>
+        <w:sz w:val="20"/>
+      </w:rPr>
+    </w:lvl>
+  </w:abstractNum>
+  <w:abstractNum w:abstractNumId="5" w15:restartNumberingAfterBreak="0">
     <w:nsid w:val="148E3D63"/>
     <w:multiLevelType w:val="multilevel"/>
     <w:tmpl w:val="8940FBC2"/>
@@ -2644,7 +4191,603 @@
       </w:rPr>
     </w:lvl>
   </w:abstractNum>
-  <w:abstractNum w:abstractNumId="3" w15:restartNumberingAfterBreak="0">
+  <w:abstractNum w:abstractNumId="6" w15:restartNumberingAfterBreak="0">
+    <w:nsid w:val="18094EE4"/>
+    <w:multiLevelType w:val="multilevel"/>
+    <w:tmpl w:val="845E6CD0"/>
+    <w:lvl w:ilvl="0">
+      <w:start w:val="1"/>
+      <w:numFmt w:val="bullet"/>
+      <w:lvlText w:val=""/>
+      <w:lvlJc w:val="left"/>
+      <w:pPr>
+        <w:tabs>
+          <w:tab w:val="num" w:pos="720"/>
+        </w:tabs>
+        <w:ind w:left="720" w:hanging="360"/>
+      </w:pPr>
+      <w:rPr>
+        <w:rFonts w:ascii="Symbol" w:hAnsi="Symbol" w:hint="default"/>
+        <w:sz w:val="20"/>
+      </w:rPr>
+    </w:lvl>
+    <w:lvl w:ilvl="1" w:tentative="1">
+      <w:start w:val="1"/>
+      <w:numFmt w:val="bullet"/>
+      <w:lvlText w:val="o"/>
+      <w:lvlJc w:val="left"/>
+      <w:pPr>
+        <w:tabs>
+          <w:tab w:val="num" w:pos="1440"/>
+        </w:tabs>
+        <w:ind w:left="1440" w:hanging="360"/>
+      </w:pPr>
+      <w:rPr>
+        <w:rFonts w:ascii="Courier New" w:hAnsi="Courier New" w:hint="default"/>
+        <w:sz w:val="20"/>
+      </w:rPr>
+    </w:lvl>
+    <w:lvl w:ilvl="2" w:tentative="1">
+      <w:start w:val="1"/>
+      <w:numFmt w:val="bullet"/>
+      <w:lvlText w:val=""/>
+      <w:lvlJc w:val="left"/>
+      <w:pPr>
+        <w:tabs>
+          <w:tab w:val="num" w:pos="2160"/>
+        </w:tabs>
+        <w:ind w:left="2160" w:hanging="360"/>
+      </w:pPr>
+      <w:rPr>
+        <w:rFonts w:ascii="Wingdings" w:hAnsi="Wingdings" w:hint="default"/>
+        <w:sz w:val="20"/>
+      </w:rPr>
+    </w:lvl>
+    <w:lvl w:ilvl="3" w:tentative="1">
+      <w:start w:val="1"/>
+      <w:numFmt w:val="bullet"/>
+      <w:lvlText w:val=""/>
+      <w:lvlJc w:val="left"/>
+      <w:pPr>
+        <w:tabs>
+          <w:tab w:val="num" w:pos="2880"/>
+        </w:tabs>
+        <w:ind w:left="2880" w:hanging="360"/>
+      </w:pPr>
+      <w:rPr>
+        <w:rFonts w:ascii="Wingdings" w:hAnsi="Wingdings" w:hint="default"/>
+        <w:sz w:val="20"/>
+      </w:rPr>
+    </w:lvl>
+    <w:lvl w:ilvl="4" w:tentative="1">
+      <w:start w:val="1"/>
+      <w:numFmt w:val="bullet"/>
+      <w:lvlText w:val=""/>
+      <w:lvlJc w:val="left"/>
+      <w:pPr>
+        <w:tabs>
+          <w:tab w:val="num" w:pos="3600"/>
+        </w:tabs>
+        <w:ind w:left="3600" w:hanging="360"/>
+      </w:pPr>
+      <w:rPr>
+        <w:rFonts w:ascii="Wingdings" w:hAnsi="Wingdings" w:hint="default"/>
+        <w:sz w:val="20"/>
+      </w:rPr>
+    </w:lvl>
+    <w:lvl w:ilvl="5" w:tentative="1">
+      <w:start w:val="1"/>
+      <w:numFmt w:val="bullet"/>
+      <w:lvlText w:val=""/>
+      <w:lvlJc w:val="left"/>
+      <w:pPr>
+        <w:tabs>
+          <w:tab w:val="num" w:pos="4320"/>
+        </w:tabs>
+        <w:ind w:left="4320" w:hanging="360"/>
+      </w:pPr>
+      <w:rPr>
+        <w:rFonts w:ascii="Wingdings" w:hAnsi="Wingdings" w:hint="default"/>
+        <w:sz w:val="20"/>
+      </w:rPr>
+    </w:lvl>
+    <w:lvl w:ilvl="6" w:tentative="1">
+      <w:start w:val="1"/>
+      <w:numFmt w:val="bullet"/>
+      <w:lvlText w:val=""/>
+      <w:lvlJc w:val="left"/>
+      <w:pPr>
+        <w:tabs>
+          <w:tab w:val="num" w:pos="5040"/>
+        </w:tabs>
+        <w:ind w:left="5040" w:hanging="360"/>
+      </w:pPr>
+      <w:rPr>
+        <w:rFonts w:ascii="Wingdings" w:hAnsi="Wingdings" w:hint="default"/>
+        <w:sz w:val="20"/>
+      </w:rPr>
+    </w:lvl>
+    <w:lvl w:ilvl="7" w:tentative="1">
+      <w:start w:val="1"/>
+      <w:numFmt w:val="bullet"/>
+      <w:lvlText w:val=""/>
+      <w:lvlJc w:val="left"/>
+      <w:pPr>
+        <w:tabs>
+          <w:tab w:val="num" w:pos="5760"/>
+        </w:tabs>
+        <w:ind w:left="5760" w:hanging="360"/>
+      </w:pPr>
+      <w:rPr>
+        <w:rFonts w:ascii="Wingdings" w:hAnsi="Wingdings" w:hint="default"/>
+        <w:sz w:val="20"/>
+      </w:rPr>
+    </w:lvl>
+    <w:lvl w:ilvl="8" w:tentative="1">
+      <w:start w:val="1"/>
+      <w:numFmt w:val="bullet"/>
+      <w:lvlText w:val=""/>
+      <w:lvlJc w:val="left"/>
+      <w:pPr>
+        <w:tabs>
+          <w:tab w:val="num" w:pos="6480"/>
+        </w:tabs>
+        <w:ind w:left="6480" w:hanging="360"/>
+      </w:pPr>
+      <w:rPr>
+        <w:rFonts w:ascii="Wingdings" w:hAnsi="Wingdings" w:hint="default"/>
+        <w:sz w:val="20"/>
+      </w:rPr>
+    </w:lvl>
+  </w:abstractNum>
+  <w:abstractNum w:abstractNumId="7" w15:restartNumberingAfterBreak="0">
+    <w:nsid w:val="18691F30"/>
+    <w:multiLevelType w:val="multilevel"/>
+    <w:tmpl w:val="5B4A7B26"/>
+    <w:lvl w:ilvl="0">
+      <w:start w:val="1"/>
+      <w:numFmt w:val="bullet"/>
+      <w:lvlText w:val=""/>
+      <w:lvlJc w:val="left"/>
+      <w:pPr>
+        <w:tabs>
+          <w:tab w:val="num" w:pos="720"/>
+        </w:tabs>
+        <w:ind w:left="720" w:hanging="360"/>
+      </w:pPr>
+      <w:rPr>
+        <w:rFonts w:ascii="Symbol" w:hAnsi="Symbol" w:hint="default"/>
+        <w:sz w:val="20"/>
+      </w:rPr>
+    </w:lvl>
+    <w:lvl w:ilvl="1" w:tentative="1">
+      <w:start w:val="1"/>
+      <w:numFmt w:val="bullet"/>
+      <w:lvlText w:val="o"/>
+      <w:lvlJc w:val="left"/>
+      <w:pPr>
+        <w:tabs>
+          <w:tab w:val="num" w:pos="1440"/>
+        </w:tabs>
+        <w:ind w:left="1440" w:hanging="360"/>
+      </w:pPr>
+      <w:rPr>
+        <w:rFonts w:ascii="Courier New" w:hAnsi="Courier New" w:hint="default"/>
+        <w:sz w:val="20"/>
+      </w:rPr>
+    </w:lvl>
+    <w:lvl w:ilvl="2" w:tentative="1">
+      <w:start w:val="1"/>
+      <w:numFmt w:val="bullet"/>
+      <w:lvlText w:val=""/>
+      <w:lvlJc w:val="left"/>
+      <w:pPr>
+        <w:tabs>
+          <w:tab w:val="num" w:pos="2160"/>
+        </w:tabs>
+        <w:ind w:left="2160" w:hanging="360"/>
+      </w:pPr>
+      <w:rPr>
+        <w:rFonts w:ascii="Wingdings" w:hAnsi="Wingdings" w:hint="default"/>
+        <w:sz w:val="20"/>
+      </w:rPr>
+    </w:lvl>
+    <w:lvl w:ilvl="3" w:tentative="1">
+      <w:start w:val="1"/>
+      <w:numFmt w:val="bullet"/>
+      <w:lvlText w:val=""/>
+      <w:lvlJc w:val="left"/>
+      <w:pPr>
+        <w:tabs>
+          <w:tab w:val="num" w:pos="2880"/>
+        </w:tabs>
+        <w:ind w:left="2880" w:hanging="360"/>
+      </w:pPr>
+      <w:rPr>
+        <w:rFonts w:ascii="Wingdings" w:hAnsi="Wingdings" w:hint="default"/>
+        <w:sz w:val="20"/>
+      </w:rPr>
+    </w:lvl>
+    <w:lvl w:ilvl="4" w:tentative="1">
+      <w:start w:val="1"/>
+      <w:numFmt w:val="bullet"/>
+      <w:lvlText w:val=""/>
+      <w:lvlJc w:val="left"/>
+      <w:pPr>
+        <w:tabs>
+          <w:tab w:val="num" w:pos="3600"/>
+        </w:tabs>
+        <w:ind w:left="3600" w:hanging="360"/>
+      </w:pPr>
+      <w:rPr>
+        <w:rFonts w:ascii="Wingdings" w:hAnsi="Wingdings" w:hint="default"/>
+        <w:sz w:val="20"/>
+      </w:rPr>
+    </w:lvl>
+    <w:lvl w:ilvl="5" w:tentative="1">
+      <w:start w:val="1"/>
+      <w:numFmt w:val="bullet"/>
+      <w:lvlText w:val=""/>
+      <w:lvlJc w:val="left"/>
+      <w:pPr>
+        <w:tabs>
+          <w:tab w:val="num" w:pos="4320"/>
+        </w:tabs>
+        <w:ind w:left="4320" w:hanging="360"/>
+      </w:pPr>
+      <w:rPr>
+        <w:rFonts w:ascii="Wingdings" w:hAnsi="Wingdings" w:hint="default"/>
+        <w:sz w:val="20"/>
+      </w:rPr>
+    </w:lvl>
+    <w:lvl w:ilvl="6" w:tentative="1">
+      <w:start w:val="1"/>
+      <w:numFmt w:val="bullet"/>
+      <w:lvlText w:val=""/>
+      <w:lvlJc w:val="left"/>
+      <w:pPr>
+        <w:tabs>
+          <w:tab w:val="num" w:pos="5040"/>
+        </w:tabs>
+        <w:ind w:left="5040" w:hanging="360"/>
+      </w:pPr>
+      <w:rPr>
+        <w:rFonts w:ascii="Wingdings" w:hAnsi="Wingdings" w:hint="default"/>
+        <w:sz w:val="20"/>
+      </w:rPr>
+    </w:lvl>
+    <w:lvl w:ilvl="7" w:tentative="1">
+      <w:start w:val="1"/>
+      <w:numFmt w:val="bullet"/>
+      <w:lvlText w:val=""/>
+      <w:lvlJc w:val="left"/>
+      <w:pPr>
+        <w:tabs>
+          <w:tab w:val="num" w:pos="5760"/>
+        </w:tabs>
+        <w:ind w:left="5760" w:hanging="360"/>
+      </w:pPr>
+      <w:rPr>
+        <w:rFonts w:ascii="Wingdings" w:hAnsi="Wingdings" w:hint="default"/>
+        <w:sz w:val="20"/>
+      </w:rPr>
+    </w:lvl>
+    <w:lvl w:ilvl="8" w:tentative="1">
+      <w:start w:val="1"/>
+      <w:numFmt w:val="bullet"/>
+      <w:lvlText w:val=""/>
+      <w:lvlJc w:val="left"/>
+      <w:pPr>
+        <w:tabs>
+          <w:tab w:val="num" w:pos="6480"/>
+        </w:tabs>
+        <w:ind w:left="6480" w:hanging="360"/>
+      </w:pPr>
+      <w:rPr>
+        <w:rFonts w:ascii="Wingdings" w:hAnsi="Wingdings" w:hint="default"/>
+        <w:sz w:val="20"/>
+      </w:rPr>
+    </w:lvl>
+  </w:abstractNum>
+  <w:abstractNum w:abstractNumId="8" w15:restartNumberingAfterBreak="0">
+    <w:nsid w:val="1BB36609"/>
+    <w:multiLevelType w:val="multilevel"/>
+    <w:tmpl w:val="5B903E06"/>
+    <w:lvl w:ilvl="0">
+      <w:start w:val="1"/>
+      <w:numFmt w:val="bullet"/>
+      <w:lvlText w:val=""/>
+      <w:lvlJc w:val="left"/>
+      <w:pPr>
+        <w:tabs>
+          <w:tab w:val="num" w:pos="720"/>
+        </w:tabs>
+        <w:ind w:left="720" w:hanging="360"/>
+      </w:pPr>
+      <w:rPr>
+        <w:rFonts w:ascii="Symbol" w:hAnsi="Symbol" w:hint="default"/>
+        <w:sz w:val="20"/>
+      </w:rPr>
+    </w:lvl>
+    <w:lvl w:ilvl="1" w:tentative="1">
+      <w:start w:val="1"/>
+      <w:numFmt w:val="bullet"/>
+      <w:lvlText w:val="o"/>
+      <w:lvlJc w:val="left"/>
+      <w:pPr>
+        <w:tabs>
+          <w:tab w:val="num" w:pos="1440"/>
+        </w:tabs>
+        <w:ind w:left="1440" w:hanging="360"/>
+      </w:pPr>
+      <w:rPr>
+        <w:rFonts w:ascii="Courier New" w:hAnsi="Courier New" w:hint="default"/>
+        <w:sz w:val="20"/>
+      </w:rPr>
+    </w:lvl>
+    <w:lvl w:ilvl="2" w:tentative="1">
+      <w:start w:val="1"/>
+      <w:numFmt w:val="bullet"/>
+      <w:lvlText w:val=""/>
+      <w:lvlJc w:val="left"/>
+      <w:pPr>
+        <w:tabs>
+          <w:tab w:val="num" w:pos="2160"/>
+        </w:tabs>
+        <w:ind w:left="2160" w:hanging="360"/>
+      </w:pPr>
+      <w:rPr>
+        <w:rFonts w:ascii="Wingdings" w:hAnsi="Wingdings" w:hint="default"/>
+        <w:sz w:val="20"/>
+      </w:rPr>
+    </w:lvl>
+    <w:lvl w:ilvl="3" w:tentative="1">
+      <w:start w:val="1"/>
+      <w:numFmt w:val="bullet"/>
+      <w:lvlText w:val=""/>
+      <w:lvlJc w:val="left"/>
+      <w:pPr>
+        <w:tabs>
+          <w:tab w:val="num" w:pos="2880"/>
+        </w:tabs>
+        <w:ind w:left="2880" w:hanging="360"/>
+      </w:pPr>
+      <w:rPr>
+        <w:rFonts w:ascii="Wingdings" w:hAnsi="Wingdings" w:hint="default"/>
+        <w:sz w:val="20"/>
+      </w:rPr>
+    </w:lvl>
+    <w:lvl w:ilvl="4" w:tentative="1">
+      <w:start w:val="1"/>
+      <w:numFmt w:val="bullet"/>
+      <w:lvlText w:val=""/>
+      <w:lvlJc w:val="left"/>
+      <w:pPr>
+        <w:tabs>
+          <w:tab w:val="num" w:pos="3600"/>
+        </w:tabs>
+        <w:ind w:left="3600" w:hanging="360"/>
+      </w:pPr>
+      <w:rPr>
+        <w:rFonts w:ascii="Wingdings" w:hAnsi="Wingdings" w:hint="default"/>
+        <w:sz w:val="20"/>
+      </w:rPr>
+    </w:lvl>
+    <w:lvl w:ilvl="5" w:tentative="1">
+      <w:start w:val="1"/>
+      <w:numFmt w:val="bullet"/>
+      <w:lvlText w:val=""/>
+      <w:lvlJc w:val="left"/>
+      <w:pPr>
+        <w:tabs>
+          <w:tab w:val="num" w:pos="4320"/>
+        </w:tabs>
+        <w:ind w:left="4320" w:hanging="360"/>
+      </w:pPr>
+      <w:rPr>
+        <w:rFonts w:ascii="Wingdings" w:hAnsi="Wingdings" w:hint="default"/>
+        <w:sz w:val="20"/>
+      </w:rPr>
+    </w:lvl>
+    <w:lvl w:ilvl="6" w:tentative="1">
+      <w:start w:val="1"/>
+      <w:numFmt w:val="bullet"/>
+      <w:lvlText w:val=""/>
+      <w:lvlJc w:val="left"/>
+      <w:pPr>
+        <w:tabs>
+          <w:tab w:val="num" w:pos="5040"/>
+        </w:tabs>
+        <w:ind w:left="5040" w:hanging="360"/>
+      </w:pPr>
+      <w:rPr>
+        <w:rFonts w:ascii="Wingdings" w:hAnsi="Wingdings" w:hint="default"/>
+        <w:sz w:val="20"/>
+      </w:rPr>
+    </w:lvl>
+    <w:lvl w:ilvl="7" w:tentative="1">
+      <w:start w:val="1"/>
+      <w:numFmt w:val="bullet"/>
+      <w:lvlText w:val=""/>
+      <w:lvlJc w:val="left"/>
+      <w:pPr>
+        <w:tabs>
+          <w:tab w:val="num" w:pos="5760"/>
+        </w:tabs>
+        <w:ind w:left="5760" w:hanging="360"/>
+      </w:pPr>
+      <w:rPr>
+        <w:rFonts w:ascii="Wingdings" w:hAnsi="Wingdings" w:hint="default"/>
+        <w:sz w:val="20"/>
+      </w:rPr>
+    </w:lvl>
+    <w:lvl w:ilvl="8" w:tentative="1">
+      <w:start w:val="1"/>
+      <w:numFmt w:val="bullet"/>
+      <w:lvlText w:val=""/>
+      <w:lvlJc w:val="left"/>
+      <w:pPr>
+        <w:tabs>
+          <w:tab w:val="num" w:pos="6480"/>
+        </w:tabs>
+        <w:ind w:left="6480" w:hanging="360"/>
+      </w:pPr>
+      <w:rPr>
+        <w:rFonts w:ascii="Wingdings" w:hAnsi="Wingdings" w:hint="default"/>
+        <w:sz w:val="20"/>
+      </w:rPr>
+    </w:lvl>
+  </w:abstractNum>
+  <w:abstractNum w:abstractNumId="9" w15:restartNumberingAfterBreak="0">
+    <w:nsid w:val="28364B3D"/>
+    <w:multiLevelType w:val="multilevel"/>
+    <w:tmpl w:val="5BB45EE4"/>
+    <w:lvl w:ilvl="0">
+      <w:start w:val="1"/>
+      <w:numFmt w:val="bullet"/>
+      <w:lvlText w:val=""/>
+      <w:lvlJc w:val="left"/>
+      <w:pPr>
+        <w:tabs>
+          <w:tab w:val="num" w:pos="720"/>
+        </w:tabs>
+        <w:ind w:left="720" w:hanging="360"/>
+      </w:pPr>
+      <w:rPr>
+        <w:rFonts w:ascii="Symbol" w:hAnsi="Symbol" w:hint="default"/>
+        <w:sz w:val="20"/>
+      </w:rPr>
+    </w:lvl>
+    <w:lvl w:ilvl="1" w:tentative="1">
+      <w:start w:val="1"/>
+      <w:numFmt w:val="bullet"/>
+      <w:lvlText w:val="o"/>
+      <w:lvlJc w:val="left"/>
+      <w:pPr>
+        <w:tabs>
+          <w:tab w:val="num" w:pos="1440"/>
+        </w:tabs>
+        <w:ind w:left="1440" w:hanging="360"/>
+      </w:pPr>
+      <w:rPr>
+        <w:rFonts w:ascii="Courier New" w:hAnsi="Courier New" w:hint="default"/>
+        <w:sz w:val="20"/>
+      </w:rPr>
+    </w:lvl>
+    <w:lvl w:ilvl="2" w:tentative="1">
+      <w:start w:val="1"/>
+      <w:numFmt w:val="bullet"/>
+      <w:lvlText w:val=""/>
+      <w:lvlJc w:val="left"/>
+      <w:pPr>
+        <w:tabs>
+          <w:tab w:val="num" w:pos="2160"/>
+        </w:tabs>
+        <w:ind w:left="2160" w:hanging="360"/>
+      </w:pPr>
+      <w:rPr>
+        <w:rFonts w:ascii="Wingdings" w:hAnsi="Wingdings" w:hint="default"/>
+        <w:sz w:val="20"/>
+      </w:rPr>
+    </w:lvl>
+    <w:lvl w:ilvl="3" w:tentative="1">
+      <w:start w:val="1"/>
+      <w:numFmt w:val="bullet"/>
+      <w:lvlText w:val=""/>
+      <w:lvlJc w:val="left"/>
+      <w:pPr>
+        <w:tabs>
+          <w:tab w:val="num" w:pos="2880"/>
+        </w:tabs>
+        <w:ind w:left="2880" w:hanging="360"/>
+      </w:pPr>
+      <w:rPr>
+        <w:rFonts w:ascii="Wingdings" w:hAnsi="Wingdings" w:hint="default"/>
+        <w:sz w:val="20"/>
+      </w:rPr>
+    </w:lvl>
+    <w:lvl w:ilvl="4" w:tentative="1">
+      <w:start w:val="1"/>
+      <w:numFmt w:val="bullet"/>
+      <w:lvlText w:val=""/>
+      <w:lvlJc w:val="left"/>
+      <w:pPr>
+        <w:tabs>
+          <w:tab w:val="num" w:pos="3600"/>
+        </w:tabs>
+        <w:ind w:left="3600" w:hanging="360"/>
+      </w:pPr>
+      <w:rPr>
+        <w:rFonts w:ascii="Wingdings" w:hAnsi="Wingdings" w:hint="default"/>
+        <w:sz w:val="20"/>
+      </w:rPr>
+    </w:lvl>
+    <w:lvl w:ilvl="5" w:tentative="1">
+      <w:start w:val="1"/>
+      <w:numFmt w:val="bullet"/>
+      <w:lvlText w:val=""/>
+      <w:lvlJc w:val="left"/>
+      <w:pPr>
+        <w:tabs>
+          <w:tab w:val="num" w:pos="4320"/>
+        </w:tabs>
+        <w:ind w:left="4320" w:hanging="360"/>
+      </w:pPr>
+      <w:rPr>
+        <w:rFonts w:ascii="Wingdings" w:hAnsi="Wingdings" w:hint="default"/>
+        <w:sz w:val="20"/>
+      </w:rPr>
+    </w:lvl>
+    <w:lvl w:ilvl="6" w:tentative="1">
+      <w:start w:val="1"/>
+      <w:numFmt w:val="bullet"/>
+      <w:lvlText w:val=""/>
+      <w:lvlJc w:val="left"/>
+      <w:pPr>
+        <w:tabs>
+          <w:tab w:val="num" w:pos="5040"/>
+        </w:tabs>
+        <w:ind w:left="5040" w:hanging="360"/>
+      </w:pPr>
+      <w:rPr>
+        <w:rFonts w:ascii="Wingdings" w:hAnsi="Wingdings" w:hint="default"/>
+        <w:sz w:val="20"/>
+      </w:rPr>
+    </w:lvl>
+    <w:lvl w:ilvl="7" w:tentative="1">
+      <w:start w:val="1"/>
+      <w:numFmt w:val="bullet"/>
+      <w:lvlText w:val=""/>
+      <w:lvlJc w:val="left"/>
+      <w:pPr>
+        <w:tabs>
+          <w:tab w:val="num" w:pos="5760"/>
+        </w:tabs>
+        <w:ind w:left="5760" w:hanging="360"/>
+      </w:pPr>
+      <w:rPr>
+        <w:rFonts w:ascii="Wingdings" w:hAnsi="Wingdings" w:hint="default"/>
+        <w:sz w:val="20"/>
+      </w:rPr>
+    </w:lvl>
+    <w:lvl w:ilvl="8" w:tentative="1">
+      <w:start w:val="1"/>
+      <w:numFmt w:val="bullet"/>
+      <w:lvlText w:val=""/>
+      <w:lvlJc w:val="left"/>
+      <w:pPr>
+        <w:tabs>
+          <w:tab w:val="num" w:pos="6480"/>
+        </w:tabs>
+        <w:ind w:left="6480" w:hanging="360"/>
+      </w:pPr>
+      <w:rPr>
+        <w:rFonts w:ascii="Wingdings" w:hAnsi="Wingdings" w:hint="default"/>
+        <w:sz w:val="20"/>
+      </w:rPr>
+    </w:lvl>
+  </w:abstractNum>
+  <w:abstractNum w:abstractNumId="10" w15:restartNumberingAfterBreak="0">
     <w:nsid w:val="2B1B5440"/>
     <w:multiLevelType w:val="multilevel"/>
     <w:tmpl w:val="C4AA6582"/>
@@ -2793,7 +4936,156 @@
       </w:rPr>
     </w:lvl>
   </w:abstractNum>
-  <w:abstractNum w:abstractNumId="4" w15:restartNumberingAfterBreak="0">
+  <w:abstractNum w:abstractNumId="11" w15:restartNumberingAfterBreak="0">
+    <w:nsid w:val="32C32B45"/>
+    <w:multiLevelType w:val="multilevel"/>
+    <w:tmpl w:val="3FCAAFD4"/>
+    <w:lvl w:ilvl="0">
+      <w:start w:val="1"/>
+      <w:numFmt w:val="bullet"/>
+      <w:lvlText w:val=""/>
+      <w:lvlJc w:val="left"/>
+      <w:pPr>
+        <w:tabs>
+          <w:tab w:val="num" w:pos="720"/>
+        </w:tabs>
+        <w:ind w:left="720" w:hanging="360"/>
+      </w:pPr>
+      <w:rPr>
+        <w:rFonts w:ascii="Symbol" w:hAnsi="Symbol" w:hint="default"/>
+        <w:sz w:val="20"/>
+      </w:rPr>
+    </w:lvl>
+    <w:lvl w:ilvl="1" w:tentative="1">
+      <w:start w:val="1"/>
+      <w:numFmt w:val="bullet"/>
+      <w:lvlText w:val="o"/>
+      <w:lvlJc w:val="left"/>
+      <w:pPr>
+        <w:tabs>
+          <w:tab w:val="num" w:pos="1440"/>
+        </w:tabs>
+        <w:ind w:left="1440" w:hanging="360"/>
+      </w:pPr>
+      <w:rPr>
+        <w:rFonts w:ascii="Courier New" w:hAnsi="Courier New" w:hint="default"/>
+        <w:sz w:val="20"/>
+      </w:rPr>
+    </w:lvl>
+    <w:lvl w:ilvl="2" w:tentative="1">
+      <w:start w:val="1"/>
+      <w:numFmt w:val="bullet"/>
+      <w:lvlText w:val=""/>
+      <w:lvlJc w:val="left"/>
+      <w:pPr>
+        <w:tabs>
+          <w:tab w:val="num" w:pos="2160"/>
+        </w:tabs>
+        <w:ind w:left="2160" w:hanging="360"/>
+      </w:pPr>
+      <w:rPr>
+        <w:rFonts w:ascii="Wingdings" w:hAnsi="Wingdings" w:hint="default"/>
+        <w:sz w:val="20"/>
+      </w:rPr>
+    </w:lvl>
+    <w:lvl w:ilvl="3" w:tentative="1">
+      <w:start w:val="1"/>
+      <w:numFmt w:val="bullet"/>
+      <w:lvlText w:val=""/>
+      <w:lvlJc w:val="left"/>
+      <w:pPr>
+        <w:tabs>
+          <w:tab w:val="num" w:pos="2880"/>
+        </w:tabs>
+        <w:ind w:left="2880" w:hanging="360"/>
+      </w:pPr>
+      <w:rPr>
+        <w:rFonts w:ascii="Wingdings" w:hAnsi="Wingdings" w:hint="default"/>
+        <w:sz w:val="20"/>
+      </w:rPr>
+    </w:lvl>
+    <w:lvl w:ilvl="4" w:tentative="1">
+      <w:start w:val="1"/>
+      <w:numFmt w:val="bullet"/>
+      <w:lvlText w:val=""/>
+      <w:lvlJc w:val="left"/>
+      <w:pPr>
+        <w:tabs>
+          <w:tab w:val="num" w:pos="3600"/>
+        </w:tabs>
+        <w:ind w:left="3600" w:hanging="360"/>
+      </w:pPr>
+      <w:rPr>
+        <w:rFonts w:ascii="Wingdings" w:hAnsi="Wingdings" w:hint="default"/>
+        <w:sz w:val="20"/>
+      </w:rPr>
+    </w:lvl>
+    <w:lvl w:ilvl="5" w:tentative="1">
+      <w:start w:val="1"/>
+      <w:numFmt w:val="bullet"/>
+      <w:lvlText w:val=""/>
+      <w:lvlJc w:val="left"/>
+      <w:pPr>
+        <w:tabs>
+          <w:tab w:val="num" w:pos="4320"/>
+        </w:tabs>
+        <w:ind w:left="4320" w:hanging="360"/>
+      </w:pPr>
+      <w:rPr>
+        <w:rFonts w:ascii="Wingdings" w:hAnsi="Wingdings" w:hint="default"/>
+        <w:sz w:val="20"/>
+      </w:rPr>
+    </w:lvl>
+    <w:lvl w:ilvl="6" w:tentative="1">
+      <w:start w:val="1"/>
+      <w:numFmt w:val="bullet"/>
+      <w:lvlText w:val=""/>
+      <w:lvlJc w:val="left"/>
+      <w:pPr>
+        <w:tabs>
+          <w:tab w:val="num" w:pos="5040"/>
+        </w:tabs>
+        <w:ind w:left="5040" w:hanging="360"/>
+      </w:pPr>
+      <w:rPr>
+        <w:rFonts w:ascii="Wingdings" w:hAnsi="Wingdings" w:hint="default"/>
+        <w:sz w:val="20"/>
+      </w:rPr>
+    </w:lvl>
+    <w:lvl w:ilvl="7" w:tentative="1">
+      <w:start w:val="1"/>
+      <w:numFmt w:val="bullet"/>
+      <w:lvlText w:val=""/>
+      <w:lvlJc w:val="left"/>
+      <w:pPr>
+        <w:tabs>
+          <w:tab w:val="num" w:pos="5760"/>
+        </w:tabs>
+        <w:ind w:left="5760" w:hanging="360"/>
+      </w:pPr>
+      <w:rPr>
+        <w:rFonts w:ascii="Wingdings" w:hAnsi="Wingdings" w:hint="default"/>
+        <w:sz w:val="20"/>
+      </w:rPr>
+    </w:lvl>
+    <w:lvl w:ilvl="8" w:tentative="1">
+      <w:start w:val="1"/>
+      <w:numFmt w:val="bullet"/>
+      <w:lvlText w:val=""/>
+      <w:lvlJc w:val="left"/>
+      <w:pPr>
+        <w:tabs>
+          <w:tab w:val="num" w:pos="6480"/>
+        </w:tabs>
+        <w:ind w:left="6480" w:hanging="360"/>
+      </w:pPr>
+      <w:rPr>
+        <w:rFonts w:ascii="Wingdings" w:hAnsi="Wingdings" w:hint="default"/>
+        <w:sz w:val="20"/>
+      </w:rPr>
+    </w:lvl>
+  </w:abstractNum>
+  <w:abstractNum w:abstractNumId="12" w15:restartNumberingAfterBreak="0">
     <w:nsid w:val="37E16902"/>
     <w:multiLevelType w:val="multilevel"/>
     <w:tmpl w:val="5E4C12A6"/>
@@ -2942,7 +5234,901 @@
       </w:rPr>
     </w:lvl>
   </w:abstractNum>
-  <w:abstractNum w:abstractNumId="5" w15:restartNumberingAfterBreak="0">
+  <w:abstractNum w:abstractNumId="13" w15:restartNumberingAfterBreak="0">
+    <w:nsid w:val="38AE35DD"/>
+    <w:multiLevelType w:val="multilevel"/>
+    <w:tmpl w:val="27E49DB4"/>
+    <w:lvl w:ilvl="0">
+      <w:start w:val="1"/>
+      <w:numFmt w:val="bullet"/>
+      <w:lvlText w:val=""/>
+      <w:lvlJc w:val="left"/>
+      <w:pPr>
+        <w:tabs>
+          <w:tab w:val="num" w:pos="720"/>
+        </w:tabs>
+        <w:ind w:left="720" w:hanging="360"/>
+      </w:pPr>
+      <w:rPr>
+        <w:rFonts w:ascii="Symbol" w:hAnsi="Symbol" w:hint="default"/>
+        <w:sz w:val="20"/>
+      </w:rPr>
+    </w:lvl>
+    <w:lvl w:ilvl="1" w:tentative="1">
+      <w:start w:val="1"/>
+      <w:numFmt w:val="bullet"/>
+      <w:lvlText w:val="o"/>
+      <w:lvlJc w:val="left"/>
+      <w:pPr>
+        <w:tabs>
+          <w:tab w:val="num" w:pos="1440"/>
+        </w:tabs>
+        <w:ind w:left="1440" w:hanging="360"/>
+      </w:pPr>
+      <w:rPr>
+        <w:rFonts w:ascii="Courier New" w:hAnsi="Courier New" w:hint="default"/>
+        <w:sz w:val="20"/>
+      </w:rPr>
+    </w:lvl>
+    <w:lvl w:ilvl="2" w:tentative="1">
+      <w:start w:val="1"/>
+      <w:numFmt w:val="bullet"/>
+      <w:lvlText w:val=""/>
+      <w:lvlJc w:val="left"/>
+      <w:pPr>
+        <w:tabs>
+          <w:tab w:val="num" w:pos="2160"/>
+        </w:tabs>
+        <w:ind w:left="2160" w:hanging="360"/>
+      </w:pPr>
+      <w:rPr>
+        <w:rFonts w:ascii="Wingdings" w:hAnsi="Wingdings" w:hint="default"/>
+        <w:sz w:val="20"/>
+      </w:rPr>
+    </w:lvl>
+    <w:lvl w:ilvl="3" w:tentative="1">
+      <w:start w:val="1"/>
+      <w:numFmt w:val="bullet"/>
+      <w:lvlText w:val=""/>
+      <w:lvlJc w:val="left"/>
+      <w:pPr>
+        <w:tabs>
+          <w:tab w:val="num" w:pos="2880"/>
+        </w:tabs>
+        <w:ind w:left="2880" w:hanging="360"/>
+      </w:pPr>
+      <w:rPr>
+        <w:rFonts w:ascii="Wingdings" w:hAnsi="Wingdings" w:hint="default"/>
+        <w:sz w:val="20"/>
+      </w:rPr>
+    </w:lvl>
+    <w:lvl w:ilvl="4" w:tentative="1">
+      <w:start w:val="1"/>
+      <w:numFmt w:val="bullet"/>
+      <w:lvlText w:val=""/>
+      <w:lvlJc w:val="left"/>
+      <w:pPr>
+        <w:tabs>
+          <w:tab w:val="num" w:pos="3600"/>
+        </w:tabs>
+        <w:ind w:left="3600" w:hanging="360"/>
+      </w:pPr>
+      <w:rPr>
+        <w:rFonts w:ascii="Wingdings" w:hAnsi="Wingdings" w:hint="default"/>
+        <w:sz w:val="20"/>
+      </w:rPr>
+    </w:lvl>
+    <w:lvl w:ilvl="5" w:tentative="1">
+      <w:start w:val="1"/>
+      <w:numFmt w:val="bullet"/>
+      <w:lvlText w:val=""/>
+      <w:lvlJc w:val="left"/>
+      <w:pPr>
+        <w:tabs>
+          <w:tab w:val="num" w:pos="4320"/>
+        </w:tabs>
+        <w:ind w:left="4320" w:hanging="360"/>
+      </w:pPr>
+      <w:rPr>
+        <w:rFonts w:ascii="Wingdings" w:hAnsi="Wingdings" w:hint="default"/>
+        <w:sz w:val="20"/>
+      </w:rPr>
+    </w:lvl>
+    <w:lvl w:ilvl="6" w:tentative="1">
+      <w:start w:val="1"/>
+      <w:numFmt w:val="bullet"/>
+      <w:lvlText w:val=""/>
+      <w:lvlJc w:val="left"/>
+      <w:pPr>
+        <w:tabs>
+          <w:tab w:val="num" w:pos="5040"/>
+        </w:tabs>
+        <w:ind w:left="5040" w:hanging="360"/>
+      </w:pPr>
+      <w:rPr>
+        <w:rFonts w:ascii="Wingdings" w:hAnsi="Wingdings" w:hint="default"/>
+        <w:sz w:val="20"/>
+      </w:rPr>
+    </w:lvl>
+    <w:lvl w:ilvl="7" w:tentative="1">
+      <w:start w:val="1"/>
+      <w:numFmt w:val="bullet"/>
+      <w:lvlText w:val=""/>
+      <w:lvlJc w:val="left"/>
+      <w:pPr>
+        <w:tabs>
+          <w:tab w:val="num" w:pos="5760"/>
+        </w:tabs>
+        <w:ind w:left="5760" w:hanging="360"/>
+      </w:pPr>
+      <w:rPr>
+        <w:rFonts w:ascii="Wingdings" w:hAnsi="Wingdings" w:hint="default"/>
+        <w:sz w:val="20"/>
+      </w:rPr>
+    </w:lvl>
+    <w:lvl w:ilvl="8" w:tentative="1">
+      <w:start w:val="1"/>
+      <w:numFmt w:val="bullet"/>
+      <w:lvlText w:val=""/>
+      <w:lvlJc w:val="left"/>
+      <w:pPr>
+        <w:tabs>
+          <w:tab w:val="num" w:pos="6480"/>
+        </w:tabs>
+        <w:ind w:left="6480" w:hanging="360"/>
+      </w:pPr>
+      <w:rPr>
+        <w:rFonts w:ascii="Wingdings" w:hAnsi="Wingdings" w:hint="default"/>
+        <w:sz w:val="20"/>
+      </w:rPr>
+    </w:lvl>
+  </w:abstractNum>
+  <w:abstractNum w:abstractNumId="14" w15:restartNumberingAfterBreak="0">
+    <w:nsid w:val="43B82AE4"/>
+    <w:multiLevelType w:val="multilevel"/>
+    <w:tmpl w:val="4ED0F606"/>
+    <w:lvl w:ilvl="0">
+      <w:start w:val="1"/>
+      <w:numFmt w:val="bullet"/>
+      <w:lvlText w:val=""/>
+      <w:lvlJc w:val="left"/>
+      <w:pPr>
+        <w:tabs>
+          <w:tab w:val="num" w:pos="720"/>
+        </w:tabs>
+        <w:ind w:left="720" w:hanging="360"/>
+      </w:pPr>
+      <w:rPr>
+        <w:rFonts w:ascii="Symbol" w:hAnsi="Symbol" w:hint="default"/>
+        <w:sz w:val="20"/>
+      </w:rPr>
+    </w:lvl>
+    <w:lvl w:ilvl="1" w:tentative="1">
+      <w:start w:val="1"/>
+      <w:numFmt w:val="bullet"/>
+      <w:lvlText w:val="o"/>
+      <w:lvlJc w:val="left"/>
+      <w:pPr>
+        <w:tabs>
+          <w:tab w:val="num" w:pos="1440"/>
+        </w:tabs>
+        <w:ind w:left="1440" w:hanging="360"/>
+      </w:pPr>
+      <w:rPr>
+        <w:rFonts w:ascii="Courier New" w:hAnsi="Courier New" w:hint="default"/>
+        <w:sz w:val="20"/>
+      </w:rPr>
+    </w:lvl>
+    <w:lvl w:ilvl="2" w:tentative="1">
+      <w:start w:val="1"/>
+      <w:numFmt w:val="bullet"/>
+      <w:lvlText w:val=""/>
+      <w:lvlJc w:val="left"/>
+      <w:pPr>
+        <w:tabs>
+          <w:tab w:val="num" w:pos="2160"/>
+        </w:tabs>
+        <w:ind w:left="2160" w:hanging="360"/>
+      </w:pPr>
+      <w:rPr>
+        <w:rFonts w:ascii="Wingdings" w:hAnsi="Wingdings" w:hint="default"/>
+        <w:sz w:val="20"/>
+      </w:rPr>
+    </w:lvl>
+    <w:lvl w:ilvl="3" w:tentative="1">
+      <w:start w:val="1"/>
+      <w:numFmt w:val="bullet"/>
+      <w:lvlText w:val=""/>
+      <w:lvlJc w:val="left"/>
+      <w:pPr>
+        <w:tabs>
+          <w:tab w:val="num" w:pos="2880"/>
+        </w:tabs>
+        <w:ind w:left="2880" w:hanging="360"/>
+      </w:pPr>
+      <w:rPr>
+        <w:rFonts w:ascii="Wingdings" w:hAnsi="Wingdings" w:hint="default"/>
+        <w:sz w:val="20"/>
+      </w:rPr>
+    </w:lvl>
+    <w:lvl w:ilvl="4" w:tentative="1">
+      <w:start w:val="1"/>
+      <w:numFmt w:val="bullet"/>
+      <w:lvlText w:val=""/>
+      <w:lvlJc w:val="left"/>
+      <w:pPr>
+        <w:tabs>
+          <w:tab w:val="num" w:pos="3600"/>
+        </w:tabs>
+        <w:ind w:left="3600" w:hanging="360"/>
+      </w:pPr>
+      <w:rPr>
+        <w:rFonts w:ascii="Wingdings" w:hAnsi="Wingdings" w:hint="default"/>
+        <w:sz w:val="20"/>
+      </w:rPr>
+    </w:lvl>
+    <w:lvl w:ilvl="5" w:tentative="1">
+      <w:start w:val="1"/>
+      <w:numFmt w:val="bullet"/>
+      <w:lvlText w:val=""/>
+      <w:lvlJc w:val="left"/>
+      <w:pPr>
+        <w:tabs>
+          <w:tab w:val="num" w:pos="4320"/>
+        </w:tabs>
+        <w:ind w:left="4320" w:hanging="360"/>
+      </w:pPr>
+      <w:rPr>
+        <w:rFonts w:ascii="Wingdings" w:hAnsi="Wingdings" w:hint="default"/>
+        <w:sz w:val="20"/>
+      </w:rPr>
+    </w:lvl>
+    <w:lvl w:ilvl="6" w:tentative="1">
+      <w:start w:val="1"/>
+      <w:numFmt w:val="bullet"/>
+      <w:lvlText w:val=""/>
+      <w:lvlJc w:val="left"/>
+      <w:pPr>
+        <w:tabs>
+          <w:tab w:val="num" w:pos="5040"/>
+        </w:tabs>
+        <w:ind w:left="5040" w:hanging="360"/>
+      </w:pPr>
+      <w:rPr>
+        <w:rFonts w:ascii="Wingdings" w:hAnsi="Wingdings" w:hint="default"/>
+        <w:sz w:val="20"/>
+      </w:rPr>
+    </w:lvl>
+    <w:lvl w:ilvl="7" w:tentative="1">
+      <w:start w:val="1"/>
+      <w:numFmt w:val="bullet"/>
+      <w:lvlText w:val=""/>
+      <w:lvlJc w:val="left"/>
+      <w:pPr>
+        <w:tabs>
+          <w:tab w:val="num" w:pos="5760"/>
+        </w:tabs>
+        <w:ind w:left="5760" w:hanging="360"/>
+      </w:pPr>
+      <w:rPr>
+        <w:rFonts w:ascii="Wingdings" w:hAnsi="Wingdings" w:hint="default"/>
+        <w:sz w:val="20"/>
+      </w:rPr>
+    </w:lvl>
+    <w:lvl w:ilvl="8" w:tentative="1">
+      <w:start w:val="1"/>
+      <w:numFmt w:val="bullet"/>
+      <w:lvlText w:val=""/>
+      <w:lvlJc w:val="left"/>
+      <w:pPr>
+        <w:tabs>
+          <w:tab w:val="num" w:pos="6480"/>
+        </w:tabs>
+        <w:ind w:left="6480" w:hanging="360"/>
+      </w:pPr>
+      <w:rPr>
+        <w:rFonts w:ascii="Wingdings" w:hAnsi="Wingdings" w:hint="default"/>
+        <w:sz w:val="20"/>
+      </w:rPr>
+    </w:lvl>
+  </w:abstractNum>
+  <w:abstractNum w:abstractNumId="15" w15:restartNumberingAfterBreak="0">
+    <w:nsid w:val="46915923"/>
+    <w:multiLevelType w:val="multilevel"/>
+    <w:tmpl w:val="BD0E6DD6"/>
+    <w:lvl w:ilvl="0">
+      <w:start w:val="1"/>
+      <w:numFmt w:val="bullet"/>
+      <w:lvlText w:val=""/>
+      <w:lvlJc w:val="left"/>
+      <w:pPr>
+        <w:tabs>
+          <w:tab w:val="num" w:pos="720"/>
+        </w:tabs>
+        <w:ind w:left="720" w:hanging="360"/>
+      </w:pPr>
+      <w:rPr>
+        <w:rFonts w:ascii="Symbol" w:hAnsi="Symbol" w:hint="default"/>
+        <w:sz w:val="20"/>
+      </w:rPr>
+    </w:lvl>
+    <w:lvl w:ilvl="1" w:tentative="1">
+      <w:start w:val="1"/>
+      <w:numFmt w:val="bullet"/>
+      <w:lvlText w:val="o"/>
+      <w:lvlJc w:val="left"/>
+      <w:pPr>
+        <w:tabs>
+          <w:tab w:val="num" w:pos="1440"/>
+        </w:tabs>
+        <w:ind w:left="1440" w:hanging="360"/>
+      </w:pPr>
+      <w:rPr>
+        <w:rFonts w:ascii="Courier New" w:hAnsi="Courier New" w:hint="default"/>
+        <w:sz w:val="20"/>
+      </w:rPr>
+    </w:lvl>
+    <w:lvl w:ilvl="2" w:tentative="1">
+      <w:start w:val="1"/>
+      <w:numFmt w:val="bullet"/>
+      <w:lvlText w:val=""/>
+      <w:lvlJc w:val="left"/>
+      <w:pPr>
+        <w:tabs>
+          <w:tab w:val="num" w:pos="2160"/>
+        </w:tabs>
+        <w:ind w:left="2160" w:hanging="360"/>
+      </w:pPr>
+      <w:rPr>
+        <w:rFonts w:ascii="Wingdings" w:hAnsi="Wingdings" w:hint="default"/>
+        <w:sz w:val="20"/>
+      </w:rPr>
+    </w:lvl>
+    <w:lvl w:ilvl="3" w:tentative="1">
+      <w:start w:val="1"/>
+      <w:numFmt w:val="bullet"/>
+      <w:lvlText w:val=""/>
+      <w:lvlJc w:val="left"/>
+      <w:pPr>
+        <w:tabs>
+          <w:tab w:val="num" w:pos="2880"/>
+        </w:tabs>
+        <w:ind w:left="2880" w:hanging="360"/>
+      </w:pPr>
+      <w:rPr>
+        <w:rFonts w:ascii="Wingdings" w:hAnsi="Wingdings" w:hint="default"/>
+        <w:sz w:val="20"/>
+      </w:rPr>
+    </w:lvl>
+    <w:lvl w:ilvl="4" w:tentative="1">
+      <w:start w:val="1"/>
+      <w:numFmt w:val="bullet"/>
+      <w:lvlText w:val=""/>
+      <w:lvlJc w:val="left"/>
+      <w:pPr>
+        <w:tabs>
+          <w:tab w:val="num" w:pos="3600"/>
+        </w:tabs>
+        <w:ind w:left="3600" w:hanging="360"/>
+      </w:pPr>
+      <w:rPr>
+        <w:rFonts w:ascii="Wingdings" w:hAnsi="Wingdings" w:hint="default"/>
+        <w:sz w:val="20"/>
+      </w:rPr>
+    </w:lvl>
+    <w:lvl w:ilvl="5" w:tentative="1">
+      <w:start w:val="1"/>
+      <w:numFmt w:val="bullet"/>
+      <w:lvlText w:val=""/>
+      <w:lvlJc w:val="left"/>
+      <w:pPr>
+        <w:tabs>
+          <w:tab w:val="num" w:pos="4320"/>
+        </w:tabs>
+        <w:ind w:left="4320" w:hanging="360"/>
+      </w:pPr>
+      <w:rPr>
+        <w:rFonts w:ascii="Wingdings" w:hAnsi="Wingdings" w:hint="default"/>
+        <w:sz w:val="20"/>
+      </w:rPr>
+    </w:lvl>
+    <w:lvl w:ilvl="6" w:tentative="1">
+      <w:start w:val="1"/>
+      <w:numFmt w:val="bullet"/>
+      <w:lvlText w:val=""/>
+      <w:lvlJc w:val="left"/>
+      <w:pPr>
+        <w:tabs>
+          <w:tab w:val="num" w:pos="5040"/>
+        </w:tabs>
+        <w:ind w:left="5040" w:hanging="360"/>
+      </w:pPr>
+      <w:rPr>
+        <w:rFonts w:ascii="Wingdings" w:hAnsi="Wingdings" w:hint="default"/>
+        <w:sz w:val="20"/>
+      </w:rPr>
+    </w:lvl>
+    <w:lvl w:ilvl="7" w:tentative="1">
+      <w:start w:val="1"/>
+      <w:numFmt w:val="bullet"/>
+      <w:lvlText w:val=""/>
+      <w:lvlJc w:val="left"/>
+      <w:pPr>
+        <w:tabs>
+          <w:tab w:val="num" w:pos="5760"/>
+        </w:tabs>
+        <w:ind w:left="5760" w:hanging="360"/>
+      </w:pPr>
+      <w:rPr>
+        <w:rFonts w:ascii="Wingdings" w:hAnsi="Wingdings" w:hint="default"/>
+        <w:sz w:val="20"/>
+      </w:rPr>
+    </w:lvl>
+    <w:lvl w:ilvl="8" w:tentative="1">
+      <w:start w:val="1"/>
+      <w:numFmt w:val="bullet"/>
+      <w:lvlText w:val=""/>
+      <w:lvlJc w:val="left"/>
+      <w:pPr>
+        <w:tabs>
+          <w:tab w:val="num" w:pos="6480"/>
+        </w:tabs>
+        <w:ind w:left="6480" w:hanging="360"/>
+      </w:pPr>
+      <w:rPr>
+        <w:rFonts w:ascii="Wingdings" w:hAnsi="Wingdings" w:hint="default"/>
+        <w:sz w:val="20"/>
+      </w:rPr>
+    </w:lvl>
+  </w:abstractNum>
+  <w:abstractNum w:abstractNumId="16" w15:restartNumberingAfterBreak="0">
+    <w:nsid w:val="4DC4211E"/>
+    <w:multiLevelType w:val="multilevel"/>
+    <w:tmpl w:val="6FB046C6"/>
+    <w:lvl w:ilvl="0">
+      <w:start w:val="1"/>
+      <w:numFmt w:val="bullet"/>
+      <w:lvlText w:val=""/>
+      <w:lvlJc w:val="left"/>
+      <w:pPr>
+        <w:tabs>
+          <w:tab w:val="num" w:pos="720"/>
+        </w:tabs>
+        <w:ind w:left="720" w:hanging="360"/>
+      </w:pPr>
+      <w:rPr>
+        <w:rFonts w:ascii="Symbol" w:hAnsi="Symbol" w:hint="default"/>
+        <w:sz w:val="20"/>
+      </w:rPr>
+    </w:lvl>
+    <w:lvl w:ilvl="1" w:tentative="1">
+      <w:start w:val="1"/>
+      <w:numFmt w:val="bullet"/>
+      <w:lvlText w:val="o"/>
+      <w:lvlJc w:val="left"/>
+      <w:pPr>
+        <w:tabs>
+          <w:tab w:val="num" w:pos="1440"/>
+        </w:tabs>
+        <w:ind w:left="1440" w:hanging="360"/>
+      </w:pPr>
+      <w:rPr>
+        <w:rFonts w:ascii="Courier New" w:hAnsi="Courier New" w:hint="default"/>
+        <w:sz w:val="20"/>
+      </w:rPr>
+    </w:lvl>
+    <w:lvl w:ilvl="2" w:tentative="1">
+      <w:start w:val="1"/>
+      <w:numFmt w:val="bullet"/>
+      <w:lvlText w:val=""/>
+      <w:lvlJc w:val="left"/>
+      <w:pPr>
+        <w:tabs>
+          <w:tab w:val="num" w:pos="2160"/>
+        </w:tabs>
+        <w:ind w:left="2160" w:hanging="360"/>
+      </w:pPr>
+      <w:rPr>
+        <w:rFonts w:ascii="Wingdings" w:hAnsi="Wingdings" w:hint="default"/>
+        <w:sz w:val="20"/>
+      </w:rPr>
+    </w:lvl>
+    <w:lvl w:ilvl="3" w:tentative="1">
+      <w:start w:val="1"/>
+      <w:numFmt w:val="bullet"/>
+      <w:lvlText w:val=""/>
+      <w:lvlJc w:val="left"/>
+      <w:pPr>
+        <w:tabs>
+          <w:tab w:val="num" w:pos="2880"/>
+        </w:tabs>
+        <w:ind w:left="2880" w:hanging="360"/>
+      </w:pPr>
+      <w:rPr>
+        <w:rFonts w:ascii="Wingdings" w:hAnsi="Wingdings" w:hint="default"/>
+        <w:sz w:val="20"/>
+      </w:rPr>
+    </w:lvl>
+    <w:lvl w:ilvl="4" w:tentative="1">
+      <w:start w:val="1"/>
+      <w:numFmt w:val="bullet"/>
+      <w:lvlText w:val=""/>
+      <w:lvlJc w:val="left"/>
+      <w:pPr>
+        <w:tabs>
+          <w:tab w:val="num" w:pos="3600"/>
+        </w:tabs>
+        <w:ind w:left="3600" w:hanging="360"/>
+      </w:pPr>
+      <w:rPr>
+        <w:rFonts w:ascii="Wingdings" w:hAnsi="Wingdings" w:hint="default"/>
+        <w:sz w:val="20"/>
+      </w:rPr>
+    </w:lvl>
+    <w:lvl w:ilvl="5" w:tentative="1">
+      <w:start w:val="1"/>
+      <w:numFmt w:val="bullet"/>
+      <w:lvlText w:val=""/>
+      <w:lvlJc w:val="left"/>
+      <w:pPr>
+        <w:tabs>
+          <w:tab w:val="num" w:pos="4320"/>
+        </w:tabs>
+        <w:ind w:left="4320" w:hanging="360"/>
+      </w:pPr>
+      <w:rPr>
+        <w:rFonts w:ascii="Wingdings" w:hAnsi="Wingdings" w:hint="default"/>
+        <w:sz w:val="20"/>
+      </w:rPr>
+    </w:lvl>
+    <w:lvl w:ilvl="6" w:tentative="1">
+      <w:start w:val="1"/>
+      <w:numFmt w:val="bullet"/>
+      <w:lvlText w:val=""/>
+      <w:lvlJc w:val="left"/>
+      <w:pPr>
+        <w:tabs>
+          <w:tab w:val="num" w:pos="5040"/>
+        </w:tabs>
+        <w:ind w:left="5040" w:hanging="360"/>
+      </w:pPr>
+      <w:rPr>
+        <w:rFonts w:ascii="Wingdings" w:hAnsi="Wingdings" w:hint="default"/>
+        <w:sz w:val="20"/>
+      </w:rPr>
+    </w:lvl>
+    <w:lvl w:ilvl="7" w:tentative="1">
+      <w:start w:val="1"/>
+      <w:numFmt w:val="bullet"/>
+      <w:lvlText w:val=""/>
+      <w:lvlJc w:val="left"/>
+      <w:pPr>
+        <w:tabs>
+          <w:tab w:val="num" w:pos="5760"/>
+        </w:tabs>
+        <w:ind w:left="5760" w:hanging="360"/>
+      </w:pPr>
+      <w:rPr>
+        <w:rFonts w:ascii="Wingdings" w:hAnsi="Wingdings" w:hint="default"/>
+        <w:sz w:val="20"/>
+      </w:rPr>
+    </w:lvl>
+    <w:lvl w:ilvl="8" w:tentative="1">
+      <w:start w:val="1"/>
+      <w:numFmt w:val="bullet"/>
+      <w:lvlText w:val=""/>
+      <w:lvlJc w:val="left"/>
+      <w:pPr>
+        <w:tabs>
+          <w:tab w:val="num" w:pos="6480"/>
+        </w:tabs>
+        <w:ind w:left="6480" w:hanging="360"/>
+      </w:pPr>
+      <w:rPr>
+        <w:rFonts w:ascii="Wingdings" w:hAnsi="Wingdings" w:hint="default"/>
+        <w:sz w:val="20"/>
+      </w:rPr>
+    </w:lvl>
+  </w:abstractNum>
+  <w:abstractNum w:abstractNumId="17" w15:restartNumberingAfterBreak="0">
+    <w:nsid w:val="51550182"/>
+    <w:multiLevelType w:val="multilevel"/>
+    <w:tmpl w:val="F184E1CE"/>
+    <w:lvl w:ilvl="0">
+      <w:start w:val="1"/>
+      <w:numFmt w:val="bullet"/>
+      <w:lvlText w:val=""/>
+      <w:lvlJc w:val="left"/>
+      <w:pPr>
+        <w:tabs>
+          <w:tab w:val="num" w:pos="720"/>
+        </w:tabs>
+        <w:ind w:left="720" w:hanging="360"/>
+      </w:pPr>
+      <w:rPr>
+        <w:rFonts w:ascii="Symbol" w:hAnsi="Symbol" w:hint="default"/>
+        <w:sz w:val="20"/>
+      </w:rPr>
+    </w:lvl>
+    <w:lvl w:ilvl="1" w:tentative="1">
+      <w:start w:val="1"/>
+      <w:numFmt w:val="bullet"/>
+      <w:lvlText w:val="o"/>
+      <w:lvlJc w:val="left"/>
+      <w:pPr>
+        <w:tabs>
+          <w:tab w:val="num" w:pos="1440"/>
+        </w:tabs>
+        <w:ind w:left="1440" w:hanging="360"/>
+      </w:pPr>
+      <w:rPr>
+        <w:rFonts w:ascii="Courier New" w:hAnsi="Courier New" w:hint="default"/>
+        <w:sz w:val="20"/>
+      </w:rPr>
+    </w:lvl>
+    <w:lvl w:ilvl="2" w:tentative="1">
+      <w:start w:val="1"/>
+      <w:numFmt w:val="bullet"/>
+      <w:lvlText w:val=""/>
+      <w:lvlJc w:val="left"/>
+      <w:pPr>
+        <w:tabs>
+          <w:tab w:val="num" w:pos="2160"/>
+        </w:tabs>
+        <w:ind w:left="2160" w:hanging="360"/>
+      </w:pPr>
+      <w:rPr>
+        <w:rFonts w:ascii="Wingdings" w:hAnsi="Wingdings" w:hint="default"/>
+        <w:sz w:val="20"/>
+      </w:rPr>
+    </w:lvl>
+    <w:lvl w:ilvl="3" w:tentative="1">
+      <w:start w:val="1"/>
+      <w:numFmt w:val="bullet"/>
+      <w:lvlText w:val=""/>
+      <w:lvlJc w:val="left"/>
+      <w:pPr>
+        <w:tabs>
+          <w:tab w:val="num" w:pos="2880"/>
+        </w:tabs>
+        <w:ind w:left="2880" w:hanging="360"/>
+      </w:pPr>
+      <w:rPr>
+        <w:rFonts w:ascii="Wingdings" w:hAnsi="Wingdings" w:hint="default"/>
+        <w:sz w:val="20"/>
+      </w:rPr>
+    </w:lvl>
+    <w:lvl w:ilvl="4" w:tentative="1">
+      <w:start w:val="1"/>
+      <w:numFmt w:val="bullet"/>
+      <w:lvlText w:val=""/>
+      <w:lvlJc w:val="left"/>
+      <w:pPr>
+        <w:tabs>
+          <w:tab w:val="num" w:pos="3600"/>
+        </w:tabs>
+        <w:ind w:left="3600" w:hanging="360"/>
+      </w:pPr>
+      <w:rPr>
+        <w:rFonts w:ascii="Wingdings" w:hAnsi="Wingdings" w:hint="default"/>
+        <w:sz w:val="20"/>
+      </w:rPr>
+    </w:lvl>
+    <w:lvl w:ilvl="5" w:tentative="1">
+      <w:start w:val="1"/>
+      <w:numFmt w:val="bullet"/>
+      <w:lvlText w:val=""/>
+      <w:lvlJc w:val="left"/>
+      <w:pPr>
+        <w:tabs>
+          <w:tab w:val="num" w:pos="4320"/>
+        </w:tabs>
+        <w:ind w:left="4320" w:hanging="360"/>
+      </w:pPr>
+      <w:rPr>
+        <w:rFonts w:ascii="Wingdings" w:hAnsi="Wingdings" w:hint="default"/>
+        <w:sz w:val="20"/>
+      </w:rPr>
+    </w:lvl>
+    <w:lvl w:ilvl="6" w:tentative="1">
+      <w:start w:val="1"/>
+      <w:numFmt w:val="bullet"/>
+      <w:lvlText w:val=""/>
+      <w:lvlJc w:val="left"/>
+      <w:pPr>
+        <w:tabs>
+          <w:tab w:val="num" w:pos="5040"/>
+        </w:tabs>
+        <w:ind w:left="5040" w:hanging="360"/>
+      </w:pPr>
+      <w:rPr>
+        <w:rFonts w:ascii="Wingdings" w:hAnsi="Wingdings" w:hint="default"/>
+        <w:sz w:val="20"/>
+      </w:rPr>
+    </w:lvl>
+    <w:lvl w:ilvl="7" w:tentative="1">
+      <w:start w:val="1"/>
+      <w:numFmt w:val="bullet"/>
+      <w:lvlText w:val=""/>
+      <w:lvlJc w:val="left"/>
+      <w:pPr>
+        <w:tabs>
+          <w:tab w:val="num" w:pos="5760"/>
+        </w:tabs>
+        <w:ind w:left="5760" w:hanging="360"/>
+      </w:pPr>
+      <w:rPr>
+        <w:rFonts w:ascii="Wingdings" w:hAnsi="Wingdings" w:hint="default"/>
+        <w:sz w:val="20"/>
+      </w:rPr>
+    </w:lvl>
+    <w:lvl w:ilvl="8" w:tentative="1">
+      <w:start w:val="1"/>
+      <w:numFmt w:val="bullet"/>
+      <w:lvlText w:val=""/>
+      <w:lvlJc w:val="left"/>
+      <w:pPr>
+        <w:tabs>
+          <w:tab w:val="num" w:pos="6480"/>
+        </w:tabs>
+        <w:ind w:left="6480" w:hanging="360"/>
+      </w:pPr>
+      <w:rPr>
+        <w:rFonts w:ascii="Wingdings" w:hAnsi="Wingdings" w:hint="default"/>
+        <w:sz w:val="20"/>
+      </w:rPr>
+    </w:lvl>
+  </w:abstractNum>
+  <w:abstractNum w:abstractNumId="18" w15:restartNumberingAfterBreak="0">
+    <w:nsid w:val="529B398A"/>
+    <w:multiLevelType w:val="multilevel"/>
+    <w:tmpl w:val="4650F3EA"/>
+    <w:lvl w:ilvl="0">
+      <w:start w:val="1"/>
+      <w:numFmt w:val="bullet"/>
+      <w:lvlText w:val=""/>
+      <w:lvlJc w:val="left"/>
+      <w:pPr>
+        <w:tabs>
+          <w:tab w:val="num" w:pos="720"/>
+        </w:tabs>
+        <w:ind w:left="720" w:hanging="360"/>
+      </w:pPr>
+      <w:rPr>
+        <w:rFonts w:ascii="Symbol" w:hAnsi="Symbol" w:hint="default"/>
+        <w:sz w:val="20"/>
+      </w:rPr>
+    </w:lvl>
+    <w:lvl w:ilvl="1" w:tentative="1">
+      <w:start w:val="1"/>
+      <w:numFmt w:val="bullet"/>
+      <w:lvlText w:val="o"/>
+      <w:lvlJc w:val="left"/>
+      <w:pPr>
+        <w:tabs>
+          <w:tab w:val="num" w:pos="1440"/>
+        </w:tabs>
+        <w:ind w:left="1440" w:hanging="360"/>
+      </w:pPr>
+      <w:rPr>
+        <w:rFonts w:ascii="Courier New" w:hAnsi="Courier New" w:hint="default"/>
+        <w:sz w:val="20"/>
+      </w:rPr>
+    </w:lvl>
+    <w:lvl w:ilvl="2" w:tentative="1">
+      <w:start w:val="1"/>
+      <w:numFmt w:val="bullet"/>
+      <w:lvlText w:val=""/>
+      <w:lvlJc w:val="left"/>
+      <w:pPr>
+        <w:tabs>
+          <w:tab w:val="num" w:pos="2160"/>
+        </w:tabs>
+        <w:ind w:left="2160" w:hanging="360"/>
+      </w:pPr>
+      <w:rPr>
+        <w:rFonts w:ascii="Wingdings" w:hAnsi="Wingdings" w:hint="default"/>
+        <w:sz w:val="20"/>
+      </w:rPr>
+    </w:lvl>
+    <w:lvl w:ilvl="3" w:tentative="1">
+      <w:start w:val="1"/>
+      <w:numFmt w:val="bullet"/>
+      <w:lvlText w:val=""/>
+      <w:lvlJc w:val="left"/>
+      <w:pPr>
+        <w:tabs>
+          <w:tab w:val="num" w:pos="2880"/>
+        </w:tabs>
+        <w:ind w:left="2880" w:hanging="360"/>
+      </w:pPr>
+      <w:rPr>
+        <w:rFonts w:ascii="Wingdings" w:hAnsi="Wingdings" w:hint="default"/>
+        <w:sz w:val="20"/>
+      </w:rPr>
+    </w:lvl>
+    <w:lvl w:ilvl="4" w:tentative="1">
+      <w:start w:val="1"/>
+      <w:numFmt w:val="bullet"/>
+      <w:lvlText w:val=""/>
+      <w:lvlJc w:val="left"/>
+      <w:pPr>
+        <w:tabs>
+          <w:tab w:val="num" w:pos="3600"/>
+        </w:tabs>
+        <w:ind w:left="3600" w:hanging="360"/>
+      </w:pPr>
+      <w:rPr>
+        <w:rFonts w:ascii="Wingdings" w:hAnsi="Wingdings" w:hint="default"/>
+        <w:sz w:val="20"/>
+      </w:rPr>
+    </w:lvl>
+    <w:lvl w:ilvl="5" w:tentative="1">
+      <w:start w:val="1"/>
+      <w:numFmt w:val="bullet"/>
+      <w:lvlText w:val=""/>
+      <w:lvlJc w:val="left"/>
+      <w:pPr>
+        <w:tabs>
+          <w:tab w:val="num" w:pos="4320"/>
+        </w:tabs>
+        <w:ind w:left="4320" w:hanging="360"/>
+      </w:pPr>
+      <w:rPr>
+        <w:rFonts w:ascii="Wingdings" w:hAnsi="Wingdings" w:hint="default"/>
+        <w:sz w:val="20"/>
+      </w:rPr>
+    </w:lvl>
+    <w:lvl w:ilvl="6" w:tentative="1">
+      <w:start w:val="1"/>
+      <w:numFmt w:val="bullet"/>
+      <w:lvlText w:val=""/>
+      <w:lvlJc w:val="left"/>
+      <w:pPr>
+        <w:tabs>
+          <w:tab w:val="num" w:pos="5040"/>
+        </w:tabs>
+        <w:ind w:left="5040" w:hanging="360"/>
+      </w:pPr>
+      <w:rPr>
+        <w:rFonts w:ascii="Wingdings" w:hAnsi="Wingdings" w:hint="default"/>
+        <w:sz w:val="20"/>
+      </w:rPr>
+    </w:lvl>
+    <w:lvl w:ilvl="7" w:tentative="1">
+      <w:start w:val="1"/>
+      <w:numFmt w:val="bullet"/>
+      <w:lvlText w:val=""/>
+      <w:lvlJc w:val="left"/>
+      <w:pPr>
+        <w:tabs>
+          <w:tab w:val="num" w:pos="5760"/>
+        </w:tabs>
+        <w:ind w:left="5760" w:hanging="360"/>
+      </w:pPr>
+      <w:rPr>
+        <w:rFonts w:ascii="Wingdings" w:hAnsi="Wingdings" w:hint="default"/>
+        <w:sz w:val="20"/>
+      </w:rPr>
+    </w:lvl>
+    <w:lvl w:ilvl="8" w:tentative="1">
+      <w:start w:val="1"/>
+      <w:numFmt w:val="bullet"/>
+      <w:lvlText w:val=""/>
+      <w:lvlJc w:val="left"/>
+      <w:pPr>
+        <w:tabs>
+          <w:tab w:val="num" w:pos="6480"/>
+        </w:tabs>
+        <w:ind w:left="6480" w:hanging="360"/>
+      </w:pPr>
+      <w:rPr>
+        <w:rFonts w:ascii="Wingdings" w:hAnsi="Wingdings" w:hint="default"/>
+        <w:sz w:val="20"/>
+      </w:rPr>
+    </w:lvl>
+  </w:abstractNum>
+  <w:abstractNum w:abstractNumId="19" w15:restartNumberingAfterBreak="0">
     <w:nsid w:val="54C2667C"/>
     <w:multiLevelType w:val="multilevel"/>
     <w:tmpl w:val="D4D2F966"/>
@@ -3091,7 +6277,454 @@
       </w:rPr>
     </w:lvl>
   </w:abstractNum>
-  <w:abstractNum w:abstractNumId="6" w15:restartNumberingAfterBreak="0">
+  <w:abstractNum w:abstractNumId="20" w15:restartNumberingAfterBreak="0">
+    <w:nsid w:val="5AA35E97"/>
+    <w:multiLevelType w:val="multilevel"/>
+    <w:tmpl w:val="4404AF8A"/>
+    <w:lvl w:ilvl="0">
+      <w:start w:val="1"/>
+      <w:numFmt w:val="bullet"/>
+      <w:lvlText w:val=""/>
+      <w:lvlJc w:val="left"/>
+      <w:pPr>
+        <w:tabs>
+          <w:tab w:val="num" w:pos="720"/>
+        </w:tabs>
+        <w:ind w:left="720" w:hanging="360"/>
+      </w:pPr>
+      <w:rPr>
+        <w:rFonts w:ascii="Symbol" w:hAnsi="Symbol" w:hint="default"/>
+        <w:sz w:val="20"/>
+      </w:rPr>
+    </w:lvl>
+    <w:lvl w:ilvl="1" w:tentative="1">
+      <w:start w:val="1"/>
+      <w:numFmt w:val="bullet"/>
+      <w:lvlText w:val="o"/>
+      <w:lvlJc w:val="left"/>
+      <w:pPr>
+        <w:tabs>
+          <w:tab w:val="num" w:pos="1440"/>
+        </w:tabs>
+        <w:ind w:left="1440" w:hanging="360"/>
+      </w:pPr>
+      <w:rPr>
+        <w:rFonts w:ascii="Courier New" w:hAnsi="Courier New" w:hint="default"/>
+        <w:sz w:val="20"/>
+      </w:rPr>
+    </w:lvl>
+    <w:lvl w:ilvl="2" w:tentative="1">
+      <w:start w:val="1"/>
+      <w:numFmt w:val="bullet"/>
+      <w:lvlText w:val=""/>
+      <w:lvlJc w:val="left"/>
+      <w:pPr>
+        <w:tabs>
+          <w:tab w:val="num" w:pos="2160"/>
+        </w:tabs>
+        <w:ind w:left="2160" w:hanging="360"/>
+      </w:pPr>
+      <w:rPr>
+        <w:rFonts w:ascii="Wingdings" w:hAnsi="Wingdings" w:hint="default"/>
+        <w:sz w:val="20"/>
+      </w:rPr>
+    </w:lvl>
+    <w:lvl w:ilvl="3" w:tentative="1">
+      <w:start w:val="1"/>
+      <w:numFmt w:val="bullet"/>
+      <w:lvlText w:val=""/>
+      <w:lvlJc w:val="left"/>
+      <w:pPr>
+        <w:tabs>
+          <w:tab w:val="num" w:pos="2880"/>
+        </w:tabs>
+        <w:ind w:left="2880" w:hanging="360"/>
+      </w:pPr>
+      <w:rPr>
+        <w:rFonts w:ascii="Wingdings" w:hAnsi="Wingdings" w:hint="default"/>
+        <w:sz w:val="20"/>
+      </w:rPr>
+    </w:lvl>
+    <w:lvl w:ilvl="4" w:tentative="1">
+      <w:start w:val="1"/>
+      <w:numFmt w:val="bullet"/>
+      <w:lvlText w:val=""/>
+      <w:lvlJc w:val="left"/>
+      <w:pPr>
+        <w:tabs>
+          <w:tab w:val="num" w:pos="3600"/>
+        </w:tabs>
+        <w:ind w:left="3600" w:hanging="360"/>
+      </w:pPr>
+      <w:rPr>
+        <w:rFonts w:ascii="Wingdings" w:hAnsi="Wingdings" w:hint="default"/>
+        <w:sz w:val="20"/>
+      </w:rPr>
+    </w:lvl>
+    <w:lvl w:ilvl="5" w:tentative="1">
+      <w:start w:val="1"/>
+      <w:numFmt w:val="bullet"/>
+      <w:lvlText w:val=""/>
+      <w:lvlJc w:val="left"/>
+      <w:pPr>
+        <w:tabs>
+          <w:tab w:val="num" w:pos="4320"/>
+        </w:tabs>
+        <w:ind w:left="4320" w:hanging="360"/>
+      </w:pPr>
+      <w:rPr>
+        <w:rFonts w:ascii="Wingdings" w:hAnsi="Wingdings" w:hint="default"/>
+        <w:sz w:val="20"/>
+      </w:rPr>
+    </w:lvl>
+    <w:lvl w:ilvl="6" w:tentative="1">
+      <w:start w:val="1"/>
+      <w:numFmt w:val="bullet"/>
+      <w:lvlText w:val=""/>
+      <w:lvlJc w:val="left"/>
+      <w:pPr>
+        <w:tabs>
+          <w:tab w:val="num" w:pos="5040"/>
+        </w:tabs>
+        <w:ind w:left="5040" w:hanging="360"/>
+      </w:pPr>
+      <w:rPr>
+        <w:rFonts w:ascii="Wingdings" w:hAnsi="Wingdings" w:hint="default"/>
+        <w:sz w:val="20"/>
+      </w:rPr>
+    </w:lvl>
+    <w:lvl w:ilvl="7" w:tentative="1">
+      <w:start w:val="1"/>
+      <w:numFmt w:val="bullet"/>
+      <w:lvlText w:val=""/>
+      <w:lvlJc w:val="left"/>
+      <w:pPr>
+        <w:tabs>
+          <w:tab w:val="num" w:pos="5760"/>
+        </w:tabs>
+        <w:ind w:left="5760" w:hanging="360"/>
+      </w:pPr>
+      <w:rPr>
+        <w:rFonts w:ascii="Wingdings" w:hAnsi="Wingdings" w:hint="default"/>
+        <w:sz w:val="20"/>
+      </w:rPr>
+    </w:lvl>
+    <w:lvl w:ilvl="8" w:tentative="1">
+      <w:start w:val="1"/>
+      <w:numFmt w:val="bullet"/>
+      <w:lvlText w:val=""/>
+      <w:lvlJc w:val="left"/>
+      <w:pPr>
+        <w:tabs>
+          <w:tab w:val="num" w:pos="6480"/>
+        </w:tabs>
+        <w:ind w:left="6480" w:hanging="360"/>
+      </w:pPr>
+      <w:rPr>
+        <w:rFonts w:ascii="Wingdings" w:hAnsi="Wingdings" w:hint="default"/>
+        <w:sz w:val="20"/>
+      </w:rPr>
+    </w:lvl>
+  </w:abstractNum>
+  <w:abstractNum w:abstractNumId="21" w15:restartNumberingAfterBreak="0">
+    <w:nsid w:val="61C47342"/>
+    <w:multiLevelType w:val="multilevel"/>
+    <w:tmpl w:val="FA14672A"/>
+    <w:lvl w:ilvl="0">
+      <w:start w:val="1"/>
+      <w:numFmt w:val="bullet"/>
+      <w:lvlText w:val=""/>
+      <w:lvlJc w:val="left"/>
+      <w:pPr>
+        <w:tabs>
+          <w:tab w:val="num" w:pos="720"/>
+        </w:tabs>
+        <w:ind w:left="720" w:hanging="360"/>
+      </w:pPr>
+      <w:rPr>
+        <w:rFonts w:ascii="Symbol" w:hAnsi="Symbol" w:hint="default"/>
+        <w:sz w:val="20"/>
+      </w:rPr>
+    </w:lvl>
+    <w:lvl w:ilvl="1" w:tentative="1">
+      <w:start w:val="1"/>
+      <w:numFmt w:val="bullet"/>
+      <w:lvlText w:val="o"/>
+      <w:lvlJc w:val="left"/>
+      <w:pPr>
+        <w:tabs>
+          <w:tab w:val="num" w:pos="1440"/>
+        </w:tabs>
+        <w:ind w:left="1440" w:hanging="360"/>
+      </w:pPr>
+      <w:rPr>
+        <w:rFonts w:ascii="Courier New" w:hAnsi="Courier New" w:hint="default"/>
+        <w:sz w:val="20"/>
+      </w:rPr>
+    </w:lvl>
+    <w:lvl w:ilvl="2" w:tentative="1">
+      <w:start w:val="1"/>
+      <w:numFmt w:val="bullet"/>
+      <w:lvlText w:val=""/>
+      <w:lvlJc w:val="left"/>
+      <w:pPr>
+        <w:tabs>
+          <w:tab w:val="num" w:pos="2160"/>
+        </w:tabs>
+        <w:ind w:left="2160" w:hanging="360"/>
+      </w:pPr>
+      <w:rPr>
+        <w:rFonts w:ascii="Wingdings" w:hAnsi="Wingdings" w:hint="default"/>
+        <w:sz w:val="20"/>
+      </w:rPr>
+    </w:lvl>
+    <w:lvl w:ilvl="3" w:tentative="1">
+      <w:start w:val="1"/>
+      <w:numFmt w:val="bullet"/>
+      <w:lvlText w:val=""/>
+      <w:lvlJc w:val="left"/>
+      <w:pPr>
+        <w:tabs>
+          <w:tab w:val="num" w:pos="2880"/>
+        </w:tabs>
+        <w:ind w:left="2880" w:hanging="360"/>
+      </w:pPr>
+      <w:rPr>
+        <w:rFonts w:ascii="Wingdings" w:hAnsi="Wingdings" w:hint="default"/>
+        <w:sz w:val="20"/>
+      </w:rPr>
+    </w:lvl>
+    <w:lvl w:ilvl="4" w:tentative="1">
+      <w:start w:val="1"/>
+      <w:numFmt w:val="bullet"/>
+      <w:lvlText w:val=""/>
+      <w:lvlJc w:val="left"/>
+      <w:pPr>
+        <w:tabs>
+          <w:tab w:val="num" w:pos="3600"/>
+        </w:tabs>
+        <w:ind w:left="3600" w:hanging="360"/>
+      </w:pPr>
+      <w:rPr>
+        <w:rFonts w:ascii="Wingdings" w:hAnsi="Wingdings" w:hint="default"/>
+        <w:sz w:val="20"/>
+      </w:rPr>
+    </w:lvl>
+    <w:lvl w:ilvl="5" w:tentative="1">
+      <w:start w:val="1"/>
+      <w:numFmt w:val="bullet"/>
+      <w:lvlText w:val=""/>
+      <w:lvlJc w:val="left"/>
+      <w:pPr>
+        <w:tabs>
+          <w:tab w:val="num" w:pos="4320"/>
+        </w:tabs>
+        <w:ind w:left="4320" w:hanging="360"/>
+      </w:pPr>
+      <w:rPr>
+        <w:rFonts w:ascii="Wingdings" w:hAnsi="Wingdings" w:hint="default"/>
+        <w:sz w:val="20"/>
+      </w:rPr>
+    </w:lvl>
+    <w:lvl w:ilvl="6" w:tentative="1">
+      <w:start w:val="1"/>
+      <w:numFmt w:val="bullet"/>
+      <w:lvlText w:val=""/>
+      <w:lvlJc w:val="left"/>
+      <w:pPr>
+        <w:tabs>
+          <w:tab w:val="num" w:pos="5040"/>
+        </w:tabs>
+        <w:ind w:left="5040" w:hanging="360"/>
+      </w:pPr>
+      <w:rPr>
+        <w:rFonts w:ascii="Wingdings" w:hAnsi="Wingdings" w:hint="default"/>
+        <w:sz w:val="20"/>
+      </w:rPr>
+    </w:lvl>
+    <w:lvl w:ilvl="7" w:tentative="1">
+      <w:start w:val="1"/>
+      <w:numFmt w:val="bullet"/>
+      <w:lvlText w:val=""/>
+      <w:lvlJc w:val="left"/>
+      <w:pPr>
+        <w:tabs>
+          <w:tab w:val="num" w:pos="5760"/>
+        </w:tabs>
+        <w:ind w:left="5760" w:hanging="360"/>
+      </w:pPr>
+      <w:rPr>
+        <w:rFonts w:ascii="Wingdings" w:hAnsi="Wingdings" w:hint="default"/>
+        <w:sz w:val="20"/>
+      </w:rPr>
+    </w:lvl>
+    <w:lvl w:ilvl="8" w:tentative="1">
+      <w:start w:val="1"/>
+      <w:numFmt w:val="bullet"/>
+      <w:lvlText w:val=""/>
+      <w:lvlJc w:val="left"/>
+      <w:pPr>
+        <w:tabs>
+          <w:tab w:val="num" w:pos="6480"/>
+        </w:tabs>
+        <w:ind w:left="6480" w:hanging="360"/>
+      </w:pPr>
+      <w:rPr>
+        <w:rFonts w:ascii="Wingdings" w:hAnsi="Wingdings" w:hint="default"/>
+        <w:sz w:val="20"/>
+      </w:rPr>
+    </w:lvl>
+  </w:abstractNum>
+  <w:abstractNum w:abstractNumId="22" w15:restartNumberingAfterBreak="0">
+    <w:nsid w:val="61E56977"/>
+    <w:multiLevelType w:val="multilevel"/>
+    <w:tmpl w:val="B1545C24"/>
+    <w:lvl w:ilvl="0">
+      <w:start w:val="1"/>
+      <w:numFmt w:val="bullet"/>
+      <w:lvlText w:val=""/>
+      <w:lvlJc w:val="left"/>
+      <w:pPr>
+        <w:tabs>
+          <w:tab w:val="num" w:pos="720"/>
+        </w:tabs>
+        <w:ind w:left="720" w:hanging="360"/>
+      </w:pPr>
+      <w:rPr>
+        <w:rFonts w:ascii="Symbol" w:hAnsi="Symbol" w:hint="default"/>
+        <w:sz w:val="20"/>
+      </w:rPr>
+    </w:lvl>
+    <w:lvl w:ilvl="1" w:tentative="1">
+      <w:start w:val="1"/>
+      <w:numFmt w:val="bullet"/>
+      <w:lvlText w:val="o"/>
+      <w:lvlJc w:val="left"/>
+      <w:pPr>
+        <w:tabs>
+          <w:tab w:val="num" w:pos="1440"/>
+        </w:tabs>
+        <w:ind w:left="1440" w:hanging="360"/>
+      </w:pPr>
+      <w:rPr>
+        <w:rFonts w:ascii="Courier New" w:hAnsi="Courier New" w:hint="default"/>
+        <w:sz w:val="20"/>
+      </w:rPr>
+    </w:lvl>
+    <w:lvl w:ilvl="2" w:tentative="1">
+      <w:start w:val="1"/>
+      <w:numFmt w:val="bullet"/>
+      <w:lvlText w:val=""/>
+      <w:lvlJc w:val="left"/>
+      <w:pPr>
+        <w:tabs>
+          <w:tab w:val="num" w:pos="2160"/>
+        </w:tabs>
+        <w:ind w:left="2160" w:hanging="360"/>
+      </w:pPr>
+      <w:rPr>
+        <w:rFonts w:ascii="Wingdings" w:hAnsi="Wingdings" w:hint="default"/>
+        <w:sz w:val="20"/>
+      </w:rPr>
+    </w:lvl>
+    <w:lvl w:ilvl="3" w:tentative="1">
+      <w:start w:val="1"/>
+      <w:numFmt w:val="bullet"/>
+      <w:lvlText w:val=""/>
+      <w:lvlJc w:val="left"/>
+      <w:pPr>
+        <w:tabs>
+          <w:tab w:val="num" w:pos="2880"/>
+        </w:tabs>
+        <w:ind w:left="2880" w:hanging="360"/>
+      </w:pPr>
+      <w:rPr>
+        <w:rFonts w:ascii="Wingdings" w:hAnsi="Wingdings" w:hint="default"/>
+        <w:sz w:val="20"/>
+      </w:rPr>
+    </w:lvl>
+    <w:lvl w:ilvl="4" w:tentative="1">
+      <w:start w:val="1"/>
+      <w:numFmt w:val="bullet"/>
+      <w:lvlText w:val=""/>
+      <w:lvlJc w:val="left"/>
+      <w:pPr>
+        <w:tabs>
+          <w:tab w:val="num" w:pos="3600"/>
+        </w:tabs>
+        <w:ind w:left="3600" w:hanging="360"/>
+      </w:pPr>
+      <w:rPr>
+        <w:rFonts w:ascii="Wingdings" w:hAnsi="Wingdings" w:hint="default"/>
+        <w:sz w:val="20"/>
+      </w:rPr>
+    </w:lvl>
+    <w:lvl w:ilvl="5" w:tentative="1">
+      <w:start w:val="1"/>
+      <w:numFmt w:val="bullet"/>
+      <w:lvlText w:val=""/>
+      <w:lvlJc w:val="left"/>
+      <w:pPr>
+        <w:tabs>
+          <w:tab w:val="num" w:pos="4320"/>
+        </w:tabs>
+        <w:ind w:left="4320" w:hanging="360"/>
+      </w:pPr>
+      <w:rPr>
+        <w:rFonts w:ascii="Wingdings" w:hAnsi="Wingdings" w:hint="default"/>
+        <w:sz w:val="20"/>
+      </w:rPr>
+    </w:lvl>
+    <w:lvl w:ilvl="6" w:tentative="1">
+      <w:start w:val="1"/>
+      <w:numFmt w:val="bullet"/>
+      <w:lvlText w:val=""/>
+      <w:lvlJc w:val="left"/>
+      <w:pPr>
+        <w:tabs>
+          <w:tab w:val="num" w:pos="5040"/>
+        </w:tabs>
+        <w:ind w:left="5040" w:hanging="360"/>
+      </w:pPr>
+      <w:rPr>
+        <w:rFonts w:ascii="Wingdings" w:hAnsi="Wingdings" w:hint="default"/>
+        <w:sz w:val="20"/>
+      </w:rPr>
+    </w:lvl>
+    <w:lvl w:ilvl="7" w:tentative="1">
+      <w:start w:val="1"/>
+      <w:numFmt w:val="bullet"/>
+      <w:lvlText w:val=""/>
+      <w:lvlJc w:val="left"/>
+      <w:pPr>
+        <w:tabs>
+          <w:tab w:val="num" w:pos="5760"/>
+        </w:tabs>
+        <w:ind w:left="5760" w:hanging="360"/>
+      </w:pPr>
+      <w:rPr>
+        <w:rFonts w:ascii="Wingdings" w:hAnsi="Wingdings" w:hint="default"/>
+        <w:sz w:val="20"/>
+      </w:rPr>
+    </w:lvl>
+    <w:lvl w:ilvl="8" w:tentative="1">
+      <w:start w:val="1"/>
+      <w:numFmt w:val="bullet"/>
+      <w:lvlText w:val=""/>
+      <w:lvlJc w:val="left"/>
+      <w:pPr>
+        <w:tabs>
+          <w:tab w:val="num" w:pos="6480"/>
+        </w:tabs>
+        <w:ind w:left="6480" w:hanging="360"/>
+      </w:pPr>
+      <w:rPr>
+        <w:rFonts w:ascii="Wingdings" w:hAnsi="Wingdings" w:hint="default"/>
+        <w:sz w:val="20"/>
+      </w:rPr>
+    </w:lvl>
+  </w:abstractNum>
+  <w:abstractNum w:abstractNumId="23" w15:restartNumberingAfterBreak="0">
     <w:nsid w:val="64944325"/>
     <w:multiLevelType w:val="multilevel"/>
     <w:tmpl w:val="3EC2EB20"/>
@@ -3244,22 +6877,73 @@
     <w:abstractNumId w:val="1"/>
   </w:num>
   <w:num w:numId="2" w16cid:durableId="1671325330">
-    <w:abstractNumId w:val="6"/>
+    <w:abstractNumId w:val="23"/>
   </w:num>
   <w:num w:numId="3" w16cid:durableId="1403060463">
-    <w:abstractNumId w:val="4"/>
+    <w:abstractNumId w:val="12"/>
   </w:num>
   <w:num w:numId="4" w16cid:durableId="144128594">
     <w:abstractNumId w:val="0"/>
   </w:num>
   <w:num w:numId="5" w16cid:durableId="1485779904">
+    <w:abstractNumId w:val="10"/>
+  </w:num>
+  <w:num w:numId="6" w16cid:durableId="1701125682">
+    <w:abstractNumId w:val="5"/>
+  </w:num>
+  <w:num w:numId="7" w16cid:durableId="592202550">
+    <w:abstractNumId w:val="19"/>
+  </w:num>
+  <w:num w:numId="8" w16cid:durableId="1669596104">
+    <w:abstractNumId w:val="20"/>
+  </w:num>
+  <w:num w:numId="9" w16cid:durableId="1007710728">
+    <w:abstractNumId w:val="16"/>
+  </w:num>
+  <w:num w:numId="10" w16cid:durableId="167404304">
+    <w:abstractNumId w:val="21"/>
+  </w:num>
+  <w:num w:numId="11" w16cid:durableId="1734310803">
+    <w:abstractNumId w:val="7"/>
+  </w:num>
+  <w:num w:numId="12" w16cid:durableId="1093431087">
+    <w:abstractNumId w:val="13"/>
+  </w:num>
+  <w:num w:numId="13" w16cid:durableId="1814834573">
+    <w:abstractNumId w:val="11"/>
+  </w:num>
+  <w:num w:numId="14" w16cid:durableId="1386106868">
+    <w:abstractNumId w:val="9"/>
+  </w:num>
+  <w:num w:numId="15" w16cid:durableId="232398054">
     <w:abstractNumId w:val="3"/>
   </w:num>
-  <w:num w:numId="6" w16cid:durableId="1701125682">
+  <w:num w:numId="16" w16cid:durableId="61801543">
+    <w:abstractNumId w:val="18"/>
+  </w:num>
+  <w:num w:numId="17" w16cid:durableId="830603981">
+    <w:abstractNumId w:val="22"/>
+  </w:num>
+  <w:num w:numId="18" w16cid:durableId="1554807954">
+    <w:abstractNumId w:val="8"/>
+  </w:num>
+  <w:num w:numId="19" w16cid:durableId="444276850">
+    <w:abstractNumId w:val="15"/>
+  </w:num>
+  <w:num w:numId="20" w16cid:durableId="1885828343">
+    <w:abstractNumId w:val="6"/>
+  </w:num>
+  <w:num w:numId="21" w16cid:durableId="824274349">
     <w:abstractNumId w:val="2"/>
   </w:num>
-  <w:num w:numId="7" w16cid:durableId="592202550">
-    <w:abstractNumId w:val="5"/>
+  <w:num w:numId="22" w16cid:durableId="395470049">
+    <w:abstractNumId w:val="17"/>
+  </w:num>
+  <w:num w:numId="23" w16cid:durableId="462578379">
+    <w:abstractNumId w:val="4"/>
+  </w:num>
+  <w:num w:numId="24" w16cid:durableId="1799109559">
+    <w:abstractNumId w:val="14"/>
   </w:num>
 </w:numbering>
 </file>
@@ -3664,7 +7348,7 @@
   <w:style w:type="paragraph" w:default="1" w:styleId="Normal">
     <w:name w:val="Normal"/>
     <w:qFormat/>
-    <w:rsid w:val="004C55AF"/>
+    <w:rsid w:val="00A3196B"/>
   </w:style>
   <w:style w:type="paragraph" w:styleId="Heading1">
     <w:name w:val="heading 1"/>
@@ -4177,6 +7861,25 @@
       <w:spacing w:val="5"/>
     </w:rPr>
   </w:style>
+  <w:style w:type="table" w:styleId="TableGrid">
+    <w:name w:val="Table Grid"/>
+    <w:basedOn w:val="TableNormal"/>
+    <w:uiPriority w:val="39"/>
+    <w:rsid w:val="00156919"/>
+    <w:pPr>
+      <w:spacing w:after="0" w:line="240" w:lineRule="auto"/>
+    </w:pPr>
+    <w:tblPr>
+      <w:tblBorders>
+        <w:top w:val="single" w:sz="4" w:space="0" w:color="auto"/>
+        <w:left w:val="single" w:sz="4" w:space="0" w:color="auto"/>
+        <w:bottom w:val="single" w:sz="4" w:space="0" w:color="auto"/>
+        <w:right w:val="single" w:sz="4" w:space="0" w:color="auto"/>
+        <w:insideH w:val="single" w:sz="4" w:space="0" w:color="auto"/>
+        <w:insideV w:val="single" w:sz="4" w:space="0" w:color="auto"/>
+      </w:tblBorders>
+    </w:tblPr>
+  </w:style>
 </w:styles>
 </file>
 
